--- a/fsst/mueller/betriebssystem-resourcen/AAB02-Betriebssystem-Resourcen.docx
+++ b/fsst/mueller/betriebssystem-resourcen/AAB02-Betriebssystem-Resourcen.docx
@@ -45,7 +45,7 @@
           </w:tcPr>
           <w:p>
             <w:pPr>
-              <w:pStyle w:val="669"/>
+              <w:pStyle w:val="896"/>
               <w:pBdr/>
               <w:spacing w:after="0" w:line="240" w:lineRule="auto"/>
               <w:ind/>
@@ -137,7 +137,7 @@
           </w:tcPr>
           <w:p>
             <w:pPr>
-              <w:pStyle w:val="669"/>
+              <w:pStyle w:val="896"/>
               <w:pBdr/>
               <w:spacing w:after="0" w:line="240" w:lineRule="auto"/>
               <w:ind/>
@@ -167,7 +167,7 @@
           </w:tcPr>
           <w:p>
             <w:pPr>
-              <w:pStyle w:val="669"/>
+              <w:pStyle w:val="896"/>
               <w:pBdr/>
               <w:spacing w:after="0" w:line="240" w:lineRule="auto"/>
               <w:ind/>
@@ -199,7 +199,7 @@
           </w:tcPr>
           <w:p>
             <w:pPr>
-              <w:pStyle w:val="669"/>
+              <w:pStyle w:val="896"/>
               <w:pBdr/>
               <w:spacing w:after="0" w:line="240" w:lineRule="auto"/>
               <w:ind/>
@@ -232,7 +232,7 @@
           </w:tcPr>
           <w:p>
             <w:pPr>
-              <w:pStyle w:val="669"/>
+              <w:pStyle w:val="896"/>
               <w:pBdr/>
               <w:spacing w:after="0" w:line="240" w:lineRule="auto"/>
               <w:ind/>
@@ -296,7 +296,7 @@
           </w:tcPr>
           <w:p>
             <w:pPr>
-              <w:pStyle w:val="674"/>
+              <w:pStyle w:val="901"/>
               <w:pBdr/>
               <w:spacing/>
               <w:ind/>
@@ -381,13 +381,13 @@
               </w:rPr>
               <w:t xml:space="preserve">n</w:t>
             </w:r>
-            <w:r/>
             <w:r>
               <w:rPr>
                 <w:rFonts w:ascii="Times New Roman" w:hAnsi="Times New Roman" w:eastAsia="Times New Roman" w:cs="Times New Roman"/>
                 <w:sz w:val="24"/>
               </w:rPr>
             </w:r>
+            <w:r/>
           </w:p>
         </w:tc>
       </w:tr>
@@ -408,7 +408,7 @@
           </w:tcPr>
           <w:p>
             <w:pPr>
-              <w:pStyle w:val="669"/>
+              <w:pStyle w:val="896"/>
               <w:pBdr/>
               <w:spacing w:after="0" w:line="240" w:lineRule="auto"/>
               <w:ind/>
@@ -446,15 +446,13 @@
             <w:r>
               <w:t xml:space="preserve">Ein Programm ist der gespeicherte Code, ein Prozess ist ein laufendes Programm, und ein Thread ist ein Teil eines Prozesses, der parallel ausgeführt wird.</w:t>
             </w:r>
-            <w:r/>
-            <w:r/>
-            <w:r/>
             <w:r>
               <w:rPr>
                 <w:rFonts w:ascii="Times New Roman" w:hAnsi="Times New Roman" w:eastAsia="Times New Roman" w:cs="Times New Roman"/>
                 <w:sz w:val="24"/>
               </w:rPr>
             </w:r>
+            <w:r/>
           </w:p>
         </w:tc>
       </w:tr>
@@ -475,7 +473,7 @@
           </w:tcPr>
           <w:p>
             <w:pPr>
-              <w:pStyle w:val="669"/>
+              <w:pStyle w:val="896"/>
               <w:pBdr/>
               <w:spacing w:after="0" w:line="240" w:lineRule="auto"/>
               <w:ind/>
@@ -536,7 +534,11 @@
               </w:rPr>
               <w:t xml:space="preserve">Notepad</w:t>
             </w:r>
-            <w:r/>
+            <w:r>
+              <w:rPr>
+                <w:lang w:val="en-US"/>
+              </w:rPr>
+            </w:r>
           </w:p>
           <w:p>
             <w:pPr>
@@ -596,7 +598,7 @@
           </w:tcPr>
           <w:p>
             <w:pPr>
-              <w:pStyle w:val="669"/>
+              <w:pStyle w:val="896"/>
               <w:pBdr/>
               <w:spacing w:after="0" w:line="240" w:lineRule="auto"/>
               <w:ind/>
@@ -673,7 +675,7 @@
           </w:tcPr>
           <w:p>
             <w:pPr>
-              <w:pStyle w:val="669"/>
+              <w:pStyle w:val="896"/>
               <w:pBdr/>
               <w:spacing w:after="0" w:line="240" w:lineRule="auto"/>
               <w:ind/>
@@ -690,7 +692,11 @@
               </w:rPr>
               <w:t xml:space="preserve"> Prozessname, ProzessID, aktueller zustand, cpu auslastung, verwendeter RAM, Anzahl der offenen Handles, Anzahl der aktiven threads; Linux: Prozessname, ProzessID, Benutzername des Besitzers, CPU-Auslastung, Verwendeter Arbeitsspeicher, Anzahl der Threads</w:t>
             </w:r>
-            <w:r/>
+            <w:r>
+              <w:rPr>
+                <w:lang w:val="en-US"/>
+              </w:rPr>
+            </w:r>
           </w:p>
           <w:p>
             <w:pPr>
@@ -724,7 +730,11 @@
             <w:r>
               <w:t xml:space="preserve">CPU (in % in den letzten 60sec)</w:t>
             </w:r>
-            <w:r/>
+            <w:r>
+              <w:rPr>
+                <w:highlight w:val="none"/>
+              </w:rPr>
+            </w:r>
           </w:p>
           <w:p>
             <w:pPr>
@@ -745,10 +755,11 @@
                 <w:highlight w:val="none"/>
               </w:rPr>
             </w:r>
+            <w:r/>
           </w:p>
           <w:p>
             <w:pPr>
-              <w:pStyle w:val="669"/>
+              <w:pStyle w:val="896"/>
               <w:pBdr/>
               <w:spacing w:after="0" w:line="240" w:lineRule="auto"/>
               <w:ind/>
@@ -762,7 +773,11 @@
             <w:r>
               <w:t xml:space="preserve">ess-ID hat das Programm, wie viele Threads verwendet das Programm?</w:t>
             </w:r>
-            <w:r/>
+            <w:r>
+              <w:rPr>
+                <w:highlight w:val="none"/>
+              </w:rPr>
+            </w:r>
           </w:p>
           <w:p>
             <w:pPr>
@@ -783,15 +798,11 @@
                 <w:highlight w:val="none"/>
               </w:rPr>
             </w:r>
-            <w:r>
-              <w:rPr>
-                <w:highlight w:val="none"/>
-              </w:rPr>
-            </w:r>
+            <w:r/>
           </w:p>
           <w:p>
             <w:pPr>
-              <w:pStyle w:val="669"/>
+              <w:pStyle w:val="896"/>
               <w:pBdr/>
               <w:spacing w:after="0" w:line="240" w:lineRule="auto"/>
               <w:ind/>
@@ -802,7 +813,11 @@
             <w:r>
               <w:t xml:space="preserve">Welchem Benutzer ist der Prozess zugeordnet? Was bedeutet das für den Prozess?</w:t>
             </w:r>
-            <w:r/>
+            <w:r>
+              <w:rPr>
+                <w:highlight w:val="none"/>
+              </w:rPr>
+            </w:r>
           </w:p>
           <w:p>
             <w:pPr>
@@ -823,15 +838,11 @@
                 <w:highlight w:val="none"/>
               </w:rPr>
             </w:r>
-            <w:r>
-              <w:rPr>
-                <w:highlight w:val="none"/>
-              </w:rPr>
-            </w:r>
+            <w:r/>
           </w:p>
           <w:p>
             <w:pPr>
-              <w:pStyle w:val="669"/>
+              <w:pStyle w:val="896"/>
               <w:pBdr/>
               <w:spacing w:after="0" w:line="240" w:lineRule="auto"/>
               <w:ind/>
@@ -861,7 +872,11 @@
               <w:br/>
               <w:t xml:space="preserve">Recherchiere im Internet einen Typ von Ressource, der dir noch unbekannt erscheint.</w:t>
             </w:r>
-            <w:r/>
+            <w:r>
+              <w:rPr>
+                <w:highlight w:val="none"/>
+              </w:rPr>
+            </w:r>
           </w:p>
           <w:p>
             <w:pPr>
@@ -882,20 +897,17 @@
                 <w:highlight w:val="none"/>
               </w:rPr>
             </w:r>
-            <w:r>
-              <w:rPr>
-                <w:highlight w:val="none"/>
-              </w:rPr>
-            </w:r>
+            <w:r/>
           </w:p>
           <w:p>
             <w:pPr>
-              <w:pStyle w:val="669"/>
+              <w:pStyle w:val="896"/>
               <w:pBdr/>
               <w:spacing w:after="0" w:line="240" w:lineRule="auto"/>
               <w:ind/>
               <w:rPr>
                 <w:color w:val="00b050"/>
+                <w:highlight w:val="none"/>
               </w:rPr>
             </w:pPr>
             <w:r>
@@ -907,6 +919,463 @@
             <w:r>
               <w:rPr>
                 <w:color w:val="00b050"/>
+              </w:rPr>
+            </w:r>
+          </w:p>
+          <w:p>
+            <w:pPr>
+              <w:pBdr/>
+              <w:spacing w:after="0" w:line="240" w:lineRule="auto"/>
+              <w:ind/>
+              <w:rPr>
+                <w:color w:val="00b050"/>
+              </w:rPr>
+            </w:pPr>
+            <w:r>
+              <w:rPr>
+                <w:color w:val="00b050"/>
+                <w:highlight w:val="none"/>
+              </w:rPr>
+            </w:r>
+            <w:r>
+              <mc:AlternateContent>
+                <mc:Choice Requires="wpg">
+                  <w:drawing>
+                    <wp:anchor xmlns:wp="http://schemas.openxmlformats.org/drawingml/2006/wordprocessingDrawing" xmlns:wp14="http://schemas.microsoft.com/office/word/2010/wordprocessingDrawing" distT="0" distB="0" distL="115200" distR="115200" simplePos="0" relativeHeight="4096" behindDoc="0" locked="0" layoutInCell="1" allowOverlap="1">
+                      <wp:simplePos x="0" y="0"/>
+                      <wp:positionH relativeFrom="column">
+                        <wp:posOffset>2648925</wp:posOffset>
+                      </wp:positionH>
+                      <wp:positionV relativeFrom="paragraph">
+                        <wp:posOffset>1084675</wp:posOffset>
+                      </wp:positionV>
+                      <wp:extent cx="3276600" cy="638175"/>
+                      <wp:effectExtent l="18000" t="18000" r="18000" b="18000"/>
+                      <wp:wrapNone/>
+                      <wp:docPr id="1" name=""/>
+                      <wp:cNvGraphicFramePr/>
+                      <a:graphic xmlns:a="http://schemas.openxmlformats.org/drawingml/2006/main">
+                        <a:graphicData uri="http://schemas.microsoft.com/office/word/2010/wordprocessingShape">
+                          <wps:wsp>
+                            <wps:cNvPr id="0" name=""/>
+                            <wps:cNvSpPr/>
+                            <wps:spPr bwMode="auto">
+                              <a:xfrm>
+                                <a:off x="0" y="0"/>
+                                <a:ext cx="3276599" cy="638174"/>
+                              </a:xfrm>
+                              <a:custGeom>
+                                <a:avLst/>
+                                <a:gdLst/>
+                                <a:ahLst/>
+                                <a:cxnLst/>
+                                <a:rect l="l" t="t" r="r" b="b"/>
+                                <a:pathLst>
+                                  <a:path w="43200" h="43200" fill="none" stroke="1" extrusionOk="0">
+                                    <a:moveTo>
+                                      <a:pt x="0" y="3223"/>
+                                    </a:moveTo>
+                                    <a:cubicBezTo>
+                                      <a:pt x="0" y="7737"/>
+                                      <a:pt x="0" y="10961"/>
+                                      <a:pt x="0" y="13540"/>
+                                    </a:cubicBezTo>
+                                    <a:cubicBezTo>
+                                      <a:pt x="0" y="16764"/>
+                                      <a:pt x="0" y="19343"/>
+                                      <a:pt x="0" y="21922"/>
+                                    </a:cubicBezTo>
+                                    <a:cubicBezTo>
+                                      <a:pt x="0" y="25791"/>
+                                      <a:pt x="0" y="28370"/>
+                                      <a:pt x="0" y="31594"/>
+                                    </a:cubicBezTo>
+                                    <a:cubicBezTo>
+                                      <a:pt x="0" y="34173"/>
+                                      <a:pt x="0" y="36752"/>
+                                      <a:pt x="0" y="39976"/>
+                                    </a:cubicBezTo>
+                                    <a:cubicBezTo>
+                                      <a:pt x="627" y="41910"/>
+                                      <a:pt x="1130" y="43200"/>
+                                      <a:pt x="1758" y="43200"/>
+                                    </a:cubicBezTo>
+                                    <a:cubicBezTo>
+                                      <a:pt x="2260" y="42555"/>
+                                      <a:pt x="2762" y="42555"/>
+                                      <a:pt x="3265" y="42555"/>
+                                    </a:cubicBezTo>
+                                    <a:cubicBezTo>
+                                      <a:pt x="3767" y="42555"/>
+                                      <a:pt x="4269" y="43200"/>
+                                      <a:pt x="5148" y="43200"/>
+                                    </a:cubicBezTo>
+                                    <a:cubicBezTo>
+                                      <a:pt x="5651" y="43200"/>
+                                      <a:pt x="6153" y="43200"/>
+                                      <a:pt x="6655" y="43200"/>
+                                    </a:cubicBezTo>
+                                    <a:cubicBezTo>
+                                      <a:pt x="7283" y="43200"/>
+                                      <a:pt x="7786" y="43200"/>
+                                      <a:pt x="8288" y="43200"/>
+                                    </a:cubicBezTo>
+                                    <a:cubicBezTo>
+                                      <a:pt x="8790" y="43200"/>
+                                      <a:pt x="9544" y="43200"/>
+                                      <a:pt x="10297" y="43200"/>
+                                    </a:cubicBezTo>
+                                    <a:cubicBezTo>
+                                      <a:pt x="11302" y="43200"/>
+                                      <a:pt x="12181" y="43200"/>
+                                      <a:pt x="12683" y="43200"/>
+                                    </a:cubicBezTo>
+                                    <a:cubicBezTo>
+                                      <a:pt x="13562" y="43200"/>
+                                      <a:pt x="14567" y="43200"/>
+                                      <a:pt x="15195" y="43200"/>
+                                    </a:cubicBezTo>
+                                    <a:cubicBezTo>
+                                      <a:pt x="15823" y="43200"/>
+                                      <a:pt x="16451" y="43200"/>
+                                      <a:pt x="17079" y="42555"/>
+                                    </a:cubicBezTo>
+                                    <a:cubicBezTo>
+                                      <a:pt x="17706" y="42555"/>
+                                      <a:pt x="18334" y="41910"/>
+                                      <a:pt x="18837" y="41265"/>
+                                    </a:cubicBezTo>
+                                    <a:cubicBezTo>
+                                      <a:pt x="19590" y="41265"/>
+                                      <a:pt x="20093" y="41265"/>
+                                      <a:pt x="21223" y="41265"/>
+                                    </a:cubicBezTo>
+                                    <a:cubicBezTo>
+                                      <a:pt x="22604" y="41265"/>
+                                      <a:pt x="23734" y="41265"/>
+                                      <a:pt x="24488" y="41265"/>
+                                    </a:cubicBezTo>
+                                    <a:cubicBezTo>
+                                      <a:pt x="25116" y="41265"/>
+                                      <a:pt x="25869" y="41265"/>
+                                      <a:pt x="26372" y="41265"/>
+                                    </a:cubicBezTo>
+                                    <a:cubicBezTo>
+                                      <a:pt x="27000" y="41265"/>
+                                      <a:pt x="27753" y="40620"/>
+                                      <a:pt x="28632" y="40620"/>
+                                    </a:cubicBezTo>
+                                    <a:cubicBezTo>
+                                      <a:pt x="29260" y="40620"/>
+                                      <a:pt x="29888" y="40620"/>
+                                      <a:pt x="30516" y="40620"/>
+                                    </a:cubicBezTo>
+                                    <a:cubicBezTo>
+                                      <a:pt x="31018" y="40620"/>
+                                      <a:pt x="31520" y="40620"/>
+                                      <a:pt x="32274" y="40620"/>
+                                    </a:cubicBezTo>
+                                    <a:cubicBezTo>
+                                      <a:pt x="32776" y="40620"/>
+                                      <a:pt x="33781" y="40620"/>
+                                      <a:pt x="34786" y="39976"/>
+                                    </a:cubicBezTo>
+                                    <a:cubicBezTo>
+                                      <a:pt x="35665" y="39331"/>
+                                      <a:pt x="36167" y="39331"/>
+                                      <a:pt x="36920" y="39331"/>
+                                    </a:cubicBezTo>
+                                    <a:cubicBezTo>
+                                      <a:pt x="37423" y="39331"/>
+                                      <a:pt x="37925" y="39331"/>
+                                      <a:pt x="38427" y="39331"/>
+                                    </a:cubicBezTo>
+                                    <a:cubicBezTo>
+                                      <a:pt x="39306" y="39331"/>
+                                      <a:pt x="39809" y="39331"/>
+                                      <a:pt x="40311" y="39331"/>
+                                    </a:cubicBezTo>
+                                    <a:cubicBezTo>
+                                      <a:pt x="40813" y="39331"/>
+                                      <a:pt x="41316" y="39331"/>
+                                      <a:pt x="41818" y="39331"/>
+                                    </a:cubicBezTo>
+                                    <a:cubicBezTo>
+                                      <a:pt x="42320" y="39331"/>
+                                      <a:pt x="42823" y="39331"/>
+                                      <a:pt x="43074" y="36752"/>
+                                    </a:cubicBezTo>
+                                    <a:cubicBezTo>
+                                      <a:pt x="43200" y="32883"/>
+                                      <a:pt x="42948" y="28370"/>
+                                      <a:pt x="42823" y="20632"/>
+                                    </a:cubicBezTo>
+                                    <a:cubicBezTo>
+                                      <a:pt x="42823" y="18053"/>
+                                      <a:pt x="42823" y="15474"/>
+                                      <a:pt x="42823" y="12895"/>
+                                    </a:cubicBezTo>
+                                    <a:cubicBezTo>
+                                      <a:pt x="42697" y="9671"/>
+                                      <a:pt x="42446" y="7092"/>
+                                      <a:pt x="42446" y="4513"/>
+                                    </a:cubicBezTo>
+                                    <a:cubicBezTo>
+                                      <a:pt x="42320" y="1934"/>
+                                      <a:pt x="41818" y="644"/>
+                                      <a:pt x="41316" y="0"/>
+                                    </a:cubicBezTo>
+                                    <a:cubicBezTo>
+                                      <a:pt x="40562" y="0"/>
+                                      <a:pt x="39683" y="0"/>
+                                      <a:pt x="39181" y="0"/>
+                                    </a:cubicBezTo>
+                                    <a:cubicBezTo>
+                                      <a:pt x="38679" y="0"/>
+                                      <a:pt x="38051" y="0"/>
+                                      <a:pt x="37423" y="0"/>
+                                    </a:cubicBezTo>
+                                    <a:cubicBezTo>
+                                      <a:pt x="36920" y="0"/>
+                                      <a:pt x="36418" y="0"/>
+                                      <a:pt x="35665" y="0"/>
+                                    </a:cubicBezTo>
+                                    <a:cubicBezTo>
+                                      <a:pt x="34911" y="0"/>
+                                      <a:pt x="34409" y="0"/>
+                                      <a:pt x="33906" y="0"/>
+                                    </a:cubicBezTo>
+                                    <a:cubicBezTo>
+                                      <a:pt x="33279" y="0"/>
+                                      <a:pt x="32651" y="0"/>
+                                      <a:pt x="32023" y="0"/>
+                                    </a:cubicBezTo>
+                                    <a:cubicBezTo>
+                                      <a:pt x="31395" y="0"/>
+                                      <a:pt x="30767" y="0"/>
+                                      <a:pt x="30013" y="0"/>
+                                    </a:cubicBezTo>
+                                    <a:cubicBezTo>
+                                      <a:pt x="29260" y="0"/>
+                                      <a:pt x="28381" y="0"/>
+                                      <a:pt x="27627" y="0"/>
+                                    </a:cubicBezTo>
+                                    <a:cubicBezTo>
+                                      <a:pt x="26748" y="0"/>
+                                      <a:pt x="25869" y="644"/>
+                                      <a:pt x="25241" y="644"/>
+                                    </a:cubicBezTo>
+                                    <a:cubicBezTo>
+                                      <a:pt x="24613" y="644"/>
+                                      <a:pt x="23860" y="644"/>
+                                      <a:pt x="23106" y="644"/>
+                                    </a:cubicBezTo>
+                                    <a:cubicBezTo>
+                                      <a:pt x="22479" y="644"/>
+                                      <a:pt x="21851" y="1289"/>
+                                      <a:pt x="21097" y="1934"/>
+                                    </a:cubicBezTo>
+                                    <a:cubicBezTo>
+                                      <a:pt x="20344" y="1934"/>
+                                      <a:pt x="19716" y="2579"/>
+                                      <a:pt x="19213" y="2579"/>
+                                    </a:cubicBezTo>
+                                    <a:cubicBezTo>
+                                      <a:pt x="18334" y="2579"/>
+                                      <a:pt x="17832" y="3223"/>
+                                      <a:pt x="17204" y="3223"/>
+                                    </a:cubicBezTo>
+                                    <a:cubicBezTo>
+                                      <a:pt x="16576" y="3223"/>
+                                      <a:pt x="15823" y="3223"/>
+                                      <a:pt x="15069" y="3223"/>
+                                    </a:cubicBezTo>
+                                    <a:cubicBezTo>
+                                      <a:pt x="14567" y="3223"/>
+                                      <a:pt x="13813" y="3223"/>
+                                      <a:pt x="13311" y="3223"/>
+                                    </a:cubicBezTo>
+                                    <a:cubicBezTo>
+                                      <a:pt x="12809" y="3223"/>
+                                      <a:pt x="12306" y="3223"/>
+                                      <a:pt x="11679" y="2579"/>
+                                    </a:cubicBezTo>
+                                    <a:cubicBezTo>
+                                      <a:pt x="11051" y="2579"/>
+                                      <a:pt x="10548" y="2579"/>
+                                      <a:pt x="9920" y="2579"/>
+                                    </a:cubicBezTo>
+                                    <a:cubicBezTo>
+                                      <a:pt x="9293" y="2579"/>
+                                      <a:pt x="8665" y="2579"/>
+                                      <a:pt x="7786" y="2579"/>
+                                    </a:cubicBezTo>
+                                    <a:cubicBezTo>
+                                      <a:pt x="7283" y="2579"/>
+                                      <a:pt x="6781" y="2579"/>
+                                      <a:pt x="6279" y="2579"/>
+                                    </a:cubicBezTo>
+                                    <a:cubicBezTo>
+                                      <a:pt x="5776" y="2579"/>
+                                      <a:pt x="5148" y="2579"/>
+                                      <a:pt x="4520" y="2579"/>
+                                    </a:cubicBezTo>
+                                    <a:cubicBezTo>
+                                      <a:pt x="3893" y="2579"/>
+                                      <a:pt x="3265" y="2579"/>
+                                      <a:pt x="2762" y="2579"/>
+                                    </a:cubicBezTo>
+                                    <a:cubicBezTo>
+                                      <a:pt x="2260" y="3223"/>
+                                      <a:pt x="1758" y="3223"/>
+                                      <a:pt x="1255" y="4513"/>
+                                    </a:cubicBezTo>
+                                    <a:quadBezTo>
+                                      <a:pt x="753" y="4513"/>
+                                      <a:pt x="251" y="4513"/>
+                                    </a:quadBezTo>
+                                  </a:path>
+                                </a:pathLst>
+                              </a:custGeom>
+                              <a:noFill/>
+                              <a:ln w="36000">
+                                <a:solidFill>
+                                  <a:srgbClr val="3D8A44">
+                                    <a:alpha val="99999"/>
+                                  </a:srgbClr>
+                                </a:solidFill>
+                                <a:prstDash val="solid"/>
+                              </a:ln>
+                            </wps:spPr>
+                            <wps:style>
+                              <a:lnRef idx="2">
+                                <a:schemeClr val="accent1">
+                                  <a:shade val="50000"/>
+                                </a:schemeClr>
+                              </a:lnRef>
+                              <a:fillRef idx="1">
+                                <a:schemeClr val="accent1"/>
+                              </a:fillRef>
+                              <a:effectRef idx="0">
+                                <a:schemeClr val="accent1"/>
+                              </a:effectRef>
+                              <a:fontRef idx="minor">
+                                <a:schemeClr val="lt1"/>
+                              </a:fontRef>
+                            </wps:style>
+                            <wps:bodyPr rot="0">
+                              <a:prstTxWarp prst="textNoShape">
+                                <a:avLst/>
+                              </a:prstTxWarp>
+                              <a:noAutofit/>
+                            </wps:bodyPr>
+                          </wps:wsp>
+                        </a:graphicData>
+                      </a:graphic>
+                    </wp:anchor>
+                  </w:drawing>
+                </mc:Choice>
+                <mc:Fallback>
+                  <w:pict>
+                    <v:shape id="shape 0" o:spid="_x0000_s0" style="position:absolute;z-index:4096;o:allowoverlap:true;o:allowincell:true;mso-position-horizontal-relative:text;margin-left:208.58pt;mso-position-horizontal:absolute;mso-position-vertical-relative:text;margin-top:85.41pt;mso-position-vertical:absolute;width:258.00pt;height:50.25pt;mso-wrap-distance-left:9.07pt;mso-wrap-distance-top:0.00pt;mso-wrap-distance-right:9.07pt;mso-wrap-distance-bottom:0.00pt;visibility:visible;" path="m0,7461l0,7461c0,17910,0,25373,0,31343l0,31343c0,38806,0,44775,0,50745l0,50745c0,59701,0,65671,0,73134l0,73134c0,79104,0,85074,0,92537l0,92537c1451,97014,2616,100000,4069,100000l4069,100000c5231,98507,6394,98507,7558,98507l7558,98507c8720,98507,9882,100000,11917,100000l11917,100000c13081,100000,14243,100000,15405,100000l15405,100000c16859,100000,18023,100000,19185,100000l19185,100000c20347,100000,22093,100000,23836,100000l23836,100000c26162,100000,28197,100000,29359,100000l29359,100000c31394,100000,33720,100000,35174,100000l35174,100000c36627,100000,38081,100000,39535,98507l39535,98507c40986,98507,42440,97014,43604,95521l43604,95521c45347,95521,46512,95521,49127,95521l49127,95521c52324,95521,54940,95521,56685,95521l56685,95521c58139,95521,59882,95521,61046,95521l61046,95521c62500,95521,64243,94028,66278,94028l66278,94028c67731,94028,69185,94028,70639,94028l70639,94028c71801,94028,72963,94028,74708,94028l74708,94028c75870,94028,78197,94028,80523,92537l80523,92537c82558,91044,83720,91044,85463,91044l85463,91044c86627,91044,87789,91044,88951,91044l88951,91044c90986,91044,92150,91044,93313,91044l93313,91044c94475,91044,95639,91044,96801,91044l96801,91044c97963,91044,99127,91044,99708,85074l99708,85074c100000,76118,99417,65671,99127,47759l99127,47759c99127,41789,99127,35819,99127,29850l99127,29850c98836,22387,98255,16417,98255,10447l98255,10447c97963,4477,96801,1491,95639,0l95639,0c93894,0,91859,0,90697,0l90697,0c89535,0,88081,0,86627,0l86627,0c85463,0,84301,0,82558,0l82558,0c80813,0,79650,0,78486,0l78486,0c77035,0,75581,0,74127,0l74127,0c72674,0,71220,0,69475,0l69475,0c67731,0,65697,0,63951,0l63951,0c61917,0,59882,1491,58428,1491l58428,1491c56975,1491,55231,1491,53486,1491l53486,1491c52035,1491,50581,2984,48836,4477l48836,4477c47093,4477,45639,5970,44475,5970l44475,5970c42440,5970,41278,7461,39824,7461l39824,7461c38370,7461,36627,7461,34882,7461l34882,7461c33720,7461,31975,7461,30813,7461l30813,7461c29650,7461,28486,7461,27035,5970l27035,5970c25581,5970,24417,5970,22963,5970l22963,5970c21512,5970,20058,5970,18023,5970l18023,5970c16859,5970,15697,5970,14535,5970l14535,5970c13370,5970,11917,5970,10463,5970l10463,5970c9012,5970,7558,5970,6394,5970l6394,5970c5231,7461,4069,7461,2905,10447l2905,10447c2130,10447,1356,10447,581,10447nfe" coordsize="100000,100000" filled="f" strokecolor="#3D8A44" strokeweight="2.83pt">
+                      <v:path textboxrect="0,0,100000,100000"/>
+                      <v:stroke dashstyle="solid"/>
+                    </v:shape>
+                  </w:pict>
+                </mc:Fallback>
+              </mc:AlternateContent>
+            </w:r>
+            <w:r>
+              <w:rPr>
+                <w:color w:val="00b050"/>
+                <w:highlight w:val="none"/>
+              </w:rPr>
+            </w:r>
+            <w:r>
+              <mc:AlternateContent>
+                <mc:Choice Requires="wpg">
+                  <w:drawing>
+                    <wp:inline xmlns:wp="http://schemas.openxmlformats.org/drawingml/2006/wordprocessingDrawing" distT="0" distB="0" distL="0" distR="0">
+                      <wp:extent cx="5839800" cy="3284887"/>
+                      <wp:effectExtent l="0" t="0" r="0" b="0"/>
+                      <wp:docPr id="2" name=""/>
+                      <wp:cNvGraphicFramePr>
+                        <a:graphicFrameLocks xmlns:a="http://schemas.openxmlformats.org/drawingml/2006/main" noChangeAspect="1"/>
+                      </wp:cNvGraphicFramePr>
+                      <a:graphic xmlns:a="http://schemas.openxmlformats.org/drawingml/2006/main">
+                        <a:graphicData uri="http://schemas.openxmlformats.org/drawingml/2006/picture">
+                          <pic:pic xmlns:pic="http://schemas.openxmlformats.org/drawingml/2006/picture">
+                            <pic:nvPicPr>
+                              <pic:cNvPr id="985786551" name=""/>
+                              <pic:cNvPicPr>
+                                <a:picLocks noChangeAspect="1"/>
+                              </pic:cNvPicPr>
+                              <pic:nvPr/>
+                            </pic:nvPicPr>
+                            <pic:blipFill>
+                              <a:blip r:embed="rId9"/>
+                              <a:stretch/>
+                            </pic:blipFill>
+                            <pic:spPr bwMode="auto">
+                              <a:xfrm flipH="0" flipV="0">
+                                <a:off x="0" y="0"/>
+                                <a:ext cx="5839799" cy="3284887"/>
+                              </a:xfrm>
+                              <a:prstGeom prst="rect">
+                                <a:avLst/>
+                              </a:prstGeom>
+                            </pic:spPr>
+                          </pic:pic>
+                        </a:graphicData>
+                      </a:graphic>
+                    </wp:inline>
+                  </w:drawing>
+                </mc:Choice>
+                <mc:Fallback>
+                  <w:pict>
+                    <v:shapetype id="_x0000_t75" coordsize="21600,21600" o:spt="75" o:preferrelative="t" path="m@4@5l@4@11@9@11@9@5xe" filled="f" stroked="f">
+                      <v:stroke joinstyle="miter"/>
+                      <v:formulas>
+                        <v:f eqn="if lineDrawn pixelLineWidth 0"/>
+                        <v:f eqn="sum @0 1 0"/>
+                        <v:f eqn="sum 0 0 @1"/>
+                        <v:f eqn="prod @2 1 2"/>
+                        <v:f eqn="prod @3 21600 pixelWidth"/>
+                        <v:f eqn="prod @3 21600 pixelHeight"/>
+                        <v:f eqn="sum @0 0 1"/>
+                        <v:f eqn="prod @6 1 2"/>
+                        <v:f eqn="prod @7 21600 pixelWidth"/>
+                        <v:f eqn="sum @8 21600 0"/>
+                        <v:f eqn="prod @7 21600 pixelHeight"/>
+                        <v:f eqn="sum @10 21600 0"/>
+                      </v:formulas>
+                      <v:path o:extrusionok="f" gradientshapeok="t" o:connecttype="rect"/>
+                      <o:lock v:ext="edit" aspectratio="t"/>
+                    </v:shapetype>
+                    <v:shape id="_x0000_i1" o:spid="_x0000_s1" type="#_x0000_t75" style="width:459.83pt;height:258.65pt;mso-wrap-distance-left:0.00pt;mso-wrap-distance-top:0.00pt;mso-wrap-distance-right:0.00pt;mso-wrap-distance-bottom:0.00pt;z-index:1;" stroked="false">
+                      <v:imagedata r:id="rId9" o:title=""/>
+                      <o:lock v:ext="edit" rotation="t"/>
+                    </v:shape>
+                  </w:pict>
+                </mc:Fallback>
+              </mc:AlternateContent>
+            </w:r>
+            <w:r>
+              <w:rPr>
+                <w:color w:val="00b050"/>
+                <w:highlight w:val="none"/>
+              </w:rPr>
+            </w:r>
+            <w:r>
+              <w:rPr>
+                <w:color w:val="00b050"/>
+                <w:highlight w:val="none"/>
+              </w:rPr>
+            </w:r>
+            <w:r>
+              <w:rPr>
+                <w:color w:val="00b050"/>
+                <w:highlight w:val="none"/>
               </w:rPr>
             </w:r>
           </w:p>
@@ -929,7 +1398,7 @@
           </w:tcPr>
           <w:p>
             <w:pPr>
-              <w:pStyle w:val="669"/>
+              <w:pStyle w:val="896"/>
               <w:pBdr/>
               <w:spacing w:after="0" w:line="240" w:lineRule="auto"/>
               <w:ind/>
@@ -1003,7 +1472,7 @@
           </w:tcPr>
           <w:p>
             <w:pPr>
-              <w:pStyle w:val="669"/>
+              <w:pStyle w:val="896"/>
               <w:pBdr/>
               <w:spacing w:after="0" w:line="240" w:lineRule="auto"/>
               <w:ind/>
@@ -1034,7 +1503,7 @@
           </w:p>
           <w:p>
             <w:pPr>
-              <w:pStyle w:val="669"/>
+              <w:pStyle w:val="896"/>
               <w:pBdr/>
               <w:spacing w:after="0" w:line="240" w:lineRule="auto"/>
               <w:ind/>
@@ -1053,7 +1522,7 @@
           </w:p>
           <w:p>
             <w:pPr>
-              <w:pStyle w:val="669"/>
+              <w:pStyle w:val="896"/>
               <w:pBdr/>
               <w:spacing w:after="0" w:line="240" w:lineRule="auto"/>
               <w:ind/>
@@ -1137,11 +1606,10 @@
               <w:t xml:space="preserve">= swap + RAM</w:t>
             </w:r>
             <w:r/>
-            <w:r/>
           </w:p>
           <w:p>
             <w:pPr>
-              <w:pStyle w:val="669"/>
+              <w:pStyle w:val="896"/>
               <w:pBdr/>
               <w:spacing w:after="0" w:line="240" w:lineRule="auto"/>
               <w:ind/>
@@ -1160,7 +1628,7 @@
           </w:p>
           <w:p>
             <w:pPr>
-              <w:pStyle w:val="669"/>
+              <w:pStyle w:val="896"/>
               <w:pBdr/>
               <w:spacing w:after="0" w:line="240" w:lineRule="auto"/>
               <w:ind/>
@@ -1177,14 +1645,21 @@
               </w:rPr>
               <w:t xml:space="preserve"> L1 32kb pro Kern, L2 512 pro, L3 8mb shared pro CPU</w:t>
             </w:r>
-            <w:r/>
+            <w:r>
+              <w:rPr>
+                <w:lang w:val="en-US"/>
+              </w:rPr>
+            </w:r>
           </w:p>
           <w:p>
             <w:pPr>
               <w:pBdr/>
               <w:spacing w:after="0" w:line="240" w:lineRule="auto"/>
               <w:ind/>
-              <w:rPr/>
+              <w:rPr>
+                <w:color w:val="00b050"/>
+                <w:highlight w:val="none"/>
+              </w:rPr>
             </w:pPr>
             <w:r>
               <w:rPr>
@@ -1198,7 +1673,380 @@
               <w:t xml:space="preserve">Untersuche selbiges für deine Linux-VM!</w:t>
             </w:r>
             <w:r/>
-            <w:r/>
+          </w:p>
+          <w:p>
+            <w:pPr>
+              <w:pBdr/>
+              <w:spacing w:after="0" w:line="240" w:lineRule="auto"/>
+              <w:ind/>
+              <w:rPr/>
+            </w:pPr>
+            <w:r>
+              <w:rPr>
+                <w:color w:val="00b050"/>
+                <w:highlight w:val="none"/>
+              </w:rPr>
+            </w:r>
+            <w:r>
+              <mc:AlternateContent>
+                <mc:Choice Requires="wpg">
+                  <w:drawing>
+                    <wp:anchor xmlns:wp="http://schemas.openxmlformats.org/drawingml/2006/wordprocessingDrawing" xmlns:wp14="http://schemas.microsoft.com/office/word/2010/wordprocessingDrawing" distT="0" distB="0" distL="115200" distR="115200" simplePos="0" relativeHeight="6144" behindDoc="0" locked="0" layoutInCell="1" allowOverlap="1">
+                      <wp:simplePos x="0" y="0"/>
+                      <wp:positionH relativeFrom="column">
+                        <wp:posOffset>-8550</wp:posOffset>
+                      </wp:positionH>
+                      <wp:positionV relativeFrom="paragraph">
+                        <wp:posOffset>946733</wp:posOffset>
+                      </wp:positionV>
+                      <wp:extent cx="1447800" cy="1295400"/>
+                      <wp:effectExtent l="18000" t="18000" r="18000" b="18000"/>
+                      <wp:wrapNone/>
+                      <wp:docPr id="3" name=""/>
+                      <wp:cNvGraphicFramePr/>
+                      <a:graphic xmlns:a="http://schemas.openxmlformats.org/drawingml/2006/main">
+                        <a:graphicData uri="http://schemas.microsoft.com/office/word/2010/wordprocessingShape">
+                          <wps:wsp>
+                            <wps:cNvPr id="0" name=""/>
+                            <wps:cNvSpPr/>
+                            <wps:spPr bwMode="auto">
+                              <a:xfrm>
+                                <a:off x="0" y="0"/>
+                                <a:ext cx="1447799" cy="1295399"/>
+                              </a:xfrm>
+                              <a:custGeom>
+                                <a:avLst/>
+                                <a:gdLst/>
+                                <a:ahLst/>
+                                <a:cxnLst/>
+                                <a:rect l="l" t="t" r="r" b="b"/>
+                                <a:pathLst>
+                                  <a:path w="43200" h="43200" fill="none" stroke="1" extrusionOk="0">
+                                    <a:moveTo>
+                                      <a:pt x="852" y="5082"/>
+                                    </a:moveTo>
+                                    <a:cubicBezTo>
+                                      <a:pt x="852" y="6352"/>
+                                      <a:pt x="852" y="7941"/>
+                                      <a:pt x="852" y="9847"/>
+                                    </a:cubicBezTo>
+                                    <a:cubicBezTo>
+                                      <a:pt x="852" y="11117"/>
+                                      <a:pt x="852" y="13023"/>
+                                      <a:pt x="1136" y="14611"/>
+                                    </a:cubicBezTo>
+                                    <a:cubicBezTo>
+                                      <a:pt x="1136" y="16517"/>
+                                      <a:pt x="1136" y="18105"/>
+                                      <a:pt x="1136" y="20011"/>
+                                    </a:cubicBezTo>
+                                    <a:cubicBezTo>
+                                      <a:pt x="1136" y="21917"/>
+                                      <a:pt x="1136" y="23505"/>
+                                      <a:pt x="1136" y="24776"/>
+                                    </a:cubicBezTo>
+                                    <a:cubicBezTo>
+                                      <a:pt x="852" y="26047"/>
+                                      <a:pt x="852" y="27635"/>
+                                      <a:pt x="568" y="29541"/>
+                                    </a:cubicBezTo>
+                                    <a:cubicBezTo>
+                                      <a:pt x="568" y="31764"/>
+                                      <a:pt x="284" y="33670"/>
+                                      <a:pt x="284" y="35894"/>
+                                    </a:cubicBezTo>
+                                    <a:cubicBezTo>
+                                      <a:pt x="284" y="37164"/>
+                                      <a:pt x="0" y="38752"/>
+                                      <a:pt x="0" y="40023"/>
+                                    </a:cubicBezTo>
+                                    <a:cubicBezTo>
+                                      <a:pt x="0" y="41294"/>
+                                      <a:pt x="852" y="42247"/>
+                                      <a:pt x="2557" y="42247"/>
+                                    </a:cubicBezTo>
+                                    <a:cubicBezTo>
+                                      <a:pt x="4547" y="42247"/>
+                                      <a:pt x="5968" y="42247"/>
+                                      <a:pt x="7673" y="42247"/>
+                                    </a:cubicBezTo>
+                                    <a:cubicBezTo>
+                                      <a:pt x="8810" y="42247"/>
+                                      <a:pt x="9947" y="42247"/>
+                                      <a:pt x="11084" y="42247"/>
+                                    </a:cubicBezTo>
+                                    <a:cubicBezTo>
+                                      <a:pt x="12221" y="42247"/>
+                                      <a:pt x="13642" y="42564"/>
+                                      <a:pt x="14778" y="42564"/>
+                                    </a:cubicBezTo>
+                                    <a:cubicBezTo>
+                                      <a:pt x="15915" y="42564"/>
+                                      <a:pt x="17336" y="42564"/>
+                                      <a:pt x="18757" y="42564"/>
+                                    </a:cubicBezTo>
+                                    <a:cubicBezTo>
+                                      <a:pt x="20178" y="42882"/>
+                                      <a:pt x="21600" y="43200"/>
+                                      <a:pt x="23589" y="43200"/>
+                                    </a:cubicBezTo>
+                                    <a:cubicBezTo>
+                                      <a:pt x="25010" y="43200"/>
+                                      <a:pt x="26715" y="43200"/>
+                                      <a:pt x="28421" y="43200"/>
+                                    </a:cubicBezTo>
+                                    <a:cubicBezTo>
+                                      <a:pt x="30126" y="43200"/>
+                                      <a:pt x="32115" y="43200"/>
+                                      <a:pt x="33252" y="42882"/>
+                                    </a:cubicBezTo>
+                                    <a:cubicBezTo>
+                                      <a:pt x="35526" y="42564"/>
+                                      <a:pt x="36663" y="42247"/>
+                                      <a:pt x="38652" y="41929"/>
+                                    </a:cubicBezTo>
+                                    <a:cubicBezTo>
+                                      <a:pt x="39789" y="41294"/>
+                                      <a:pt x="40926" y="40976"/>
+                                      <a:pt x="42063" y="40976"/>
+                                    </a:cubicBezTo>
+                                    <a:cubicBezTo>
+                                      <a:pt x="43200" y="40976"/>
+                                      <a:pt x="42915" y="39388"/>
+                                      <a:pt x="42915" y="38117"/>
+                                    </a:cubicBezTo>
+                                    <a:cubicBezTo>
+                                      <a:pt x="42631" y="36211"/>
+                                      <a:pt x="42347" y="34305"/>
+                                      <a:pt x="42063" y="32399"/>
+                                    </a:cubicBezTo>
+                                    <a:cubicBezTo>
+                                      <a:pt x="42063" y="30811"/>
+                                      <a:pt x="42063" y="28588"/>
+                                      <a:pt x="42063" y="26999"/>
+                                    </a:cubicBezTo>
+                                    <a:cubicBezTo>
+                                      <a:pt x="42063" y="25729"/>
+                                      <a:pt x="42063" y="24458"/>
+                                      <a:pt x="42063" y="22235"/>
+                                    </a:cubicBezTo>
+                                    <a:cubicBezTo>
+                                      <a:pt x="42063" y="20964"/>
+                                      <a:pt x="42063" y="18741"/>
+                                      <a:pt x="42063" y="16517"/>
+                                    </a:cubicBezTo>
+                                    <a:cubicBezTo>
+                                      <a:pt x="42063" y="14294"/>
+                                      <a:pt x="42063" y="12388"/>
+                                      <a:pt x="41778" y="11117"/>
+                                    </a:cubicBezTo>
+                                    <a:cubicBezTo>
+                                      <a:pt x="41778" y="8894"/>
+                                      <a:pt x="41778" y="7623"/>
+                                      <a:pt x="41778" y="6035"/>
+                                    </a:cubicBezTo>
+                                    <a:cubicBezTo>
+                                      <a:pt x="41778" y="4129"/>
+                                      <a:pt x="42063" y="2541"/>
+                                      <a:pt x="42063" y="1270"/>
+                                    </a:cubicBezTo>
+                                    <a:cubicBezTo>
+                                      <a:pt x="42063" y="0"/>
+                                      <a:pt x="40357" y="317"/>
+                                      <a:pt x="38652" y="317"/>
+                                    </a:cubicBezTo>
+                                    <a:cubicBezTo>
+                                      <a:pt x="37231" y="635"/>
+                                      <a:pt x="35526" y="952"/>
+                                      <a:pt x="34105" y="952"/>
+                                    </a:cubicBezTo>
+                                    <a:cubicBezTo>
+                                      <a:pt x="32684" y="952"/>
+                                      <a:pt x="30694" y="952"/>
+                                      <a:pt x="29273" y="952"/>
+                                    </a:cubicBezTo>
+                                    <a:cubicBezTo>
+                                      <a:pt x="28136" y="952"/>
+                                      <a:pt x="26715" y="952"/>
+                                      <a:pt x="25294" y="952"/>
+                                    </a:cubicBezTo>
+                                    <a:cubicBezTo>
+                                      <a:pt x="23873" y="635"/>
+                                      <a:pt x="22736" y="635"/>
+                                      <a:pt x="21600" y="635"/>
+                                    </a:cubicBezTo>
+                                    <a:cubicBezTo>
+                                      <a:pt x="19894" y="635"/>
+                                      <a:pt x="18757" y="635"/>
+                                      <a:pt x="17336" y="635"/>
+                                    </a:cubicBezTo>
+                                    <a:cubicBezTo>
+                                      <a:pt x="15915" y="635"/>
+                                      <a:pt x="14778" y="635"/>
+                                      <a:pt x="13357" y="635"/>
+                                    </a:cubicBezTo>
+                                    <a:cubicBezTo>
+                                      <a:pt x="11652" y="1270"/>
+                                      <a:pt x="9947" y="1270"/>
+                                      <a:pt x="8526" y="1270"/>
+                                    </a:cubicBezTo>
+                                    <a:cubicBezTo>
+                                      <a:pt x="7105" y="1588"/>
+                                      <a:pt x="5968" y="1905"/>
+                                      <a:pt x="4831" y="2223"/>
+                                    </a:cubicBezTo>
+                                    <a:cubicBezTo>
+                                      <a:pt x="3694" y="2858"/>
+                                      <a:pt x="2842" y="3811"/>
+                                      <a:pt x="1989" y="5082"/>
+                                    </a:cubicBezTo>
+                                    <a:lnTo>
+                                      <a:pt x="852" y="5400"/>
+                                    </a:lnTo>
+                                  </a:path>
+                                </a:pathLst>
+                              </a:custGeom>
+                              <a:noFill/>
+                              <a:ln w="36000">
+                                <a:solidFill>
+                                  <a:srgbClr val="3D8A44">
+                                    <a:alpha val="99999"/>
+                                  </a:srgbClr>
+                                </a:solidFill>
+                                <a:prstDash val="solid"/>
+                              </a:ln>
+                            </wps:spPr>
+                            <wps:style>
+                              <a:lnRef idx="2">
+                                <a:schemeClr val="accent1">
+                                  <a:shade val="50000"/>
+                                </a:schemeClr>
+                              </a:lnRef>
+                              <a:fillRef idx="1">
+                                <a:schemeClr val="accent1"/>
+                              </a:fillRef>
+                              <a:effectRef idx="0">
+                                <a:schemeClr val="accent1"/>
+                              </a:effectRef>
+                              <a:fontRef idx="minor">
+                                <a:schemeClr val="lt1"/>
+                              </a:fontRef>
+                            </wps:style>
+                            <wps:bodyPr rot="0">
+                              <a:prstTxWarp prst="textNoShape">
+                                <a:avLst/>
+                              </a:prstTxWarp>
+                              <a:noAutofit/>
+                            </wps:bodyPr>
+                          </wps:wsp>
+                        </a:graphicData>
+                      </a:graphic>
+                    </wp:anchor>
+                  </w:drawing>
+                </mc:Choice>
+                <mc:Fallback>
+                  <w:pict>
+                    <v:shape id="shape 2" o:spid="_x0000_s2" style="position:absolute;z-index:6144;o:allowoverlap:true;o:allowincell:true;mso-position-horizontal-relative:text;margin-left:-0.67pt;mso-position-horizontal:absolute;mso-position-vertical-relative:text;margin-top:74.55pt;mso-position-vertical:absolute;width:114.00pt;height:102.00pt;mso-wrap-distance-left:9.07pt;mso-wrap-distance-top:0.00pt;mso-wrap-distance-right:9.07pt;mso-wrap-distance-bottom:0.00pt;visibility:visible;" path="m1972,11764l1972,11764c1972,14704,1972,18382,1972,22794l1972,22794c1972,25734,1972,30146,2630,33822l2630,33822c2630,38234,2630,41910,2630,46322l2630,46322c2630,50734,2630,54410,2630,57352l2630,57352c1972,60294,1972,63970,1315,68382l1315,68382c1315,73528,657,77940,657,83088l657,83088c657,86028,0,89704,0,92646l0,92646c0,95588,1972,97794,5919,97794l5919,97794c10525,97794,13815,97794,17762,97794l17762,97794c20394,97794,23025,97794,25657,97794l25657,97794c28289,97794,31579,98528,34208,98528l34208,98528c36840,98528,40130,98528,43419,98528l43419,98528c46708,99264,50000,100000,54604,100000l54604,100000c57894,100000,61840,100000,65789,100000l65789,100000c69736,100000,74340,100000,76972,99264l76972,99264c82236,98528,84868,97794,89472,97058l89472,97058c92104,95588,94736,94852,97368,94852l97368,94852c100000,94852,99340,91176,99340,88234l99340,88234c98683,83822,98025,79410,97368,74998l97368,74998c97368,71322,97368,66176,97368,62498l97368,62498c97368,59558,97368,56616,97368,51470l97368,51470c97368,48528,97368,43382,97368,38234l97368,38234c97368,33088,97368,28676,96708,25734l96708,25734c96708,20588,96708,17646,96708,13970l96708,13970c96708,9558,97368,5882,97368,2940l97368,2940c97368,0,93419,734,89472,734l89472,734c86183,1470,82236,2204,78947,2204l78947,2204c75657,2204,71051,2204,67762,2204l67762,2204c65130,2204,61840,2204,58551,2204l58551,2204c55262,1470,52630,1470,50000,1470l50000,1470c46051,1470,43419,1470,40130,1470l40130,1470c36840,1470,34208,1470,30919,1470l30919,1470c26972,2940,23025,2940,19736,2940l19736,2940c16447,3676,13815,4410,11183,5146l11183,5146c8551,6616,6579,8822,4604,11764l1972,12500nfe" coordsize="100000,100000" filled="f" strokecolor="#3D8A44" strokeweight="2.83pt">
+                      <v:path textboxrect="0,0,100000,100000"/>
+                      <v:stroke dashstyle="solid"/>
+                    </v:shape>
+                  </w:pict>
+                </mc:Fallback>
+              </mc:AlternateContent>
+            </w:r>
+            <w:r>
+              <w:rPr>
+                <w:color w:val="00b050"/>
+                <w:highlight w:val="none"/>
+              </w:rPr>
+            </w:r>
+            <w:r>
+              <mc:AlternateContent>
+                <mc:Choice Requires="wpg">
+                  <w:drawing>
+                    <wp:inline xmlns:wp="http://schemas.openxmlformats.org/drawingml/2006/wordprocessingDrawing" distT="0" distB="0" distL="0" distR="0">
+                      <wp:extent cx="5344500" cy="3006281"/>
+                      <wp:effectExtent l="0" t="0" r="0" b="0"/>
+                      <wp:docPr id="4" name=""/>
+                      <wp:cNvGraphicFramePr>
+                        <a:graphicFrameLocks xmlns:a="http://schemas.openxmlformats.org/drawingml/2006/main" noChangeAspect="1"/>
+                      </wp:cNvGraphicFramePr>
+                      <a:graphic xmlns:a="http://schemas.openxmlformats.org/drawingml/2006/main">
+                        <a:graphicData uri="http://schemas.openxmlformats.org/drawingml/2006/picture">
+                          <pic:pic xmlns:pic="http://schemas.openxmlformats.org/drawingml/2006/picture">
+                            <pic:nvPicPr>
+                              <pic:cNvPr id="915239525" name=""/>
+                              <pic:cNvPicPr>
+                                <a:picLocks noChangeAspect="1"/>
+                              </pic:cNvPicPr>
+                              <pic:nvPr/>
+                            </pic:nvPicPr>
+                            <pic:blipFill>
+                              <a:blip r:embed="rId9"/>
+                              <a:stretch/>
+                            </pic:blipFill>
+                            <pic:spPr bwMode="auto">
+                              <a:xfrm flipH="0" flipV="0">
+                                <a:off x="0" y="0"/>
+                                <a:ext cx="5344499" cy="3006281"/>
+                              </a:xfrm>
+                              <a:prstGeom prst="rect">
+                                <a:avLst/>
+                              </a:prstGeom>
+                            </pic:spPr>
+                          </pic:pic>
+                        </a:graphicData>
+                      </a:graphic>
+                    </wp:inline>
+                  </w:drawing>
+                </mc:Choice>
+                <mc:Fallback>
+                  <w:pict>
+                    <v:shapetype id="_x0000_t75" coordsize="21600,21600" o:spt="75" o:preferrelative="t" path="m@4@5l@4@11@9@11@9@5xe" filled="f" stroked="f">
+                      <v:stroke joinstyle="miter"/>
+                      <v:formulas>
+                        <v:f eqn="if lineDrawn pixelLineWidth 0"/>
+                        <v:f eqn="sum @0 1 0"/>
+                        <v:f eqn="sum 0 0 @1"/>
+                        <v:f eqn="prod @2 1 2"/>
+                        <v:f eqn="prod @3 21600 pixelWidth"/>
+                        <v:f eqn="prod @3 21600 pixelHeight"/>
+                        <v:f eqn="sum @0 0 1"/>
+                        <v:f eqn="prod @6 1 2"/>
+                        <v:f eqn="prod @7 21600 pixelWidth"/>
+                        <v:f eqn="sum @8 21600 0"/>
+                        <v:f eqn="prod @7 21600 pixelHeight"/>
+                        <v:f eqn="sum @10 21600 0"/>
+                      </v:formulas>
+                      <v:path o:extrusionok="f" gradientshapeok="t" o:connecttype="rect"/>
+                      <o:lock v:ext="edit" aspectratio="t"/>
+                    </v:shapetype>
+                    <v:shape id="_x0000_i3" o:spid="_x0000_s3" type="#_x0000_t75" style="width:420.83pt;height:236.72pt;mso-wrap-distance-left:0.00pt;mso-wrap-distance-top:0.00pt;mso-wrap-distance-right:0.00pt;mso-wrap-distance-bottom:0.00pt;z-index:1;" stroked="false">
+                      <v:imagedata r:id="rId9" o:title=""/>
+                      <o:lock v:ext="edit" rotation="t"/>
+                    </v:shape>
+                  </w:pict>
+                </mc:Fallback>
+              </mc:AlternateContent>
+            </w:r>
+            <w:r>
+              <w:rPr>
+                <w:color w:val="00b050"/>
+                <w:highlight w:val="none"/>
+              </w:rPr>
+            </w:r>
+            <w:r>
+              <w:rPr>
+                <w:color w:val="00b050"/>
+                <w:highlight w:val="none"/>
+              </w:rPr>
+            </w:r>
+            <w:r>
+              <w:rPr>
+                <w:color w:val="00b050"/>
+                <w:highlight w:val="none"/>
+              </w:rPr>
+            </w:r>
           </w:p>
         </w:tc>
       </w:tr>
@@ -1219,7 +2067,7 @@
           </w:tcPr>
           <w:p>
             <w:pPr>
-              <w:pStyle w:val="669"/>
+              <w:pStyle w:val="896"/>
               <w:pBdr/>
               <w:spacing w:after="0" w:line="240" w:lineRule="auto"/>
               <w:ind/>
@@ -1289,7 +2137,7 @@
           </w:tcPr>
           <w:p>
             <w:pPr>
-              <w:pStyle w:val="669"/>
+              <w:pStyle w:val="896"/>
               <w:pBdr/>
               <w:spacing w:after="0" w:line="240" w:lineRule="auto"/>
               <w:ind/>
@@ -1308,11 +2156,13 @@
           </w:p>
           <w:p>
             <w:pPr>
-              <w:pStyle w:val="669"/>
+              <w:pStyle w:val="896"/>
               <w:pBdr/>
               <w:spacing w:after="0" w:line="240" w:lineRule="auto"/>
               <w:ind/>
-              <w:rPr/>
+              <w:rPr>
+                <w:lang w:val="en-US"/>
+              </w:rPr>
             </w:pPr>
             <w:r>
               <w:t xml:space="preserve">Dokumentiere die Aktivität des von dir gewählten Programms.</w:t>
@@ -1321,13 +2171,34 @@
               <w:rPr>
                 <w:lang w:val="en-US"/>
               </w:rPr>
-              <w:t xml:space="preserve"> Lesen, schreiben, speichern, benutzung von swap/temp</w:t>
+              <w:t xml:space="preserve"> </w:t>
             </w:r>
             <w:r/>
           </w:p>
           <w:p>
             <w:pPr>
-              <w:pStyle w:val="669"/>
+              <w:pStyle w:val="860"/>
+              <w:numPr>
+                <w:ilvl w:val="0"/>
+                <w:numId w:val="4"/>
+              </w:numPr>
+              <w:pBdr/>
+              <w:spacing w:after="0" w:line="240" w:lineRule="auto"/>
+              <w:ind/>
+              <w:rPr/>
+            </w:pPr>
+            <w:r>
+              <w:rPr>
+                <w:lang w:val="en-US"/>
+              </w:rPr>
+              <w:t xml:space="preserve">, schreiben, speichern, benutzung von swap/temp</w:t>
+            </w:r>
+            <w:r/>
+            <w:r/>
+          </w:p>
+          <w:p>
+            <w:pPr>
+              <w:pStyle w:val="896"/>
               <w:pBdr/>
               <w:spacing w:after="0" w:line="240" w:lineRule="auto"/>
               <w:ind/>
@@ -1355,15 +2226,19 @@
               <w:t xml:space="preserve">könnte das Programm gerade tun?</w:t>
             </w:r>
             <w:r/>
-            <w:r/>
           </w:p>
           <w:p>
             <w:pPr>
+              <w:pStyle w:val="860"/>
+              <w:numPr>
+                <w:ilvl w:val="0"/>
+                <w:numId w:val="5"/>
+              </w:numPr>
               <w:pBdr/>
               <w:spacing w:after="0" w:line="240" w:lineRule="auto"/>
               <w:ind/>
               <w:rPr>
-                <w:lang w:val="en-US"/>
+                <w:color w:val="00b050"/>
               </w:rPr>
             </w:pPr>
             <w:r>
@@ -1397,8 +2272,25 @@
               <w:t xml:space="preserve">.</w:t>
             </w:r>
             <w:r>
-              <w:br/>
+              <w:rPr>
+                <w:color w:val="00b050"/>
+              </w:rPr>
             </w:r>
+            <w:r>
+              <w:rPr>
+                <w:lang w:val="en-US"/>
+              </w:rPr>
+            </w:r>
+          </w:p>
+          <w:p>
+            <w:pPr>
+              <w:pBdr/>
+              <w:spacing w:after="0" w:line="240" w:lineRule="auto"/>
+              <w:ind w:firstLine="0" w:left="0"/>
+              <w:rPr>
+                <w:lang w:val="en-US"/>
+              </w:rPr>
+            </w:pPr>
             <w:r>
               <w:rPr>
                 <w:color w:val="00b050"/>
@@ -1409,13 +2301,65 @@
               <w:rPr>
                 <w:lang w:val="en-US"/>
               </w:rPr>
-              <w:t xml:space="preserve"> Wie Partitionen aufgebaut sind, wie voll sie sind oder aktuelle lese/schreibaktivit</w:t>
+              <w:t xml:space="preserve"> </w:t>
+            </w:r>
+            <w:r>
+              <w:rPr>
+                <w:lang w:val="en-US"/>
+              </w:rPr>
+            </w:r>
+            <w:r/>
+          </w:p>
+          <w:p>
+            <w:pPr>
+              <w:pBdr/>
+              <w:spacing w:after="0" w:line="240" w:lineRule="auto"/>
+              <w:ind/>
+              <w:rPr>
+                <w:lang w:val="en-US"/>
+              </w:rPr>
+            </w:pPr>
+            <w:r>
+              <w:rPr>
+                <w:lang w:val="en-US"/>
+              </w:rPr>
+              <w:t xml:space="preserve">Wie Partitionen aufgebaut sind, wie voll sie sind oder aktuelle lese/schreibaktivit</w:t>
             </w:r>
             <w:r>
               <w:rPr>
                 <w:lang w:val="de-DE"/>
               </w:rPr>
               <w:t xml:space="preserve">ät</w:t>
+            </w:r>
+            <w:r>
+              <w:rPr>
+                <w:lang w:val="en-US"/>
+              </w:rPr>
+            </w:r>
+            <w:r/>
+          </w:p>
+          <w:p>
+            <w:pPr>
+              <w:pBdr/>
+              <w:spacing w:after="0" w:line="240" w:lineRule="auto"/>
+              <w:ind/>
+              <w:rPr>
+                <w:lang w:val="en-US"/>
+              </w:rPr>
+            </w:pPr>
+            <w:r>
+              <w:rPr>
+                <w:lang w:val="en-US"/>
+              </w:rPr>
+            </w:r>
+            <w:r>
+              <w:t xml:space="preserve">Vergleiche das mit der Datenträgerverwaltung unter Linux.</w:t>
+            </w:r>
+            <w:r>
+              <w:rPr>
+                <w:lang w:val="en-US"/>
+              </w:rPr>
+              <w:t xml:space="preserve"> </w:t>
             </w:r>
             <w:r/>
           </w:p>
@@ -1430,15 +2374,7 @@
               <w:rPr>
                 <w:lang w:val="en-US"/>
               </w:rPr>
-            </w:r>
-            <w:r>
-              <w:t xml:space="preserve">Vergleiche das mit der Datenträgerverwaltung unter Linux.</w:t>
-            </w:r>
-            <w:r>
-              <w:rPr>
-                <w:lang w:val="en-US"/>
-              </w:rPr>
-              <w:t xml:space="preserve"> Datentr</w:t>
+              <w:t xml:space="preserve">Datentr</w:t>
             </w:r>
             <w:r>
               <w:rPr>
@@ -1463,10 +2399,39 @@
           </w:p>
         </w:tc>
       </w:tr>
+      <w:tr>
+        <w:trPr/>
+        <w:tc>
+          <w:tcPr>
+            <w:tcBorders>
+              <w:top w:val="single" w:color="000000" w:sz="4" w:space="0"/>
+              <w:left w:val="single" w:color="000000" w:sz="4" w:space="0"/>
+              <w:bottom w:val="single" w:color="000000" w:sz="4" w:space="0"/>
+              <w:right w:val="single" w:color="000000" w:sz="4" w:space="0"/>
+            </w:tcBorders>
+            <w:tcW w:w="10314" w:type="dxa"/>
+            <w:vAlign w:val="top"/>
+            <w:vMerge w:val="restart"/>
+            <w:textDirection w:val="lrTb"/>
+            <w:noWrap w:val="false"/>
+          </w:tcPr>
+          <w:p>
+            <w:pPr>
+              <w:pStyle w:val="896"/>
+              <w:pBdr/>
+              <w:spacing w:after="0" w:line="240" w:lineRule="auto"/>
+              <w:ind/>
+              <w:rPr/>
+            </w:pPr>
+            <w:r/>
+            <w:r/>
+          </w:p>
+        </w:tc>
+      </w:tr>
     </w:tbl>
     <w:p>
       <w:pPr>
-        <w:pStyle w:val="669"/>
+        <w:pStyle w:val="896"/>
         <w:pBdr/>
         <w:spacing/>
         <w:ind/>
@@ -1518,7 +2483,7 @@
           </w:tcPr>
           <w:p>
             <w:pPr>
-              <w:pStyle w:val="669"/>
+              <w:pStyle w:val="896"/>
               <w:pBdr/>
               <w:spacing w:after="0" w:line="240" w:lineRule="auto"/>
               <w:ind/>
@@ -1593,7 +2558,7 @@
           </w:tcPr>
           <w:p>
             <w:pPr>
-              <w:pStyle w:val="669"/>
+              <w:pStyle w:val="896"/>
               <w:pBdr/>
               <w:spacing w:after="0" w:line="240" w:lineRule="auto"/>
               <w:ind/>
@@ -1621,7 +2586,7 @@
           </w:p>
           <w:p>
             <w:pPr>
-              <w:pStyle w:val="669"/>
+              <w:pStyle w:val="896"/>
               <w:pBdr/>
               <w:spacing w:after="0" w:line="240" w:lineRule="auto"/>
               <w:ind/>
@@ -1654,7 +2619,7 @@
           </w:p>
           <w:p>
             <w:pPr>
-              <w:pStyle w:val="669"/>
+              <w:pStyle w:val="896"/>
               <w:pBdr/>
               <w:spacing w:after="0" w:line="240" w:lineRule="auto"/>
               <w:ind/>
@@ -1671,7 +2636,11 @@
               </w:rPr>
               <w:t xml:space="preserve"> Computer zu Server oder Router zu Server oder Computer zu anderem Computer im lokalen Netz</w:t>
             </w:r>
-            <w:r/>
+            <w:r>
+              <w:rPr>
+                <w:lang w:val="en-US"/>
+              </w:rPr>
+            </w:r>
           </w:p>
           <w:p>
             <w:pPr>
@@ -1707,11 +2676,10 @@
               <w:t xml:space="preserve"> (ms)</w:t>
             </w:r>
             <w:r/>
-            <w:r/>
           </w:p>
           <w:p>
             <w:pPr>
-              <w:pStyle w:val="669"/>
+              <w:pStyle w:val="896"/>
               <w:pBdr/>
               <w:spacing w:after="0" w:line="240" w:lineRule="auto"/>
               <w:ind/>
@@ -1722,7 +2690,7 @@
           </w:p>
           <w:p>
             <w:pPr>
-              <w:pStyle w:val="669"/>
+              <w:pStyle w:val="896"/>
               <w:pBdr/>
               <w:spacing w:after="0" w:line="240" w:lineRule="auto"/>
               <w:ind/>
@@ -1748,6 +2716,29 @@
               </w:rPr>
               <w:t xml:space="preserve"> Webserver, SSH, FTP, Mailserver</w:t>
             </w:r>
+            <w:r>
+              <w:rPr>
+                <w:lang w:val="en-US"/>
+              </w:rPr>
+            </w:r>
+          </w:p>
+          <w:p>
+            <w:pPr>
+              <w:pBdr/>
+              <w:spacing w:after="0" w:line="240" w:lineRule="auto"/>
+              <w:ind/>
+              <w:rPr>
+                <w:highlight w:val="none"/>
+              </w:rPr>
+            </w:pPr>
+            <w:r>
+              <w:rPr>
+                <w:lang w:val="en-US"/>
+              </w:rPr>
+            </w:r>
+            <w:r>
+              <w:t xml:space="preserve">Beschreibt eine Zeile und versucht herauszufinden welcher Dienst dahinter steckt.</w:t>
+            </w:r>
             <w:r/>
           </w:p>
           <w:p>
@@ -1759,14 +2750,406 @@
             </w:pPr>
             <w:r>
               <w:rPr>
-                <w:lang w:val="en-US"/>
+                <w:highlight w:val="none"/>
               </w:rPr>
             </w:r>
             <w:r>
-              <w:t xml:space="preserve">Beschreibt eine Zeile und versucht herauszufinden welcher Dienst dahinter steckt.</w:t>
+              <mc:AlternateContent>
+                <mc:Choice Requires="wpg">
+                  <w:drawing>
+                    <wp:anchor xmlns:wp="http://schemas.openxmlformats.org/drawingml/2006/wordprocessingDrawing" xmlns:wp14="http://schemas.microsoft.com/office/word/2010/wordprocessingDrawing" distT="0" distB="0" distL="115200" distR="115200" simplePos="0" relativeHeight="8192" behindDoc="0" locked="0" layoutInCell="1" allowOverlap="1">
+                      <wp:simplePos x="0" y="0"/>
+                      <wp:positionH relativeFrom="column">
+                        <wp:posOffset>48600</wp:posOffset>
+                      </wp:positionH>
+                      <wp:positionV relativeFrom="paragraph">
+                        <wp:posOffset>2465403</wp:posOffset>
+                      </wp:positionV>
+                      <wp:extent cx="3000375" cy="1323975"/>
+                      <wp:effectExtent l="18000" t="18000" r="18000" b="18000"/>
+                      <wp:wrapNone/>
+                      <wp:docPr id="5" name=""/>
+                      <wp:cNvGraphicFramePr/>
+                      <a:graphic xmlns:a="http://schemas.openxmlformats.org/drawingml/2006/main">
+                        <a:graphicData uri="http://schemas.microsoft.com/office/word/2010/wordprocessingShape">
+                          <wps:wsp>
+                            <wps:cNvPr id="0" name=""/>
+                            <wps:cNvSpPr/>
+                            <wps:spPr bwMode="auto">
+                              <a:xfrm>
+                                <a:off x="0" y="0"/>
+                                <a:ext cx="3000375" cy="1323974"/>
+                              </a:xfrm>
+                              <a:custGeom>
+                                <a:avLst/>
+                                <a:gdLst/>
+                                <a:ahLst/>
+                                <a:cxnLst/>
+                                <a:rect l="l" t="t" r="r" b="b"/>
+                                <a:pathLst>
+                                  <a:path w="43200" h="43200" fill="none" stroke="1" extrusionOk="0">
+                                    <a:moveTo>
+                                      <a:pt x="274" y="2797"/>
+                                    </a:moveTo>
+                                    <a:cubicBezTo>
+                                      <a:pt x="960" y="8702"/>
+                                      <a:pt x="1508" y="14917"/>
+                                      <a:pt x="1920" y="18336"/>
+                                    </a:cubicBezTo>
+                                    <a:cubicBezTo>
+                                      <a:pt x="2057" y="20512"/>
+                                      <a:pt x="2194" y="22376"/>
+                                      <a:pt x="2331" y="23620"/>
+                                    </a:cubicBezTo>
+                                    <a:cubicBezTo>
+                                      <a:pt x="2605" y="25174"/>
+                                      <a:pt x="2880" y="27349"/>
+                                      <a:pt x="3017" y="29525"/>
+                                    </a:cubicBezTo>
+                                    <a:cubicBezTo>
+                                      <a:pt x="3154" y="31700"/>
+                                      <a:pt x="3291" y="33254"/>
+                                      <a:pt x="3291" y="35119"/>
+                                    </a:cubicBezTo>
+                                    <a:cubicBezTo>
+                                      <a:pt x="3291" y="36673"/>
+                                      <a:pt x="3154" y="38227"/>
+                                      <a:pt x="3154" y="39470"/>
+                                    </a:cubicBezTo>
+                                    <a:cubicBezTo>
+                                      <a:pt x="4388" y="40092"/>
+                                      <a:pt x="6857" y="40092"/>
+                                      <a:pt x="8914" y="40402"/>
+                                    </a:cubicBezTo>
+                                    <a:cubicBezTo>
+                                      <a:pt x="10285" y="40713"/>
+                                      <a:pt x="11245" y="40713"/>
+                                      <a:pt x="12205" y="41024"/>
+                                    </a:cubicBezTo>
+                                    <a:cubicBezTo>
+                                      <a:pt x="12891" y="41024"/>
+                                      <a:pt x="13577" y="41335"/>
+                                      <a:pt x="14400" y="41335"/>
+                                    </a:cubicBezTo>
+                                    <a:cubicBezTo>
+                                      <a:pt x="15634" y="41646"/>
+                                      <a:pt x="16868" y="41646"/>
+                                      <a:pt x="18240" y="41956"/>
+                                    </a:cubicBezTo>
+                                    <a:cubicBezTo>
+                                      <a:pt x="19611" y="42267"/>
+                                      <a:pt x="20982" y="42267"/>
+                                      <a:pt x="22354" y="42578"/>
+                                    </a:cubicBezTo>
+                                    <a:cubicBezTo>
+                                      <a:pt x="23588" y="42889"/>
+                                      <a:pt x="24548" y="43200"/>
+                                      <a:pt x="25371" y="43200"/>
+                                    </a:cubicBezTo>
+                                    <a:cubicBezTo>
+                                      <a:pt x="26194" y="43200"/>
+                                      <a:pt x="27291" y="42889"/>
+                                      <a:pt x="28525" y="42889"/>
+                                    </a:cubicBezTo>
+                                    <a:cubicBezTo>
+                                      <a:pt x="30171" y="42578"/>
+                                      <a:pt x="31954" y="41956"/>
+                                      <a:pt x="33600" y="41646"/>
+                                    </a:cubicBezTo>
+                                    <a:cubicBezTo>
+                                      <a:pt x="35108" y="41335"/>
+                                      <a:pt x="36617" y="41024"/>
+                                      <a:pt x="37577" y="40402"/>
+                                    </a:cubicBezTo>
+                                    <a:cubicBezTo>
+                                      <a:pt x="38125" y="40092"/>
+                                      <a:pt x="38811" y="39781"/>
+                                      <a:pt x="39634" y="39781"/>
+                                    </a:cubicBezTo>
+                                    <a:cubicBezTo>
+                                      <a:pt x="40320" y="39781"/>
+                                      <a:pt x="40868" y="39781"/>
+                                      <a:pt x="41417" y="39781"/>
+                                    </a:cubicBezTo>
+                                    <a:cubicBezTo>
+                                      <a:pt x="41965" y="39781"/>
+                                      <a:pt x="42514" y="39781"/>
+                                      <a:pt x="43062" y="39470"/>
+                                    </a:cubicBezTo>
+                                    <a:cubicBezTo>
+                                      <a:pt x="43062" y="38227"/>
+                                      <a:pt x="43062" y="36673"/>
+                                      <a:pt x="43062" y="35119"/>
+                                    </a:cubicBezTo>
+                                    <a:cubicBezTo>
+                                      <a:pt x="43200" y="33876"/>
+                                      <a:pt x="43062" y="32322"/>
+                                      <a:pt x="43062" y="30457"/>
+                                    </a:cubicBezTo>
+                                    <a:cubicBezTo>
+                                      <a:pt x="43062" y="28903"/>
+                                      <a:pt x="42925" y="27349"/>
+                                      <a:pt x="42925" y="25795"/>
+                                    </a:cubicBezTo>
+                                    <a:cubicBezTo>
+                                      <a:pt x="42651" y="24552"/>
+                                      <a:pt x="42514" y="22687"/>
+                                      <a:pt x="42377" y="20823"/>
+                                    </a:cubicBezTo>
+                                    <a:cubicBezTo>
+                                      <a:pt x="42240" y="19269"/>
+                                      <a:pt x="42102" y="18025"/>
+                                      <a:pt x="41965" y="16161"/>
+                                    </a:cubicBezTo>
+                                    <a:cubicBezTo>
+                                      <a:pt x="41965" y="14917"/>
+                                      <a:pt x="41965" y="13053"/>
+                                      <a:pt x="41965" y="11810"/>
+                                    </a:cubicBezTo>
+                                    <a:cubicBezTo>
+                                      <a:pt x="42102" y="10566"/>
+                                      <a:pt x="42102" y="9012"/>
+                                      <a:pt x="42377" y="7769"/>
+                                    </a:cubicBezTo>
+                                    <a:cubicBezTo>
+                                      <a:pt x="42377" y="6526"/>
+                                      <a:pt x="42377" y="5283"/>
+                                      <a:pt x="42377" y="4040"/>
+                                    </a:cubicBezTo>
+                                    <a:cubicBezTo>
+                                      <a:pt x="42377" y="2797"/>
+                                      <a:pt x="41280" y="2797"/>
+                                      <a:pt x="40320" y="2797"/>
+                                    </a:cubicBezTo>
+                                    <a:cubicBezTo>
+                                      <a:pt x="39222" y="2797"/>
+                                      <a:pt x="38262" y="2797"/>
+                                      <a:pt x="37577" y="2797"/>
+                                    </a:cubicBezTo>
+                                    <a:cubicBezTo>
+                                      <a:pt x="37028" y="2797"/>
+                                      <a:pt x="36068" y="2797"/>
+                                      <a:pt x="35520" y="2797"/>
+                                    </a:cubicBezTo>
+                                    <a:cubicBezTo>
+                                      <a:pt x="34971" y="2797"/>
+                                      <a:pt x="34285" y="3107"/>
+                                      <a:pt x="33600" y="3107"/>
+                                    </a:cubicBezTo>
+                                    <a:cubicBezTo>
+                                      <a:pt x="32777" y="3107"/>
+                                      <a:pt x="31954" y="3107"/>
+                                      <a:pt x="30994" y="3418"/>
+                                    </a:cubicBezTo>
+                                    <a:cubicBezTo>
+                                      <a:pt x="30034" y="3418"/>
+                                      <a:pt x="28937" y="3107"/>
+                                      <a:pt x="27840" y="3107"/>
+                                    </a:cubicBezTo>
+                                    <a:cubicBezTo>
+                                      <a:pt x="27017" y="3107"/>
+                                      <a:pt x="26468" y="3107"/>
+                                      <a:pt x="25508" y="2797"/>
+                                    </a:cubicBezTo>
+                                    <a:cubicBezTo>
+                                      <a:pt x="24411" y="1864"/>
+                                      <a:pt x="23177" y="1553"/>
+                                      <a:pt x="21531" y="932"/>
+                                    </a:cubicBezTo>
+                                    <a:cubicBezTo>
+                                      <a:pt x="19885" y="621"/>
+                                      <a:pt x="18925" y="310"/>
+                                      <a:pt x="18377" y="310"/>
+                                    </a:cubicBezTo>
+                                    <a:cubicBezTo>
+                                      <a:pt x="17691" y="310"/>
+                                      <a:pt x="17142" y="310"/>
+                                      <a:pt x="16594" y="0"/>
+                                    </a:cubicBezTo>
+                                    <a:cubicBezTo>
+                                      <a:pt x="15771" y="0"/>
+                                      <a:pt x="15222" y="0"/>
+                                      <a:pt x="14400" y="0"/>
+                                    </a:cubicBezTo>
+                                    <a:cubicBezTo>
+                                      <a:pt x="13577" y="0"/>
+                                      <a:pt x="13028" y="310"/>
+                                      <a:pt x="12479" y="621"/>
+                                    </a:cubicBezTo>
+                                    <a:cubicBezTo>
+                                      <a:pt x="11794" y="1243"/>
+                                      <a:pt x="11108" y="1553"/>
+                                      <a:pt x="10422" y="1864"/>
+                                    </a:cubicBezTo>
+                                    <a:cubicBezTo>
+                                      <a:pt x="9874" y="1864"/>
+                                      <a:pt x="9325" y="2175"/>
+                                      <a:pt x="8777" y="2486"/>
+                                    </a:cubicBezTo>
+                                    <a:cubicBezTo>
+                                      <a:pt x="7954" y="2797"/>
+                                      <a:pt x="7268" y="3107"/>
+                                      <a:pt x="6445" y="3729"/>
+                                    </a:cubicBezTo>
+                                    <a:cubicBezTo>
+                                      <a:pt x="5897" y="4040"/>
+                                      <a:pt x="5348" y="4040"/>
+                                      <a:pt x="4662" y="4351"/>
+                                    </a:cubicBezTo>
+                                    <a:cubicBezTo>
+                                      <a:pt x="4114" y="4351"/>
+                                      <a:pt x="3154" y="4661"/>
+                                      <a:pt x="2605" y="4972"/>
+                                    </a:cubicBezTo>
+                                    <a:cubicBezTo>
+                                      <a:pt x="2057" y="5283"/>
+                                      <a:pt x="1508" y="5594"/>
+                                      <a:pt x="960" y="5594"/>
+                                    </a:cubicBezTo>
+                                    <a:quadBezTo>
+                                      <a:pt x="411" y="5283"/>
+                                      <a:pt x="0" y="4351"/>
+                                    </a:quadBezTo>
+                                  </a:path>
+                                </a:pathLst>
+                              </a:custGeom>
+                              <a:noFill/>
+                              <a:ln w="36000">
+                                <a:solidFill>
+                                  <a:srgbClr val="3D8A44">
+                                    <a:alpha val="99999"/>
+                                  </a:srgbClr>
+                                </a:solidFill>
+                                <a:prstDash val="solid"/>
+                              </a:ln>
+                            </wps:spPr>
+                            <wps:style>
+                              <a:lnRef idx="2">
+                                <a:schemeClr val="accent1">
+                                  <a:shade val="50000"/>
+                                </a:schemeClr>
+                              </a:lnRef>
+                              <a:fillRef idx="1">
+                                <a:schemeClr val="accent1"/>
+                              </a:fillRef>
+                              <a:effectRef idx="0">
+                                <a:schemeClr val="accent1"/>
+                              </a:effectRef>
+                              <a:fontRef idx="minor">
+                                <a:schemeClr val="lt1"/>
+                              </a:fontRef>
+                            </wps:style>
+                            <wps:bodyPr rot="0">
+                              <a:prstTxWarp prst="textNoShape">
+                                <a:avLst/>
+                              </a:prstTxWarp>
+                              <a:noAutofit/>
+                            </wps:bodyPr>
+                          </wps:wsp>
+                        </a:graphicData>
+                      </a:graphic>
+                    </wp:anchor>
+                  </w:drawing>
+                </mc:Choice>
+                <mc:Fallback>
+                  <w:pict>
+                    <v:shape id="shape 4" o:spid="_x0000_s4" style="position:absolute;z-index:8192;o:allowoverlap:true;o:allowincell:true;mso-position-horizontal-relative:text;margin-left:3.83pt;mso-position-horizontal:absolute;mso-position-vertical-relative:text;margin-top:194.13pt;mso-position-vertical:absolute;width:236.25pt;height:104.25pt;mso-wrap-distance-left:9.07pt;mso-wrap-distance-top:0.00pt;mso-wrap-distance-right:9.07pt;mso-wrap-distance-bottom:0.00pt;visibility:visible;" path="m634,6475l634,6475c2222,20144,3491,34530,4444,42444l4444,42444c4762,47481,5079,51796,5396,54676l5396,54676c6030,58273,6667,63308,6984,68345l6984,68345c7301,73380,7618,76977,7618,81294l7618,81294c7618,84891,7301,88488,7301,91366l7301,91366c10157,92806,15873,92806,20634,93523l20634,93523c23808,94243,26030,94243,28252,94963l28252,94963c29840,94963,31428,95683,33333,95683l33333,95683c36190,96403,39046,96403,42222,97120l42222,97120c45396,97840,48569,97840,51745,98560l51745,98560c54602,99280,56824,100000,58729,100000l58729,100000c60634,100000,63174,99280,66030,99280l66030,99280c69840,98560,73968,97120,77778,96403l77778,96403c81269,95683,84762,94963,86984,93523l86984,93523c88252,92806,89840,92086,91745,92086l91745,92086c93333,92086,94602,92086,95873,92086l95873,92086c97141,92086,98412,92086,99681,91366l99681,91366c99681,88488,99681,84891,99681,81294l99681,81294c100000,78417,99681,74819,99681,70502l99681,70502c99681,66905,99363,63308,99363,59711l99363,59711c98729,56833,98412,52516,98095,48201l98095,48201c97778,44604,97458,41725,97141,37410l97141,37410c97141,34530,97141,30215,97141,27338l97141,27338c97458,24458,97458,20861,98095,17984l98095,17984c98095,15106,98095,12229,98095,9352l98095,9352c98095,6475,95556,6475,93333,6475l93333,6475c90792,6475,88569,6475,86984,6475l86984,6475c85713,6475,83491,6475,82222,6475l82222,6475c80951,6475,79363,7192,77778,7192l77778,7192c75873,7192,73968,7192,71745,7912l71745,7912c69523,7912,66984,7192,64444,7192l64444,7192c62539,7192,61269,7192,59046,6475l59046,6475c56507,4315,53650,3595,49840,2157l49840,2157c46030,1438,43808,718,42539,718l42539,718c40951,718,39681,718,38412,0l38412,0c36507,0,35236,0,33333,0l33333,0c31428,0,30157,718,28887,1438l28887,1438c27301,2877,25713,3595,24125,4315l24125,4315c22856,4315,21586,5035,20317,5755l20317,5755c18412,6475,16824,7192,14919,8632l14919,8632c13650,9352,12380,9352,10792,10072l10792,10072c9523,10072,7301,10789,6030,11509l6030,11509c4762,12229,3491,12949,2222,12949l2222,12949c1375,12469,634,11510,0,10072nfe" coordsize="100000,100000" filled="f" strokecolor="#3D8A44" strokeweight="2.83pt">
+                      <v:path textboxrect="0,0,100000,100000"/>
+                      <v:stroke dashstyle="solid"/>
+                    </v:shape>
+                  </w:pict>
+                </mc:Fallback>
+              </mc:AlternateContent>
             </w:r>
-            <w:r/>
-            <w:r/>
+            <w:r>
+              <w:rPr>
+                <w:highlight w:val="none"/>
+              </w:rPr>
+            </w:r>
+            <w:r>
+              <mc:AlternateContent>
+                <mc:Choice Requires="wpg">
+                  <w:drawing>
+                    <wp:inline xmlns:wp="http://schemas.openxmlformats.org/drawingml/2006/wordprocessingDrawing" distT="0" distB="0" distL="0" distR="0">
+                      <wp:extent cx="6645910" cy="3738324"/>
+                      <wp:effectExtent l="0" t="0" r="0" b="0"/>
+                      <wp:docPr id="6" name=""/>
+                      <wp:cNvGraphicFramePr>
+                        <a:graphicFrameLocks xmlns:a="http://schemas.openxmlformats.org/drawingml/2006/main" noChangeAspect="1"/>
+                      </wp:cNvGraphicFramePr>
+                      <a:graphic xmlns:a="http://schemas.openxmlformats.org/drawingml/2006/main">
+                        <a:graphicData uri="http://schemas.openxmlformats.org/drawingml/2006/picture">
+                          <pic:pic xmlns:pic="http://schemas.openxmlformats.org/drawingml/2006/picture">
+                            <pic:nvPicPr>
+                              <pic:cNvPr id="653076843" name=""/>
+                              <pic:cNvPicPr>
+                                <a:picLocks noChangeAspect="1"/>
+                              </pic:cNvPicPr>
+                              <pic:nvPr/>
+                            </pic:nvPicPr>
+                            <pic:blipFill>
+                              <a:blip r:embed="rId9"/>
+                              <a:stretch/>
+                            </pic:blipFill>
+                            <pic:spPr bwMode="auto">
+                              <a:xfrm>
+                                <a:off x="0" y="0"/>
+                                <a:ext cx="6645909" cy="3738324"/>
+                              </a:xfrm>
+                              <a:prstGeom prst="rect">
+                                <a:avLst/>
+                              </a:prstGeom>
+                            </pic:spPr>
+                          </pic:pic>
+                        </a:graphicData>
+                      </a:graphic>
+                    </wp:inline>
+                  </w:drawing>
+                </mc:Choice>
+                <mc:Fallback>
+                  <w:pict>
+                    <v:shapetype id="_x0000_t75" coordsize="21600,21600" o:spt="75" o:preferrelative="t" path="m@4@5l@4@11@9@11@9@5xe" filled="f" stroked="f">
+                      <v:stroke joinstyle="miter"/>
+                      <v:formulas>
+                        <v:f eqn="if lineDrawn pixelLineWidth 0"/>
+                        <v:f eqn="sum @0 1 0"/>
+                        <v:f eqn="sum 0 0 @1"/>
+                        <v:f eqn="prod @2 1 2"/>
+                        <v:f eqn="prod @3 21600 pixelWidth"/>
+                        <v:f eqn="prod @3 21600 pixelHeight"/>
+                        <v:f eqn="sum @0 0 1"/>
+                        <v:f eqn="prod @6 1 2"/>
+                        <v:f eqn="prod @7 21600 pixelWidth"/>
+                        <v:f eqn="sum @8 21600 0"/>
+                        <v:f eqn="prod @7 21600 pixelHeight"/>
+                        <v:f eqn="sum @10 21600 0"/>
+                      </v:formulas>
+                      <v:path o:extrusionok="f" gradientshapeok="t" o:connecttype="rect"/>
+                      <o:lock v:ext="edit" aspectratio="t"/>
+                    </v:shapetype>
+                    <v:shape id="_x0000_i5" o:spid="_x0000_s5" type="#_x0000_t75" style="width:523.30pt;height:294.36pt;mso-wrap-distance-left:0.00pt;mso-wrap-distance-top:0.00pt;mso-wrap-distance-right:0.00pt;mso-wrap-distance-bottom:0.00pt;z-index:1;" stroked="false">
+                      <v:imagedata r:id="rId9" o:title=""/>
+                      <o:lock v:ext="edit" rotation="t"/>
+                    </v:shape>
+                  </w:pict>
+                </mc:Fallback>
+              </mc:AlternateContent>
+            </w:r>
+            <w:r>
+              <w:rPr>
+                <w:highlight w:val="none"/>
+              </w:rPr>
+            </w:r>
+            <w:r>
+              <w:rPr>
+                <w:highlight w:val="none"/>
+              </w:rPr>
+            </w:r>
+            <w:r>
+              <w:rPr>
+                <w:highlight w:val="none"/>
+              </w:rPr>
+            </w:r>
           </w:p>
           <w:p>
             <w:pPr>
@@ -1788,14 +3171,13 @@
               <w:br/>
             </w:r>
             <w:r/>
-            <w:r/>
           </w:p>
         </w:tc>
       </w:tr>
     </w:tbl>
     <w:p>
       <w:pPr>
-        <w:pStyle w:val="669"/>
+        <w:pStyle w:val="896"/>
         <w:pBdr/>
         <w:spacing/>
         <w:ind/>
@@ -1806,7 +3188,7 @@
     </w:p>
     <w:p>
       <w:pPr>
-        <w:pStyle w:val="669"/>
+        <w:pStyle w:val="896"/>
         <w:pBdr/>
         <w:spacing/>
         <w:ind/>
@@ -1824,11 +3206,13 @@
     </w:p>
     <w:p>
       <w:pPr>
-        <w:pStyle w:val="669"/>
-        <w:pBdr/>
-        <w:spacing/>
-        <w:ind/>
-        <w:rPr/>
+        <w:pStyle w:val="896"/>
+        <w:pBdr/>
+        <w:spacing/>
+        <w:ind/>
+        <w:rPr>
+          <w:highlight w:val="none"/>
+        </w:rPr>
       </w:pPr>
       <w:r>
         <w:t xml:space="preserve">Benenne nochmals die vier wichtigsten Aufgabenbereiche </w:t>
@@ -1840,6 +3224,113 @@
         <w:t xml:space="preserve">!</w:t>
       </w:r>
       <w:r/>
+    </w:p>
+    <w:p>
+      <w:pPr>
+        <w:pStyle w:val="896"/>
+        <w:pBdr/>
+        <w:spacing/>
+        <w:ind/>
+        <w:rPr>
+          <w:highlight w:val="none"/>
+          <w:lang w:val="en-US"/>
+        </w:rPr>
+      </w:pPr>
+      <w:r>
+        <w:rPr>
+          <w:highlight w:val="none"/>
+          <w:lang w:val="en-US"/>
+        </w:rPr>
+        <w:t xml:space="preserve">Prozessverwaltung – starten, stoppen, steuern von Programmen</w:t>
+      </w:r>
+      <w:r/>
+    </w:p>
+    <w:p>
+      <w:pPr>
+        <w:pStyle w:val="896"/>
+        <w:pBdr/>
+        <w:spacing/>
+        <w:ind/>
+        <w:rPr>
+          <w:highlight w:val="none"/>
+          <w:lang w:val="en-US"/>
+        </w:rPr>
+      </w:pPr>
+      <w:r>
+        <w:rPr>
+          <w:highlight w:val="none"/>
+          <w:lang w:val="en-US"/>
+        </w:rPr>
+        <w:t xml:space="preserve">Speicherverwaltung – Verwaltung von RAM und virtuellem Speicher</w:t>
+      </w:r>
+      <w:r/>
+    </w:p>
+    <w:p>
+      <w:pPr>
+        <w:pStyle w:val="896"/>
+        <w:pBdr/>
+        <w:spacing/>
+        <w:ind/>
+        <w:rPr>
+          <w:highlight w:val="none"/>
+          <w:lang w:val="en-US"/>
+        </w:rPr>
+      </w:pPr>
+      <w:r>
+        <w:rPr>
+          <w:highlight w:val="none"/>
+          <w:lang w:val="en-US"/>
+        </w:rPr>
+        <w:t xml:space="preserve">Dateiverwaltung – Organisieren, speichern und Zugreifen auf Daten</w:t>
+      </w:r>
+      <w:r/>
+    </w:p>
+    <w:p>
+      <w:pPr>
+        <w:pStyle w:val="896"/>
+        <w:pBdr/>
+        <w:spacing/>
+        <w:ind/>
+        <w:rPr>
+          <w:highlight w:val="none"/>
+          <w:lang w:val="en-US"/>
+        </w:rPr>
+      </w:pPr>
+      <w:r>
+        <w:rPr>
+          <w:highlight w:val="none"/>
+          <w:lang w:val="en-US"/>
+        </w:rPr>
+        <w:t xml:space="preserve">Resourcenverwaltung – Steuern von I/O, Zuteilen von CPU und Netzwerkresourcen</w:t>
+      </w:r>
+      <w:r/>
+    </w:p>
+    <w:p>
+      <w:pPr>
+        <w:pStyle w:val="896"/>
+        <w:pBdr/>
+        <w:spacing/>
+        <w:ind/>
+        <w:rPr/>
+      </w:pPr>
+      <w:r>
+        <w:rPr>
+          <w:highlight w:val="none"/>
+          <w:lang w:val="en-US"/>
+        </w:rPr>
+      </w:r>
+      <w:r>
+        <w:rPr>
+          <w:highlight w:val="none"/>
+          <w:lang w:val="en-US"/>
+        </w:rPr>
+      </w:r>
+      <w:r>
+        <w:rPr>
+          <w:highlight w:val="none"/>
+          <w:lang w:val="en-US"/>
+        </w:rPr>
+      </w:r>
     </w:p>
     <w:sectPr>
       <w:footnotePr/>
@@ -1863,7 +3354,6 @@
         <w:ind/>
         <w:rPr/>
       </w:pPr>
-      <w:r/>
       <w:r>
         <w:separator/>
       </w:r>
@@ -1878,7 +3368,6 @@
         <w:ind/>
         <w:rPr/>
       </w:pPr>
-      <w:r/>
       <w:r>
         <w:continuationSeparator/>
       </w:r>
@@ -1898,7 +3387,6 @@
         <w:ind/>
         <w:rPr/>
       </w:pPr>
-      <w:r/>
       <w:r>
         <w:separator/>
       </w:r>
@@ -1913,7 +3401,6 @@
         <w:ind/>
         <w:rPr/>
       </w:pPr>
-      <w:r/>
       <w:r>
         <w:continuationSeparator/>
       </w:r>
@@ -2366,6 +3853,300 @@
       <w:suff w:val="tab"/>
     </w:lvl>
   </w:abstractNum>
+  <w:abstractNum w:abstractNumId="3">
+    <w:nsid w:val="21766853"/>
+    <w:lvl w:ilvl="0">
+      <w:isLgl w:val="false"/>
+      <w:lvlJc w:val="left"/>
+      <w:lvlText w:val="–"/>
+      <w:numFmt w:val="bullet"/>
+      <w:pPr>
+        <w:pBdr/>
+        <w:spacing/>
+        <w:ind w:hanging="360" w:left="709"/>
+      </w:pPr>
+      <w:rPr>
+        <w:rFonts w:hint="default" w:ascii="Arial" w:hAnsi="Arial" w:eastAsia="Arial" w:cs="Arial"/>
+      </w:rPr>
+      <w:start w:val="1"/>
+      <w:suff w:val="tab"/>
+    </w:lvl>
+    <w:lvl w:ilvl="1">
+      <w:isLgl w:val="false"/>
+      <w:lvlJc w:val="left"/>
+      <w:lvlText w:val="o"/>
+      <w:numFmt w:val="bullet"/>
+      <w:pPr>
+        <w:pBdr/>
+        <w:spacing/>
+        <w:ind w:hanging="360" w:left="1429"/>
+      </w:pPr>
+      <w:rPr>
+        <w:rFonts w:hint="default" w:ascii="Courier New" w:hAnsi="Courier New" w:eastAsia="Courier New" w:cs="Courier New"/>
+      </w:rPr>
+      <w:start w:val="1"/>
+      <w:suff w:val="tab"/>
+    </w:lvl>
+    <w:lvl w:ilvl="2">
+      <w:isLgl w:val="false"/>
+      <w:lvlJc w:val="left"/>
+      <w:lvlText w:val="§"/>
+      <w:numFmt w:val="bullet"/>
+      <w:pPr>
+        <w:pBdr/>
+        <w:spacing/>
+        <w:ind w:hanging="360" w:left="2149"/>
+      </w:pPr>
+      <w:rPr>
+        <w:rFonts w:hint="default" w:ascii="Wingdings" w:hAnsi="Wingdings" w:eastAsia="Wingdings" w:cs="Wingdings"/>
+      </w:rPr>
+      <w:start w:val="1"/>
+      <w:suff w:val="tab"/>
+    </w:lvl>
+    <w:lvl w:ilvl="3">
+      <w:isLgl w:val="false"/>
+      <w:lvlJc w:val="left"/>
+      <w:lvlText w:val="·"/>
+      <w:numFmt w:val="bullet"/>
+      <w:pPr>
+        <w:pBdr/>
+        <w:spacing/>
+        <w:ind w:hanging="360" w:left="2869"/>
+      </w:pPr>
+      <w:rPr>
+        <w:rFonts w:hint="default" w:ascii="Symbol" w:hAnsi="Symbol" w:eastAsia="Symbol" w:cs="Symbol"/>
+      </w:rPr>
+      <w:start w:val="1"/>
+      <w:suff w:val="tab"/>
+    </w:lvl>
+    <w:lvl w:ilvl="4">
+      <w:isLgl w:val="false"/>
+      <w:lvlJc w:val="left"/>
+      <w:lvlText w:val="o"/>
+      <w:numFmt w:val="bullet"/>
+      <w:pPr>
+        <w:pBdr/>
+        <w:spacing/>
+        <w:ind w:hanging="360" w:left="3589"/>
+      </w:pPr>
+      <w:rPr>
+        <w:rFonts w:hint="default" w:ascii="Courier New" w:hAnsi="Courier New" w:eastAsia="Courier New" w:cs="Courier New"/>
+      </w:rPr>
+      <w:start w:val="1"/>
+      <w:suff w:val="tab"/>
+    </w:lvl>
+    <w:lvl w:ilvl="5">
+      <w:isLgl w:val="false"/>
+      <w:lvlJc w:val="left"/>
+      <w:lvlText w:val="§"/>
+      <w:numFmt w:val="bullet"/>
+      <w:pPr>
+        <w:pBdr/>
+        <w:spacing/>
+        <w:ind w:hanging="360" w:left="4309"/>
+      </w:pPr>
+      <w:rPr>
+        <w:rFonts w:hint="default" w:ascii="Wingdings" w:hAnsi="Wingdings" w:eastAsia="Wingdings" w:cs="Wingdings"/>
+      </w:rPr>
+      <w:start w:val="1"/>
+      <w:suff w:val="tab"/>
+    </w:lvl>
+    <w:lvl w:ilvl="6">
+      <w:isLgl w:val="false"/>
+      <w:lvlJc w:val="left"/>
+      <w:lvlText w:val="·"/>
+      <w:numFmt w:val="bullet"/>
+      <w:pPr>
+        <w:pBdr/>
+        <w:spacing/>
+        <w:ind w:hanging="360" w:left="5029"/>
+      </w:pPr>
+      <w:rPr>
+        <w:rFonts w:hint="default" w:ascii="Symbol" w:hAnsi="Symbol" w:eastAsia="Symbol" w:cs="Symbol"/>
+      </w:rPr>
+      <w:start w:val="1"/>
+      <w:suff w:val="tab"/>
+    </w:lvl>
+    <w:lvl w:ilvl="7">
+      <w:isLgl w:val="false"/>
+      <w:lvlJc w:val="left"/>
+      <w:lvlText w:val="o"/>
+      <w:numFmt w:val="bullet"/>
+      <w:pPr>
+        <w:pBdr/>
+        <w:spacing/>
+        <w:ind w:hanging="360" w:left="5749"/>
+      </w:pPr>
+      <w:rPr>
+        <w:rFonts w:hint="default" w:ascii="Courier New" w:hAnsi="Courier New" w:eastAsia="Courier New" w:cs="Courier New"/>
+      </w:rPr>
+      <w:start w:val="1"/>
+      <w:suff w:val="tab"/>
+    </w:lvl>
+    <w:lvl w:ilvl="8">
+      <w:isLgl w:val="false"/>
+      <w:lvlJc w:val="left"/>
+      <w:lvlText w:val="§"/>
+      <w:numFmt w:val="bullet"/>
+      <w:pPr>
+        <w:pBdr/>
+        <w:spacing/>
+        <w:ind w:hanging="360" w:left="6469"/>
+      </w:pPr>
+      <w:rPr>
+        <w:rFonts w:hint="default" w:ascii="Wingdings" w:hAnsi="Wingdings" w:eastAsia="Wingdings" w:cs="Wingdings"/>
+      </w:rPr>
+      <w:start w:val="1"/>
+      <w:suff w:val="tab"/>
+    </w:lvl>
+  </w:abstractNum>
+  <w:abstractNum w:abstractNumId="4">
+    <w:nsid w:val="749948AC"/>
+    <w:lvl w:ilvl="0">
+      <w:isLgl w:val="false"/>
+      <w:lvlJc w:val="left"/>
+      <w:lvlText w:val="–"/>
+      <w:numFmt w:val="bullet"/>
+      <w:pPr>
+        <w:pBdr/>
+        <w:spacing/>
+        <w:ind w:hanging="360" w:left="709"/>
+      </w:pPr>
+      <w:rPr>
+        <w:rFonts w:hint="default" w:ascii="Arial" w:hAnsi="Arial" w:eastAsia="Arial" w:cs="Arial"/>
+      </w:rPr>
+      <w:start w:val="1"/>
+      <w:suff w:val="tab"/>
+    </w:lvl>
+    <w:lvl w:ilvl="1">
+      <w:isLgl w:val="false"/>
+      <w:lvlJc w:val="left"/>
+      <w:lvlText w:val="o"/>
+      <w:numFmt w:val="bullet"/>
+      <w:pPr>
+        <w:pBdr/>
+        <w:spacing/>
+        <w:ind w:hanging="360" w:left="1429"/>
+      </w:pPr>
+      <w:rPr>
+        <w:rFonts w:hint="default" w:ascii="Courier New" w:hAnsi="Courier New" w:eastAsia="Courier New" w:cs="Courier New"/>
+      </w:rPr>
+      <w:start w:val="1"/>
+      <w:suff w:val="tab"/>
+    </w:lvl>
+    <w:lvl w:ilvl="2">
+      <w:isLgl w:val="false"/>
+      <w:lvlJc w:val="left"/>
+      <w:lvlText w:val="§"/>
+      <w:numFmt w:val="bullet"/>
+      <w:pPr>
+        <w:pBdr/>
+        <w:spacing/>
+        <w:ind w:hanging="360" w:left="2149"/>
+      </w:pPr>
+      <w:rPr>
+        <w:rFonts w:hint="default" w:ascii="Wingdings" w:hAnsi="Wingdings" w:eastAsia="Wingdings" w:cs="Wingdings"/>
+      </w:rPr>
+      <w:start w:val="1"/>
+      <w:suff w:val="tab"/>
+    </w:lvl>
+    <w:lvl w:ilvl="3">
+      <w:isLgl w:val="false"/>
+      <w:lvlJc w:val="left"/>
+      <w:lvlText w:val="·"/>
+      <w:numFmt w:val="bullet"/>
+      <w:pPr>
+        <w:pBdr/>
+        <w:spacing/>
+        <w:ind w:hanging="360" w:left="2869"/>
+      </w:pPr>
+      <w:rPr>
+        <w:rFonts w:hint="default" w:ascii="Symbol" w:hAnsi="Symbol" w:eastAsia="Symbol" w:cs="Symbol"/>
+      </w:rPr>
+      <w:start w:val="1"/>
+      <w:suff w:val="tab"/>
+    </w:lvl>
+    <w:lvl w:ilvl="4">
+      <w:isLgl w:val="false"/>
+      <w:lvlJc w:val="left"/>
+      <w:lvlText w:val="o"/>
+      <w:numFmt w:val="bullet"/>
+      <w:pPr>
+        <w:pBdr/>
+        <w:spacing/>
+        <w:ind w:hanging="360" w:left="3589"/>
+      </w:pPr>
+      <w:rPr>
+        <w:rFonts w:hint="default" w:ascii="Courier New" w:hAnsi="Courier New" w:eastAsia="Courier New" w:cs="Courier New"/>
+      </w:rPr>
+      <w:start w:val="1"/>
+      <w:suff w:val="tab"/>
+    </w:lvl>
+    <w:lvl w:ilvl="5">
+      <w:isLgl w:val="false"/>
+      <w:lvlJc w:val="left"/>
+      <w:lvlText w:val="§"/>
+      <w:numFmt w:val="bullet"/>
+      <w:pPr>
+        <w:pBdr/>
+        <w:spacing/>
+        <w:ind w:hanging="360" w:left="4309"/>
+      </w:pPr>
+      <w:rPr>
+        <w:rFonts w:hint="default" w:ascii="Wingdings" w:hAnsi="Wingdings" w:eastAsia="Wingdings" w:cs="Wingdings"/>
+      </w:rPr>
+      <w:start w:val="1"/>
+      <w:suff w:val="tab"/>
+    </w:lvl>
+    <w:lvl w:ilvl="6">
+      <w:isLgl w:val="false"/>
+      <w:lvlJc w:val="left"/>
+      <w:lvlText w:val="·"/>
+      <w:numFmt w:val="bullet"/>
+      <w:pPr>
+        <w:pBdr/>
+        <w:spacing/>
+        <w:ind w:hanging="360" w:left="5029"/>
+      </w:pPr>
+      <w:rPr>
+        <w:rFonts w:hint="default" w:ascii="Symbol" w:hAnsi="Symbol" w:eastAsia="Symbol" w:cs="Symbol"/>
+      </w:rPr>
+      <w:start w:val="1"/>
+      <w:suff w:val="tab"/>
+    </w:lvl>
+    <w:lvl w:ilvl="7">
+      <w:isLgl w:val="false"/>
+      <w:lvlJc w:val="left"/>
+      <w:lvlText w:val="o"/>
+      <w:numFmt w:val="bullet"/>
+      <w:pPr>
+        <w:pBdr/>
+        <w:spacing/>
+        <w:ind w:hanging="360" w:left="5749"/>
+      </w:pPr>
+      <w:rPr>
+        <w:rFonts w:hint="default" w:ascii="Courier New" w:hAnsi="Courier New" w:eastAsia="Courier New" w:cs="Courier New"/>
+      </w:rPr>
+      <w:start w:val="1"/>
+      <w:suff w:val="tab"/>
+    </w:lvl>
+    <w:lvl w:ilvl="8">
+      <w:isLgl w:val="false"/>
+      <w:lvlJc w:val="left"/>
+      <w:lvlText w:val="§"/>
+      <w:numFmt w:val="bullet"/>
+      <w:pPr>
+        <w:pBdr/>
+        <w:spacing/>
+        <w:ind w:hanging="360" w:left="6469"/>
+      </w:pPr>
+      <w:rPr>
+        <w:rFonts w:hint="default" w:ascii="Wingdings" w:hAnsi="Wingdings" w:eastAsia="Wingdings" w:cs="Wingdings"/>
+      </w:rPr>
+      <w:start w:val="1"/>
+      <w:suff w:val="tab"/>
+    </w:lvl>
+  </w:abstractNum>
   <w:num w:numId="1">
     <w:abstractNumId w:val="2"/>
   </w:num>
@@ -2374,6 +4155,12 @@
   </w:num>
   <w:num w:numId="3">
     <w:abstractNumId w:val="1"/>
+  </w:num>
+  <w:num w:numId="4">
+    <w:abstractNumId w:val="3"/>
+  </w:num>
+  <w:num w:numId="5">
+    <w:abstractNumId w:val="4"/>
   </w:num>
 </w:numbering>
 </file>
@@ -2533,7 +4320,7 @@
     <w:lsdException w:name="Bibliography" w:uiPriority="37"/>
     <w:lsdException w:name="TOC Heading" w:uiPriority="39" w:qFormat="1"/>
   </w:latentStyles>
-  <w:style w:type="table" w:styleId="11" w:default="1">
+  <w:style w:type="table" w:styleId="707" w:default="1">
     <w:name w:val="Normal Table"/>
     <w:uiPriority w:val="99"/>
     <w:semiHidden/>
@@ -2726,9 +4513,9 @@
       </w:tcPr>
     </w:tblStylePr>
   </w:style>
-  <w:style w:type="table" w:styleId="12">
+  <w:style w:type="table" w:styleId="708">
     <w:name w:val="Table Grid"/>
-    <w:basedOn w:val="11"/>
+    <w:basedOn w:val="707"/>
     <w:uiPriority w:val="59"/>
     <w:pPr>
       <w:pBdr/>
@@ -2925,9 +4712,9 @@
       </w:tcPr>
     </w:tblStylePr>
   </w:style>
-  <w:style w:type="table" w:styleId="13">
+  <w:style w:type="table" w:styleId="709">
     <w:name w:val="Table Grid Light"/>
-    <w:basedOn w:val="11"/>
+    <w:basedOn w:val="707"/>
     <w:uiPriority w:val="59"/>
     <w:pPr>
       <w:pBdr/>
@@ -3124,9 +4911,9 @@
       </w:tcPr>
     </w:tblStylePr>
   </w:style>
-  <w:style w:type="table" w:styleId="14">
+  <w:style w:type="table" w:styleId="710">
     <w:name w:val="Plain Table 1"/>
-    <w:basedOn w:val="11"/>
+    <w:basedOn w:val="707"/>
     <w:uiPriority w:val="59"/>
     <w:pPr>
       <w:pBdr/>
@@ -3349,9 +5136,9 @@
       </w:tcPr>
     </w:tblStylePr>
   </w:style>
-  <w:style w:type="table" w:styleId="15">
+  <w:style w:type="table" w:styleId="711">
     <w:name w:val="Plain Table 2"/>
-    <w:basedOn w:val="11"/>
+    <w:basedOn w:val="707"/>
     <w:uiPriority w:val="59"/>
     <w:pPr>
       <w:pBdr/>
@@ -3582,9 +5369,9 @@
       </w:tcPr>
     </w:tblStylePr>
   </w:style>
-  <w:style w:type="table" w:styleId="16">
+  <w:style w:type="table" w:styleId="712">
     <w:name w:val="Plain Table 3"/>
-    <w:basedOn w:val="11"/>
+    <w:basedOn w:val="707"/>
     <w:uiPriority w:val="99"/>
     <w:pPr>
       <w:pBdr/>
@@ -3812,9 +5599,9 @@
       </w:tcPr>
     </w:tblStylePr>
   </w:style>
-  <w:style w:type="table" w:styleId="17">
+  <w:style w:type="table" w:styleId="713">
     <w:name w:val="Plain Table 4"/>
-    <w:basedOn w:val="11"/>
+    <w:basedOn w:val="707"/>
     <w:uiPriority w:val="99"/>
     <w:pPr>
       <w:pBdr/>
@@ -4028,9 +5815,9 @@
       </w:tcPr>
     </w:tblStylePr>
   </w:style>
-  <w:style w:type="table" w:styleId="18">
+  <w:style w:type="table" w:styleId="714">
     <w:name w:val="Plain Table 5"/>
-    <w:basedOn w:val="11"/>
+    <w:basedOn w:val="707"/>
     <w:uiPriority w:val="99"/>
     <w:pPr>
       <w:pBdr/>
@@ -4261,9 +6048,9 @@
       </w:tcPr>
     </w:tblStylePr>
   </w:style>
-  <w:style w:type="table" w:styleId="19">
+  <w:style w:type="table" w:styleId="715">
     <w:name w:val="Grid Table 1 Light"/>
-    <w:basedOn w:val="11"/>
+    <w:basedOn w:val="707"/>
     <w:uiPriority w:val="99"/>
     <w:pPr>
       <w:pBdr/>
@@ -4484,9 +6271,9 @@
       </w:tcPr>
     </w:tblStylePr>
   </w:style>
-  <w:style w:type="table" w:styleId="20">
+  <w:style w:type="table" w:styleId="716">
     <w:name w:val="Grid Table 1 Light - Accent 1"/>
-    <w:basedOn w:val="11"/>
+    <w:basedOn w:val="707"/>
     <w:uiPriority w:val="99"/>
     <w:pPr>
       <w:pBdr/>
@@ -4707,9 +6494,9 @@
       </w:tcPr>
     </w:tblStylePr>
   </w:style>
-  <w:style w:type="table" w:styleId="21">
+  <w:style w:type="table" w:styleId="717">
     <w:name w:val="Grid Table 1 Light - Accent 2"/>
-    <w:basedOn w:val="11"/>
+    <w:basedOn w:val="707"/>
     <w:uiPriority w:val="99"/>
     <w:pPr>
       <w:pBdr/>
@@ -4930,9 +6717,9 @@
       </w:tcPr>
     </w:tblStylePr>
   </w:style>
-  <w:style w:type="table" w:styleId="22">
+  <w:style w:type="table" w:styleId="718">
     <w:name w:val="Grid Table 1 Light - Accent 3"/>
-    <w:basedOn w:val="11"/>
+    <w:basedOn w:val="707"/>
     <w:uiPriority w:val="99"/>
     <w:pPr>
       <w:pBdr/>
@@ -5153,9 +6940,9 @@
       </w:tcPr>
     </w:tblStylePr>
   </w:style>
-  <w:style w:type="table" w:styleId="23">
+  <w:style w:type="table" w:styleId="719">
     <w:name w:val="Grid Table 1 Light - Accent 4"/>
-    <w:basedOn w:val="11"/>
+    <w:basedOn w:val="707"/>
     <w:uiPriority w:val="99"/>
     <w:pPr>
       <w:pBdr/>
@@ -5376,9 +7163,9 @@
       </w:tcPr>
     </w:tblStylePr>
   </w:style>
-  <w:style w:type="table" w:styleId="24">
+  <w:style w:type="table" w:styleId="720">
     <w:name w:val="Grid Table 1 Light - Accent 5"/>
-    <w:basedOn w:val="11"/>
+    <w:basedOn w:val="707"/>
     <w:uiPriority w:val="99"/>
     <w:pPr>
       <w:pBdr/>
@@ -5599,9 +7386,9 @@
       </w:tcPr>
     </w:tblStylePr>
   </w:style>
-  <w:style w:type="table" w:styleId="25">
+  <w:style w:type="table" w:styleId="721">
     <w:name w:val="Grid Table 1 Light - Accent 6"/>
-    <w:basedOn w:val="11"/>
+    <w:basedOn w:val="707"/>
     <w:uiPriority w:val="99"/>
     <w:pPr>
       <w:pBdr/>
@@ -5822,9 +7609,9 @@
       </w:tcPr>
     </w:tblStylePr>
   </w:style>
-  <w:style w:type="table" w:styleId="26">
+  <w:style w:type="table" w:styleId="722">
     <w:name w:val="Grid Table 2"/>
-    <w:basedOn w:val="11"/>
+    <w:basedOn w:val="707"/>
     <w:uiPriority w:val="99"/>
     <w:pPr>
       <w:pBdr/>
@@ -6054,9 +7841,9 @@
       </w:tcPr>
     </w:tblStylePr>
   </w:style>
-  <w:style w:type="table" w:styleId="27">
+  <w:style w:type="table" w:styleId="723">
     <w:name w:val="Grid Table 2 - Accent 1"/>
-    <w:basedOn w:val="11"/>
+    <w:basedOn w:val="707"/>
     <w:uiPriority w:val="99"/>
     <w:pPr>
       <w:pBdr/>
@@ -6286,9 +8073,9 @@
       </w:tcPr>
     </w:tblStylePr>
   </w:style>
-  <w:style w:type="table" w:styleId="28">
+  <w:style w:type="table" w:styleId="724">
     <w:name w:val="Grid Table 2 - Accent 2"/>
-    <w:basedOn w:val="11"/>
+    <w:basedOn w:val="707"/>
     <w:uiPriority w:val="99"/>
     <w:pPr>
       <w:pBdr/>
@@ -6518,9 +8305,9 @@
       </w:tcPr>
     </w:tblStylePr>
   </w:style>
-  <w:style w:type="table" w:styleId="29">
+  <w:style w:type="table" w:styleId="725">
     <w:name w:val="Grid Table 2 - Accent 3"/>
-    <w:basedOn w:val="11"/>
+    <w:basedOn w:val="707"/>
     <w:uiPriority w:val="99"/>
     <w:pPr>
       <w:pBdr/>
@@ -6750,9 +8537,9 @@
       </w:tcPr>
     </w:tblStylePr>
   </w:style>
-  <w:style w:type="table" w:styleId="30">
+  <w:style w:type="table" w:styleId="726">
     <w:name w:val="Grid Table 2 - Accent 4"/>
-    <w:basedOn w:val="11"/>
+    <w:basedOn w:val="707"/>
     <w:uiPriority w:val="99"/>
     <w:pPr>
       <w:pBdr/>
@@ -6982,9 +8769,9 @@
       </w:tcPr>
     </w:tblStylePr>
   </w:style>
-  <w:style w:type="table" w:styleId="31">
+  <w:style w:type="table" w:styleId="727">
     <w:name w:val="Grid Table 2 - Accent 5"/>
-    <w:basedOn w:val="11"/>
+    <w:basedOn w:val="707"/>
     <w:uiPriority w:val="99"/>
     <w:pPr>
       <w:pBdr/>
@@ -7214,9 +9001,9 @@
       </w:tcPr>
     </w:tblStylePr>
   </w:style>
-  <w:style w:type="table" w:styleId="32">
+  <w:style w:type="table" w:styleId="728">
     <w:name w:val="Grid Table 2 - Accent 6"/>
-    <w:basedOn w:val="11"/>
+    <w:basedOn w:val="707"/>
     <w:uiPriority w:val="99"/>
     <w:pPr>
       <w:pBdr/>
@@ -7446,9 +9233,9 @@
       </w:tcPr>
     </w:tblStylePr>
   </w:style>
-  <w:style w:type="table" w:styleId="33">
+  <w:style w:type="table" w:styleId="729">
     <w:name w:val="Grid Table 3"/>
-    <w:basedOn w:val="11"/>
+    <w:basedOn w:val="707"/>
     <w:uiPriority w:val="99"/>
     <w:pPr>
       <w:pBdr/>
@@ -7547,29 +9334,6 @@
         <w:tblBorders/>
       </w:tblPr>
       <w:tcPr>
-        <w:shd w:color="ffffff"/>
-        <w:tcBorders>
-          <w:top w:val="none" w:color="000000" w:sz="4" w:space="0"/>
-          <w:left w:val="none" w:color="000000" w:sz="4" w:space="0"/>
-          <w:bottom w:val="none" w:color="000000" w:sz="4" w:space="0"/>
-          <w:right w:val="none" w:color="000000" w:sz="4" w:space="0"/>
-        </w:tcBorders>
-      </w:tcPr>
-    </w:tblStylePr>
-    <w:tblStylePr w:type="firstRow">
-      <w:rPr>
-        <w:b/>
-        <w:color w:val="404040"/>
-      </w:rPr>
-      <w:pPr>
-        <w:pBdr/>
-        <w:spacing/>
-        <w:ind/>
-      </w:pPr>
-      <w:tblPr>
-        <w:tblBorders/>
-      </w:tblPr>
-      <w:tcPr>
         <w:shd w:val="clear" w:color="ffffff"/>
         <w:tcBorders>
           <w:top w:val="none" w:color="000000" w:sz="4" w:space="0"/>
@@ -7579,30 +9343,7 @@
         </w:tcBorders>
       </w:tcPr>
     </w:tblStylePr>
-    <w:tblStylePr w:type="lastCol">
-      <w:rPr>
-        <w:i/>
-        <w:color w:val="404040"/>
-      </w:rPr>
-      <w:pPr>
-        <w:pBdr/>
-        <w:spacing/>
-        <w:ind/>
-      </w:pPr>
-      <w:tblPr>
-        <w:tblBorders/>
-      </w:tblPr>
-      <w:tcPr>
-        <w:shd w:color="ffffff"/>
-        <w:tcBorders>
-          <w:top w:val="none" w:color="000000" w:sz="4" w:space="0"/>
-          <w:left w:val="none" w:color="000000" w:sz="4" w:space="0"/>
-          <w:bottom w:val="none" w:color="000000" w:sz="4" w:space="0"/>
-          <w:right w:val="none" w:color="000000" w:sz="4" w:space="0"/>
-        </w:tcBorders>
-      </w:tcPr>
-    </w:tblStylePr>
-    <w:tblStylePr w:type="lastRow">
+    <w:tblStylePr w:type="firstRow">
       <w:rPr>
         <w:b/>
         <w:color w:val="404040"/>
@@ -7625,6 +9366,52 @@
         </w:tcBorders>
       </w:tcPr>
     </w:tblStylePr>
+    <w:tblStylePr w:type="lastCol">
+      <w:rPr>
+        <w:i/>
+        <w:color w:val="404040"/>
+      </w:rPr>
+      <w:pPr>
+        <w:pBdr/>
+        <w:spacing/>
+        <w:ind/>
+      </w:pPr>
+      <w:tblPr>
+        <w:tblBorders/>
+      </w:tblPr>
+      <w:tcPr>
+        <w:shd w:val="clear" w:color="ffffff"/>
+        <w:tcBorders>
+          <w:top w:val="none" w:color="000000" w:sz="4" w:space="0"/>
+          <w:left w:val="none" w:color="000000" w:sz="4" w:space="0"/>
+          <w:bottom w:val="none" w:color="000000" w:sz="4" w:space="0"/>
+          <w:right w:val="none" w:color="000000" w:sz="4" w:space="0"/>
+        </w:tcBorders>
+      </w:tcPr>
+    </w:tblStylePr>
+    <w:tblStylePr w:type="lastRow">
+      <w:rPr>
+        <w:b/>
+        <w:color w:val="404040"/>
+      </w:rPr>
+      <w:pPr>
+        <w:pBdr/>
+        <w:spacing/>
+        <w:ind/>
+      </w:pPr>
+      <w:tblPr>
+        <w:tblBorders/>
+      </w:tblPr>
+      <w:tcPr>
+        <w:shd w:val="clear" w:color="ffffff"/>
+        <w:tcBorders>
+          <w:top w:val="none" w:color="000000" w:sz="4" w:space="0"/>
+          <w:left w:val="none" w:color="000000" w:sz="4" w:space="0"/>
+          <w:bottom w:val="none" w:color="000000" w:sz="4" w:space="0"/>
+          <w:right w:val="none" w:color="000000" w:sz="4" w:space="0"/>
+        </w:tcBorders>
+      </w:tcPr>
+    </w:tblStylePr>
     <w:tblStylePr w:type="nwCell">
       <w:pPr>
         <w:pBdr/>
@@ -7691,9 +9478,9 @@
       </w:tcPr>
     </w:tblStylePr>
   </w:style>
-  <w:style w:type="table" w:styleId="34">
+  <w:style w:type="table" w:styleId="730">
     <w:name w:val="Grid Table 3 - Accent 1"/>
-    <w:basedOn w:val="11"/>
+    <w:basedOn w:val="707"/>
     <w:uiPriority w:val="99"/>
     <w:pPr>
       <w:pBdr/>
@@ -7792,29 +9579,6 @@
         <w:tblBorders/>
       </w:tblPr>
       <w:tcPr>
-        <w:shd w:color="ffffff"/>
-        <w:tcBorders>
-          <w:top w:val="none" w:color="000000" w:sz="4" w:space="0"/>
-          <w:left w:val="none" w:color="000000" w:sz="4" w:space="0"/>
-          <w:bottom w:val="none" w:color="000000" w:sz="4" w:space="0"/>
-          <w:right w:val="none" w:color="000000" w:sz="4" w:space="0"/>
-        </w:tcBorders>
-      </w:tcPr>
-    </w:tblStylePr>
-    <w:tblStylePr w:type="firstRow">
-      <w:rPr>
-        <w:b/>
-        <w:color w:val="404040"/>
-      </w:rPr>
-      <w:pPr>
-        <w:pBdr/>
-        <w:spacing/>
-        <w:ind/>
-      </w:pPr>
-      <w:tblPr>
-        <w:tblBorders/>
-      </w:tblPr>
-      <w:tcPr>
         <w:shd w:val="clear" w:color="ffffff"/>
         <w:tcBorders>
           <w:top w:val="none" w:color="000000" w:sz="4" w:space="0"/>
@@ -7824,30 +9588,7 @@
         </w:tcBorders>
       </w:tcPr>
     </w:tblStylePr>
-    <w:tblStylePr w:type="lastCol">
-      <w:rPr>
-        <w:i/>
-        <w:color w:val="404040"/>
-      </w:rPr>
-      <w:pPr>
-        <w:pBdr/>
-        <w:spacing/>
-        <w:ind/>
-      </w:pPr>
-      <w:tblPr>
-        <w:tblBorders/>
-      </w:tblPr>
-      <w:tcPr>
-        <w:shd w:color="ffffff"/>
-        <w:tcBorders>
-          <w:top w:val="none" w:color="000000" w:sz="4" w:space="0"/>
-          <w:left w:val="none" w:color="000000" w:sz="4" w:space="0"/>
-          <w:bottom w:val="none" w:color="000000" w:sz="4" w:space="0"/>
-          <w:right w:val="none" w:color="000000" w:sz="4" w:space="0"/>
-        </w:tcBorders>
-      </w:tcPr>
-    </w:tblStylePr>
-    <w:tblStylePr w:type="lastRow">
+    <w:tblStylePr w:type="firstRow">
       <w:rPr>
         <w:b/>
         <w:color w:val="404040"/>
@@ -7870,6 +9611,52 @@
         </w:tcBorders>
       </w:tcPr>
     </w:tblStylePr>
+    <w:tblStylePr w:type="lastCol">
+      <w:rPr>
+        <w:i/>
+        <w:color w:val="404040"/>
+      </w:rPr>
+      <w:pPr>
+        <w:pBdr/>
+        <w:spacing/>
+        <w:ind/>
+      </w:pPr>
+      <w:tblPr>
+        <w:tblBorders/>
+      </w:tblPr>
+      <w:tcPr>
+        <w:shd w:val="clear" w:color="ffffff"/>
+        <w:tcBorders>
+          <w:top w:val="none" w:color="000000" w:sz="4" w:space="0"/>
+          <w:left w:val="none" w:color="000000" w:sz="4" w:space="0"/>
+          <w:bottom w:val="none" w:color="000000" w:sz="4" w:space="0"/>
+          <w:right w:val="none" w:color="000000" w:sz="4" w:space="0"/>
+        </w:tcBorders>
+      </w:tcPr>
+    </w:tblStylePr>
+    <w:tblStylePr w:type="lastRow">
+      <w:rPr>
+        <w:b/>
+        <w:color w:val="404040"/>
+      </w:rPr>
+      <w:pPr>
+        <w:pBdr/>
+        <w:spacing/>
+        <w:ind/>
+      </w:pPr>
+      <w:tblPr>
+        <w:tblBorders/>
+      </w:tblPr>
+      <w:tcPr>
+        <w:shd w:val="clear" w:color="ffffff"/>
+        <w:tcBorders>
+          <w:top w:val="none" w:color="000000" w:sz="4" w:space="0"/>
+          <w:left w:val="none" w:color="000000" w:sz="4" w:space="0"/>
+          <w:bottom w:val="none" w:color="000000" w:sz="4" w:space="0"/>
+          <w:right w:val="none" w:color="000000" w:sz="4" w:space="0"/>
+        </w:tcBorders>
+      </w:tcPr>
+    </w:tblStylePr>
     <w:tblStylePr w:type="nwCell">
       <w:pPr>
         <w:pBdr/>
@@ -7936,9 +9723,9 @@
       </w:tcPr>
     </w:tblStylePr>
   </w:style>
-  <w:style w:type="table" w:styleId="35">
+  <w:style w:type="table" w:styleId="731">
     <w:name w:val="Grid Table 3 - Accent 2"/>
-    <w:basedOn w:val="11"/>
+    <w:basedOn w:val="707"/>
     <w:uiPriority w:val="99"/>
     <w:pPr>
       <w:pBdr/>
@@ -8037,29 +9824,6 @@
         <w:tblBorders/>
       </w:tblPr>
       <w:tcPr>
-        <w:shd w:color="ffffff"/>
-        <w:tcBorders>
-          <w:top w:val="none" w:color="000000" w:sz="4" w:space="0"/>
-          <w:left w:val="none" w:color="000000" w:sz="4" w:space="0"/>
-          <w:bottom w:val="none" w:color="000000" w:sz="4" w:space="0"/>
-          <w:right w:val="none" w:color="000000" w:sz="4" w:space="0"/>
-        </w:tcBorders>
-      </w:tcPr>
-    </w:tblStylePr>
-    <w:tblStylePr w:type="firstRow">
-      <w:rPr>
-        <w:b/>
-        <w:color w:val="404040"/>
-      </w:rPr>
-      <w:pPr>
-        <w:pBdr/>
-        <w:spacing/>
-        <w:ind/>
-      </w:pPr>
-      <w:tblPr>
-        <w:tblBorders/>
-      </w:tblPr>
-      <w:tcPr>
         <w:shd w:val="clear" w:color="ffffff"/>
         <w:tcBorders>
           <w:top w:val="none" w:color="000000" w:sz="4" w:space="0"/>
@@ -8069,30 +9833,7 @@
         </w:tcBorders>
       </w:tcPr>
     </w:tblStylePr>
-    <w:tblStylePr w:type="lastCol">
-      <w:rPr>
-        <w:i/>
-        <w:color w:val="404040"/>
-      </w:rPr>
-      <w:pPr>
-        <w:pBdr/>
-        <w:spacing/>
-        <w:ind/>
-      </w:pPr>
-      <w:tblPr>
-        <w:tblBorders/>
-      </w:tblPr>
-      <w:tcPr>
-        <w:shd w:color="ffffff"/>
-        <w:tcBorders>
-          <w:top w:val="none" w:color="000000" w:sz="4" w:space="0"/>
-          <w:left w:val="none" w:color="000000" w:sz="4" w:space="0"/>
-          <w:bottom w:val="none" w:color="000000" w:sz="4" w:space="0"/>
-          <w:right w:val="none" w:color="000000" w:sz="4" w:space="0"/>
-        </w:tcBorders>
-      </w:tcPr>
-    </w:tblStylePr>
-    <w:tblStylePr w:type="lastRow">
+    <w:tblStylePr w:type="firstRow">
       <w:rPr>
         <w:b/>
         <w:color w:val="404040"/>
@@ -8115,6 +9856,52 @@
         </w:tcBorders>
       </w:tcPr>
     </w:tblStylePr>
+    <w:tblStylePr w:type="lastCol">
+      <w:rPr>
+        <w:i/>
+        <w:color w:val="404040"/>
+      </w:rPr>
+      <w:pPr>
+        <w:pBdr/>
+        <w:spacing/>
+        <w:ind/>
+      </w:pPr>
+      <w:tblPr>
+        <w:tblBorders/>
+      </w:tblPr>
+      <w:tcPr>
+        <w:shd w:val="clear" w:color="ffffff"/>
+        <w:tcBorders>
+          <w:top w:val="none" w:color="000000" w:sz="4" w:space="0"/>
+          <w:left w:val="none" w:color="000000" w:sz="4" w:space="0"/>
+          <w:bottom w:val="none" w:color="000000" w:sz="4" w:space="0"/>
+          <w:right w:val="none" w:color="000000" w:sz="4" w:space="0"/>
+        </w:tcBorders>
+      </w:tcPr>
+    </w:tblStylePr>
+    <w:tblStylePr w:type="lastRow">
+      <w:rPr>
+        <w:b/>
+        <w:color w:val="404040"/>
+      </w:rPr>
+      <w:pPr>
+        <w:pBdr/>
+        <w:spacing/>
+        <w:ind/>
+      </w:pPr>
+      <w:tblPr>
+        <w:tblBorders/>
+      </w:tblPr>
+      <w:tcPr>
+        <w:shd w:val="clear" w:color="ffffff"/>
+        <w:tcBorders>
+          <w:top w:val="none" w:color="000000" w:sz="4" w:space="0"/>
+          <w:left w:val="none" w:color="000000" w:sz="4" w:space="0"/>
+          <w:bottom w:val="none" w:color="000000" w:sz="4" w:space="0"/>
+          <w:right w:val="none" w:color="000000" w:sz="4" w:space="0"/>
+        </w:tcBorders>
+      </w:tcPr>
+    </w:tblStylePr>
     <w:tblStylePr w:type="nwCell">
       <w:pPr>
         <w:pBdr/>
@@ -8181,9 +9968,9 @@
       </w:tcPr>
     </w:tblStylePr>
   </w:style>
-  <w:style w:type="table" w:styleId="36">
+  <w:style w:type="table" w:styleId="732">
     <w:name w:val="Grid Table 3 - Accent 3"/>
-    <w:basedOn w:val="11"/>
+    <w:basedOn w:val="707"/>
     <w:uiPriority w:val="99"/>
     <w:pPr>
       <w:pBdr/>
@@ -8282,29 +10069,6 @@
         <w:tblBorders/>
       </w:tblPr>
       <w:tcPr>
-        <w:shd w:color="ffffff"/>
-        <w:tcBorders>
-          <w:top w:val="none" w:color="000000" w:sz="4" w:space="0"/>
-          <w:left w:val="none" w:color="000000" w:sz="4" w:space="0"/>
-          <w:bottom w:val="none" w:color="000000" w:sz="4" w:space="0"/>
-          <w:right w:val="none" w:color="000000" w:sz="4" w:space="0"/>
-        </w:tcBorders>
-      </w:tcPr>
-    </w:tblStylePr>
-    <w:tblStylePr w:type="firstRow">
-      <w:rPr>
-        <w:b/>
-        <w:color w:val="404040"/>
-      </w:rPr>
-      <w:pPr>
-        <w:pBdr/>
-        <w:spacing/>
-        <w:ind/>
-      </w:pPr>
-      <w:tblPr>
-        <w:tblBorders/>
-      </w:tblPr>
-      <w:tcPr>
         <w:shd w:val="clear" w:color="ffffff"/>
         <w:tcBorders>
           <w:top w:val="none" w:color="000000" w:sz="4" w:space="0"/>
@@ -8314,30 +10078,7 @@
         </w:tcBorders>
       </w:tcPr>
     </w:tblStylePr>
-    <w:tblStylePr w:type="lastCol">
-      <w:rPr>
-        <w:i/>
-        <w:color w:val="404040"/>
-      </w:rPr>
-      <w:pPr>
-        <w:pBdr/>
-        <w:spacing/>
-        <w:ind/>
-      </w:pPr>
-      <w:tblPr>
-        <w:tblBorders/>
-      </w:tblPr>
-      <w:tcPr>
-        <w:shd w:color="ffffff"/>
-        <w:tcBorders>
-          <w:top w:val="none" w:color="000000" w:sz="4" w:space="0"/>
-          <w:left w:val="none" w:color="000000" w:sz="4" w:space="0"/>
-          <w:bottom w:val="none" w:color="000000" w:sz="4" w:space="0"/>
-          <w:right w:val="none" w:color="000000" w:sz="4" w:space="0"/>
-        </w:tcBorders>
-      </w:tcPr>
-    </w:tblStylePr>
-    <w:tblStylePr w:type="lastRow">
+    <w:tblStylePr w:type="firstRow">
       <w:rPr>
         <w:b/>
         <w:color w:val="404040"/>
@@ -8360,6 +10101,52 @@
         </w:tcBorders>
       </w:tcPr>
     </w:tblStylePr>
+    <w:tblStylePr w:type="lastCol">
+      <w:rPr>
+        <w:i/>
+        <w:color w:val="404040"/>
+      </w:rPr>
+      <w:pPr>
+        <w:pBdr/>
+        <w:spacing/>
+        <w:ind/>
+      </w:pPr>
+      <w:tblPr>
+        <w:tblBorders/>
+      </w:tblPr>
+      <w:tcPr>
+        <w:shd w:val="clear" w:color="ffffff"/>
+        <w:tcBorders>
+          <w:top w:val="none" w:color="000000" w:sz="4" w:space="0"/>
+          <w:left w:val="none" w:color="000000" w:sz="4" w:space="0"/>
+          <w:bottom w:val="none" w:color="000000" w:sz="4" w:space="0"/>
+          <w:right w:val="none" w:color="000000" w:sz="4" w:space="0"/>
+        </w:tcBorders>
+      </w:tcPr>
+    </w:tblStylePr>
+    <w:tblStylePr w:type="lastRow">
+      <w:rPr>
+        <w:b/>
+        <w:color w:val="404040"/>
+      </w:rPr>
+      <w:pPr>
+        <w:pBdr/>
+        <w:spacing/>
+        <w:ind/>
+      </w:pPr>
+      <w:tblPr>
+        <w:tblBorders/>
+      </w:tblPr>
+      <w:tcPr>
+        <w:shd w:val="clear" w:color="ffffff"/>
+        <w:tcBorders>
+          <w:top w:val="none" w:color="000000" w:sz="4" w:space="0"/>
+          <w:left w:val="none" w:color="000000" w:sz="4" w:space="0"/>
+          <w:bottom w:val="none" w:color="000000" w:sz="4" w:space="0"/>
+          <w:right w:val="none" w:color="000000" w:sz="4" w:space="0"/>
+        </w:tcBorders>
+      </w:tcPr>
+    </w:tblStylePr>
     <w:tblStylePr w:type="nwCell">
       <w:pPr>
         <w:pBdr/>
@@ -8426,9 +10213,9 @@
       </w:tcPr>
     </w:tblStylePr>
   </w:style>
-  <w:style w:type="table" w:styleId="37">
+  <w:style w:type="table" w:styleId="733">
     <w:name w:val="Grid Table 3 - Accent 4"/>
-    <w:basedOn w:val="11"/>
+    <w:basedOn w:val="707"/>
     <w:uiPriority w:val="99"/>
     <w:pPr>
       <w:pBdr/>
@@ -8527,29 +10314,6 @@
         <w:tblBorders/>
       </w:tblPr>
       <w:tcPr>
-        <w:shd w:color="ffffff"/>
-        <w:tcBorders>
-          <w:top w:val="none" w:color="000000" w:sz="4" w:space="0"/>
-          <w:left w:val="none" w:color="000000" w:sz="4" w:space="0"/>
-          <w:bottom w:val="none" w:color="000000" w:sz="4" w:space="0"/>
-          <w:right w:val="none" w:color="000000" w:sz="4" w:space="0"/>
-        </w:tcBorders>
-      </w:tcPr>
-    </w:tblStylePr>
-    <w:tblStylePr w:type="firstRow">
-      <w:rPr>
-        <w:b/>
-        <w:color w:val="404040"/>
-      </w:rPr>
-      <w:pPr>
-        <w:pBdr/>
-        <w:spacing/>
-        <w:ind/>
-      </w:pPr>
-      <w:tblPr>
-        <w:tblBorders/>
-      </w:tblPr>
-      <w:tcPr>
         <w:shd w:val="clear" w:color="ffffff"/>
         <w:tcBorders>
           <w:top w:val="none" w:color="000000" w:sz="4" w:space="0"/>
@@ -8559,30 +10323,7 @@
         </w:tcBorders>
       </w:tcPr>
     </w:tblStylePr>
-    <w:tblStylePr w:type="lastCol">
-      <w:rPr>
-        <w:i/>
-        <w:color w:val="404040"/>
-      </w:rPr>
-      <w:pPr>
-        <w:pBdr/>
-        <w:spacing/>
-        <w:ind/>
-      </w:pPr>
-      <w:tblPr>
-        <w:tblBorders/>
-      </w:tblPr>
-      <w:tcPr>
-        <w:shd w:color="ffffff"/>
-        <w:tcBorders>
-          <w:top w:val="none" w:color="000000" w:sz="4" w:space="0"/>
-          <w:left w:val="none" w:color="000000" w:sz="4" w:space="0"/>
-          <w:bottom w:val="none" w:color="000000" w:sz="4" w:space="0"/>
-          <w:right w:val="none" w:color="000000" w:sz="4" w:space="0"/>
-        </w:tcBorders>
-      </w:tcPr>
-    </w:tblStylePr>
-    <w:tblStylePr w:type="lastRow">
+    <w:tblStylePr w:type="firstRow">
       <w:rPr>
         <w:b/>
         <w:color w:val="404040"/>
@@ -8605,6 +10346,52 @@
         </w:tcBorders>
       </w:tcPr>
     </w:tblStylePr>
+    <w:tblStylePr w:type="lastCol">
+      <w:rPr>
+        <w:i/>
+        <w:color w:val="404040"/>
+      </w:rPr>
+      <w:pPr>
+        <w:pBdr/>
+        <w:spacing/>
+        <w:ind/>
+      </w:pPr>
+      <w:tblPr>
+        <w:tblBorders/>
+      </w:tblPr>
+      <w:tcPr>
+        <w:shd w:val="clear" w:color="ffffff"/>
+        <w:tcBorders>
+          <w:top w:val="none" w:color="000000" w:sz="4" w:space="0"/>
+          <w:left w:val="none" w:color="000000" w:sz="4" w:space="0"/>
+          <w:bottom w:val="none" w:color="000000" w:sz="4" w:space="0"/>
+          <w:right w:val="none" w:color="000000" w:sz="4" w:space="0"/>
+        </w:tcBorders>
+      </w:tcPr>
+    </w:tblStylePr>
+    <w:tblStylePr w:type="lastRow">
+      <w:rPr>
+        <w:b/>
+        <w:color w:val="404040"/>
+      </w:rPr>
+      <w:pPr>
+        <w:pBdr/>
+        <w:spacing/>
+        <w:ind/>
+      </w:pPr>
+      <w:tblPr>
+        <w:tblBorders/>
+      </w:tblPr>
+      <w:tcPr>
+        <w:shd w:val="clear" w:color="ffffff"/>
+        <w:tcBorders>
+          <w:top w:val="none" w:color="000000" w:sz="4" w:space="0"/>
+          <w:left w:val="none" w:color="000000" w:sz="4" w:space="0"/>
+          <w:bottom w:val="none" w:color="000000" w:sz="4" w:space="0"/>
+          <w:right w:val="none" w:color="000000" w:sz="4" w:space="0"/>
+        </w:tcBorders>
+      </w:tcPr>
+    </w:tblStylePr>
     <w:tblStylePr w:type="nwCell">
       <w:pPr>
         <w:pBdr/>
@@ -8671,9 +10458,9 @@
       </w:tcPr>
     </w:tblStylePr>
   </w:style>
-  <w:style w:type="table" w:styleId="38">
+  <w:style w:type="table" w:styleId="734">
     <w:name w:val="Grid Table 3 - Accent 5"/>
-    <w:basedOn w:val="11"/>
+    <w:basedOn w:val="707"/>
     <w:uiPriority w:val="99"/>
     <w:pPr>
       <w:pBdr/>
@@ -8772,29 +10559,6 @@
         <w:tblBorders/>
       </w:tblPr>
       <w:tcPr>
-        <w:shd w:color="ffffff"/>
-        <w:tcBorders>
-          <w:top w:val="none" w:color="000000" w:sz="4" w:space="0"/>
-          <w:left w:val="none" w:color="000000" w:sz="4" w:space="0"/>
-          <w:bottom w:val="none" w:color="000000" w:sz="4" w:space="0"/>
-          <w:right w:val="none" w:color="000000" w:sz="4" w:space="0"/>
-        </w:tcBorders>
-      </w:tcPr>
-    </w:tblStylePr>
-    <w:tblStylePr w:type="firstRow">
-      <w:rPr>
-        <w:b/>
-        <w:color w:val="404040"/>
-      </w:rPr>
-      <w:pPr>
-        <w:pBdr/>
-        <w:spacing/>
-        <w:ind/>
-      </w:pPr>
-      <w:tblPr>
-        <w:tblBorders/>
-      </w:tblPr>
-      <w:tcPr>
         <w:shd w:val="clear" w:color="ffffff"/>
         <w:tcBorders>
           <w:top w:val="none" w:color="000000" w:sz="4" w:space="0"/>
@@ -8804,30 +10568,7 @@
         </w:tcBorders>
       </w:tcPr>
     </w:tblStylePr>
-    <w:tblStylePr w:type="lastCol">
-      <w:rPr>
-        <w:i/>
-        <w:color w:val="404040"/>
-      </w:rPr>
-      <w:pPr>
-        <w:pBdr/>
-        <w:spacing/>
-        <w:ind/>
-      </w:pPr>
-      <w:tblPr>
-        <w:tblBorders/>
-      </w:tblPr>
-      <w:tcPr>
-        <w:shd w:color="ffffff"/>
-        <w:tcBorders>
-          <w:top w:val="none" w:color="000000" w:sz="4" w:space="0"/>
-          <w:left w:val="none" w:color="000000" w:sz="4" w:space="0"/>
-          <w:bottom w:val="none" w:color="000000" w:sz="4" w:space="0"/>
-          <w:right w:val="none" w:color="000000" w:sz="4" w:space="0"/>
-        </w:tcBorders>
-      </w:tcPr>
-    </w:tblStylePr>
-    <w:tblStylePr w:type="lastRow">
+    <w:tblStylePr w:type="firstRow">
       <w:rPr>
         <w:b/>
         <w:color w:val="404040"/>
@@ -8850,6 +10591,52 @@
         </w:tcBorders>
       </w:tcPr>
     </w:tblStylePr>
+    <w:tblStylePr w:type="lastCol">
+      <w:rPr>
+        <w:i/>
+        <w:color w:val="404040"/>
+      </w:rPr>
+      <w:pPr>
+        <w:pBdr/>
+        <w:spacing/>
+        <w:ind/>
+      </w:pPr>
+      <w:tblPr>
+        <w:tblBorders/>
+      </w:tblPr>
+      <w:tcPr>
+        <w:shd w:val="clear" w:color="ffffff"/>
+        <w:tcBorders>
+          <w:top w:val="none" w:color="000000" w:sz="4" w:space="0"/>
+          <w:left w:val="none" w:color="000000" w:sz="4" w:space="0"/>
+          <w:bottom w:val="none" w:color="000000" w:sz="4" w:space="0"/>
+          <w:right w:val="none" w:color="000000" w:sz="4" w:space="0"/>
+        </w:tcBorders>
+      </w:tcPr>
+    </w:tblStylePr>
+    <w:tblStylePr w:type="lastRow">
+      <w:rPr>
+        <w:b/>
+        <w:color w:val="404040"/>
+      </w:rPr>
+      <w:pPr>
+        <w:pBdr/>
+        <w:spacing/>
+        <w:ind/>
+      </w:pPr>
+      <w:tblPr>
+        <w:tblBorders/>
+      </w:tblPr>
+      <w:tcPr>
+        <w:shd w:val="clear" w:color="ffffff"/>
+        <w:tcBorders>
+          <w:top w:val="none" w:color="000000" w:sz="4" w:space="0"/>
+          <w:left w:val="none" w:color="000000" w:sz="4" w:space="0"/>
+          <w:bottom w:val="none" w:color="000000" w:sz="4" w:space="0"/>
+          <w:right w:val="none" w:color="000000" w:sz="4" w:space="0"/>
+        </w:tcBorders>
+      </w:tcPr>
+    </w:tblStylePr>
     <w:tblStylePr w:type="nwCell">
       <w:pPr>
         <w:pBdr/>
@@ -8916,9 +10703,9 @@
       </w:tcPr>
     </w:tblStylePr>
   </w:style>
-  <w:style w:type="table" w:styleId="39">
+  <w:style w:type="table" w:styleId="735">
     <w:name w:val="Grid Table 3 - Accent 6"/>
-    <w:basedOn w:val="11"/>
+    <w:basedOn w:val="707"/>
     <w:uiPriority w:val="99"/>
     <w:pPr>
       <w:pBdr/>
@@ -9017,29 +10804,6 @@
         <w:tblBorders/>
       </w:tblPr>
       <w:tcPr>
-        <w:shd w:color="ffffff"/>
-        <w:tcBorders>
-          <w:top w:val="none" w:color="000000" w:sz="4" w:space="0"/>
-          <w:left w:val="none" w:color="000000" w:sz="4" w:space="0"/>
-          <w:bottom w:val="none" w:color="000000" w:sz="4" w:space="0"/>
-          <w:right w:val="none" w:color="000000" w:sz="4" w:space="0"/>
-        </w:tcBorders>
-      </w:tcPr>
-    </w:tblStylePr>
-    <w:tblStylePr w:type="firstRow">
-      <w:rPr>
-        <w:b/>
-        <w:color w:val="404040"/>
-      </w:rPr>
-      <w:pPr>
-        <w:pBdr/>
-        <w:spacing/>
-        <w:ind/>
-      </w:pPr>
-      <w:tblPr>
-        <w:tblBorders/>
-      </w:tblPr>
-      <w:tcPr>
         <w:shd w:val="clear" w:color="ffffff"/>
         <w:tcBorders>
           <w:top w:val="none" w:color="000000" w:sz="4" w:space="0"/>
@@ -9049,30 +10813,7 @@
         </w:tcBorders>
       </w:tcPr>
     </w:tblStylePr>
-    <w:tblStylePr w:type="lastCol">
-      <w:rPr>
-        <w:i/>
-        <w:color w:val="404040"/>
-      </w:rPr>
-      <w:pPr>
-        <w:pBdr/>
-        <w:spacing/>
-        <w:ind/>
-      </w:pPr>
-      <w:tblPr>
-        <w:tblBorders/>
-      </w:tblPr>
-      <w:tcPr>
-        <w:shd w:color="ffffff"/>
-        <w:tcBorders>
-          <w:top w:val="none" w:color="000000" w:sz="4" w:space="0"/>
-          <w:left w:val="none" w:color="000000" w:sz="4" w:space="0"/>
-          <w:bottom w:val="none" w:color="000000" w:sz="4" w:space="0"/>
-          <w:right w:val="none" w:color="000000" w:sz="4" w:space="0"/>
-        </w:tcBorders>
-      </w:tcPr>
-    </w:tblStylePr>
-    <w:tblStylePr w:type="lastRow">
+    <w:tblStylePr w:type="firstRow">
       <w:rPr>
         <w:b/>
         <w:color w:val="404040"/>
@@ -9095,6 +10836,52 @@
         </w:tcBorders>
       </w:tcPr>
     </w:tblStylePr>
+    <w:tblStylePr w:type="lastCol">
+      <w:rPr>
+        <w:i/>
+        <w:color w:val="404040"/>
+      </w:rPr>
+      <w:pPr>
+        <w:pBdr/>
+        <w:spacing/>
+        <w:ind/>
+      </w:pPr>
+      <w:tblPr>
+        <w:tblBorders/>
+      </w:tblPr>
+      <w:tcPr>
+        <w:shd w:val="clear" w:color="ffffff"/>
+        <w:tcBorders>
+          <w:top w:val="none" w:color="000000" w:sz="4" w:space="0"/>
+          <w:left w:val="none" w:color="000000" w:sz="4" w:space="0"/>
+          <w:bottom w:val="none" w:color="000000" w:sz="4" w:space="0"/>
+          <w:right w:val="none" w:color="000000" w:sz="4" w:space="0"/>
+        </w:tcBorders>
+      </w:tcPr>
+    </w:tblStylePr>
+    <w:tblStylePr w:type="lastRow">
+      <w:rPr>
+        <w:b/>
+        <w:color w:val="404040"/>
+      </w:rPr>
+      <w:pPr>
+        <w:pBdr/>
+        <w:spacing/>
+        <w:ind/>
+      </w:pPr>
+      <w:tblPr>
+        <w:tblBorders/>
+      </w:tblPr>
+      <w:tcPr>
+        <w:shd w:val="clear" w:color="ffffff"/>
+        <w:tcBorders>
+          <w:top w:val="none" w:color="000000" w:sz="4" w:space="0"/>
+          <w:left w:val="none" w:color="000000" w:sz="4" w:space="0"/>
+          <w:bottom w:val="none" w:color="000000" w:sz="4" w:space="0"/>
+          <w:right w:val="none" w:color="000000" w:sz="4" w:space="0"/>
+        </w:tcBorders>
+      </w:tcPr>
+    </w:tblStylePr>
     <w:tblStylePr w:type="nwCell">
       <w:pPr>
         <w:pBdr/>
@@ -9161,9 +10948,9 @@
       </w:tcPr>
     </w:tblStylePr>
   </w:style>
-  <w:style w:type="table" w:styleId="40">
+  <w:style w:type="table" w:styleId="736">
     <w:name w:val="Grid Table 4"/>
-    <w:basedOn w:val="11"/>
+    <w:basedOn w:val="707"/>
     <w:uiPriority w:val="59"/>
     <w:pPr>
       <w:pBdr/>
@@ -9394,9 +11181,9 @@
       </w:tcPr>
     </w:tblStylePr>
   </w:style>
-  <w:style w:type="table" w:styleId="41">
+  <w:style w:type="table" w:styleId="737">
     <w:name w:val="Grid Table 4 - Accent 1"/>
-    <w:basedOn w:val="11"/>
+    <w:basedOn w:val="707"/>
     <w:uiPriority w:val="59"/>
     <w:pPr>
       <w:pBdr/>
@@ -9627,9 +11414,9 @@
       </w:tcPr>
     </w:tblStylePr>
   </w:style>
-  <w:style w:type="table" w:styleId="42">
+  <w:style w:type="table" w:styleId="738">
     <w:name w:val="Grid Table 4 - Accent 2"/>
-    <w:basedOn w:val="11"/>
+    <w:basedOn w:val="707"/>
     <w:uiPriority w:val="59"/>
     <w:pPr>
       <w:pBdr/>
@@ -9860,9 +11647,9 @@
       </w:tcPr>
     </w:tblStylePr>
   </w:style>
-  <w:style w:type="table" w:styleId="43">
+  <w:style w:type="table" w:styleId="739">
     <w:name w:val="Grid Table 4 - Accent 3"/>
-    <w:basedOn w:val="11"/>
+    <w:basedOn w:val="707"/>
     <w:uiPriority w:val="59"/>
     <w:pPr>
       <w:pBdr/>
@@ -10093,9 +11880,9 @@
       </w:tcPr>
     </w:tblStylePr>
   </w:style>
-  <w:style w:type="table" w:styleId="44">
+  <w:style w:type="table" w:styleId="740">
     <w:name w:val="Grid Table 4 - Accent 4"/>
-    <w:basedOn w:val="11"/>
+    <w:basedOn w:val="707"/>
     <w:uiPriority w:val="59"/>
     <w:pPr>
       <w:pBdr/>
@@ -10326,9 +12113,9 @@
       </w:tcPr>
     </w:tblStylePr>
   </w:style>
-  <w:style w:type="table" w:styleId="45">
+  <w:style w:type="table" w:styleId="741">
     <w:name w:val="Grid Table 4 - Accent 5"/>
-    <w:basedOn w:val="11"/>
+    <w:basedOn w:val="707"/>
     <w:uiPriority w:val="59"/>
     <w:pPr>
       <w:pBdr/>
@@ -10559,9 +12346,9 @@
       </w:tcPr>
     </w:tblStylePr>
   </w:style>
-  <w:style w:type="table" w:styleId="46">
+  <w:style w:type="table" w:styleId="742">
     <w:name w:val="Grid Table 4 - Accent 6"/>
-    <w:basedOn w:val="11"/>
+    <w:basedOn w:val="707"/>
     <w:uiPriority w:val="59"/>
     <w:pPr>
       <w:pBdr/>
@@ -10792,9 +12579,9 @@
       </w:tcPr>
     </w:tblStylePr>
   </w:style>
-  <w:style w:type="table" w:styleId="47">
+  <w:style w:type="table" w:styleId="743">
     <w:name w:val="Grid Table 5 Dark"/>
-    <w:basedOn w:val="11"/>
+    <w:basedOn w:val="707"/>
     <w:uiPriority w:val="99"/>
     <w:pPr>
       <w:pBdr/>
@@ -11020,9 +12807,9 @@
       </w:tcPr>
     </w:tblStylePr>
   </w:style>
-  <w:style w:type="table" w:styleId="48">
+  <w:style w:type="table" w:styleId="744">
     <w:name w:val="Grid Table 5 Dark- Accent 1"/>
-    <w:basedOn w:val="11"/>
+    <w:basedOn w:val="707"/>
     <w:uiPriority w:val="99"/>
     <w:pPr>
       <w:pBdr/>
@@ -11248,9 +13035,9 @@
       </w:tcPr>
     </w:tblStylePr>
   </w:style>
-  <w:style w:type="table" w:styleId="49">
+  <w:style w:type="table" w:styleId="745">
     <w:name w:val="Grid Table 5 Dark - Accent 2"/>
-    <w:basedOn w:val="11"/>
+    <w:basedOn w:val="707"/>
     <w:uiPriority w:val="99"/>
     <w:pPr>
       <w:pBdr/>
@@ -11476,9 +13263,9 @@
       </w:tcPr>
     </w:tblStylePr>
   </w:style>
-  <w:style w:type="table" w:styleId="50">
+  <w:style w:type="table" w:styleId="746">
     <w:name w:val="Grid Table 5 Dark - Accent 3"/>
-    <w:basedOn w:val="11"/>
+    <w:basedOn w:val="707"/>
     <w:uiPriority w:val="99"/>
     <w:pPr>
       <w:pBdr/>
@@ -11704,9 +13491,9 @@
       </w:tcPr>
     </w:tblStylePr>
   </w:style>
-  <w:style w:type="table" w:styleId="51">
+  <w:style w:type="table" w:styleId="747">
     <w:name w:val="Grid Table 5 Dark- Accent 4"/>
-    <w:basedOn w:val="11"/>
+    <w:basedOn w:val="707"/>
     <w:uiPriority w:val="99"/>
     <w:pPr>
       <w:pBdr/>
@@ -11932,9 +13719,9 @@
       </w:tcPr>
     </w:tblStylePr>
   </w:style>
-  <w:style w:type="table" w:styleId="52">
+  <w:style w:type="table" w:styleId="748">
     <w:name w:val="Grid Table 5 Dark - Accent 5"/>
-    <w:basedOn w:val="11"/>
+    <w:basedOn w:val="707"/>
     <w:uiPriority w:val="99"/>
     <w:pPr>
       <w:pBdr/>
@@ -12160,9 +13947,9 @@
       </w:tcPr>
     </w:tblStylePr>
   </w:style>
-  <w:style w:type="table" w:styleId="53">
+  <w:style w:type="table" w:styleId="749">
     <w:name w:val="Grid Table 5 Dark - Accent 6"/>
-    <w:basedOn w:val="11"/>
+    <w:basedOn w:val="707"/>
     <w:uiPriority w:val="99"/>
     <w:pPr>
       <w:pBdr/>
@@ -12388,9 +14175,9 @@
       </w:tcPr>
     </w:tblStylePr>
   </w:style>
-  <w:style w:type="table" w:styleId="54">
+  <w:style w:type="table" w:styleId="750">
     <w:name w:val="Grid Table 6 Colorful"/>
-    <w:basedOn w:val="11"/>
+    <w:basedOn w:val="707"/>
     <w:uiPriority w:val="99"/>
     <w:pPr>
       <w:pBdr/>
@@ -12618,9 +14405,9 @@
       </w:tcPr>
     </w:tblStylePr>
   </w:style>
-  <w:style w:type="table" w:styleId="55">
+  <w:style w:type="table" w:styleId="751">
     <w:name w:val="Grid Table 6 Colorful - Accent 1"/>
-    <w:basedOn w:val="11"/>
+    <w:basedOn w:val="707"/>
     <w:uiPriority w:val="99"/>
     <w:pPr>
       <w:pBdr/>
@@ -12848,9 +14635,9 @@
       </w:tcPr>
     </w:tblStylePr>
   </w:style>
-  <w:style w:type="table" w:styleId="56">
+  <w:style w:type="table" w:styleId="752">
     <w:name w:val="Grid Table 6 Colorful - Accent 2"/>
-    <w:basedOn w:val="11"/>
+    <w:basedOn w:val="707"/>
     <w:uiPriority w:val="99"/>
     <w:pPr>
       <w:pBdr/>
@@ -13078,9 +14865,9 @@
       </w:tcPr>
     </w:tblStylePr>
   </w:style>
-  <w:style w:type="table" w:styleId="57">
+  <w:style w:type="table" w:styleId="753">
     <w:name w:val="Grid Table 6 Colorful - Accent 3"/>
-    <w:basedOn w:val="11"/>
+    <w:basedOn w:val="707"/>
     <w:uiPriority w:val="99"/>
     <w:pPr>
       <w:pBdr/>
@@ -13308,9 +15095,9 @@
       </w:tcPr>
     </w:tblStylePr>
   </w:style>
-  <w:style w:type="table" w:styleId="58">
+  <w:style w:type="table" w:styleId="754">
     <w:name w:val="Grid Table 6 Colorful - Accent 4"/>
-    <w:basedOn w:val="11"/>
+    <w:basedOn w:val="707"/>
     <w:uiPriority w:val="99"/>
     <w:pPr>
       <w:pBdr/>
@@ -13538,9 +15325,9 @@
       </w:tcPr>
     </w:tblStylePr>
   </w:style>
-  <w:style w:type="table" w:styleId="59">
+  <w:style w:type="table" w:styleId="755">
     <w:name w:val="Grid Table 6 Colorful - Accent 5"/>
-    <w:basedOn w:val="11"/>
+    <w:basedOn w:val="707"/>
     <w:uiPriority w:val="99"/>
     <w:pPr>
       <w:pBdr/>
@@ -13768,9 +15555,9 @@
       </w:tcPr>
     </w:tblStylePr>
   </w:style>
-  <w:style w:type="table" w:styleId="60">
+  <w:style w:type="table" w:styleId="756">
     <w:name w:val="Grid Table 6 Colorful - Accent 6"/>
-    <w:basedOn w:val="11"/>
+    <w:basedOn w:val="707"/>
     <w:uiPriority w:val="99"/>
     <w:pPr>
       <w:pBdr/>
@@ -13998,9 +15785,9 @@
       </w:tcPr>
     </w:tblStylePr>
   </w:style>
-  <w:style w:type="table" w:styleId="61">
+  <w:style w:type="table" w:styleId="757">
     <w:name w:val="Grid Table 7 Colorful"/>
-    <w:basedOn w:val="11"/>
+    <w:basedOn w:val="707"/>
     <w:uiPriority w:val="99"/>
     <w:pPr>
       <w:pBdr/>
@@ -14102,11 +15889,11 @@
         <w:tblBorders/>
       </w:tblPr>
       <w:tcPr>
-        <w:shd w:color="ffffff"/>
+        <w:shd w:val="clear" w:color="ffffff"/>
         <w:tcBorders>
-          <w:top w:val="none"/>
-          <w:left w:val="none"/>
-          <w:bottom w:val="none"/>
+          <w:top w:val="none" w:color="000000" w:sz="4" w:space="0"/>
+          <w:left w:val="none" w:color="000000" w:sz="4" w:space="0"/>
+          <w:bottom w:val="none" w:color="000000" w:sz="4" w:space="0"/>
           <w:right w:val="single" w:color="000000" w:themeColor="text1" w:themeTint="80" w:sz="4" w:space="0"/>
         </w:tcBorders>
       </w:tcPr>
@@ -14129,10 +15916,10 @@
       <w:tcPr>
         <w:shd w:val="clear" w:color="ffffff" w:themeColor="light1" w:fill="ffffff" w:themeFill="light1"/>
         <w:tcBorders>
-          <w:top w:val="none"/>
-          <w:left w:val="none"/>
+          <w:top w:val="none" w:color="000000" w:sz="4" w:space="0"/>
+          <w:left w:val="none" w:color="000000" w:sz="4" w:space="0"/>
           <w:bottom w:val="single" w:color="000000" w:themeColor="text1" w:themeTint="80" w:sz="4" w:space="0"/>
-          <w:right w:val="none"/>
+          <w:right w:val="none" w:color="000000" w:sz="4" w:space="0"/>
         </w:tcBorders>
       </w:tcPr>
     </w:tblStylePr>
@@ -14152,12 +15939,12 @@
         <w:tblBorders/>
       </w:tblPr>
       <w:tcPr>
-        <w:shd w:color="ffffff"/>
+        <w:shd w:val="clear" w:color="ffffff"/>
         <w:tcBorders>
-          <w:top w:val="none"/>
+          <w:top w:val="none" w:color="000000" w:sz="4" w:space="0"/>
           <w:left w:val="single" w:color="000000" w:themeColor="text1" w:themeTint="80" w:sz="4" w:space="0"/>
-          <w:bottom w:val="none"/>
-          <w:right w:val="none"/>
+          <w:bottom w:val="none" w:color="000000" w:sz="4" w:space="0"/>
+          <w:right w:val="none" w:color="000000" w:sz="4" w:space="0"/>
         </w:tcBorders>
       </w:tcPr>
     </w:tblStylePr>
@@ -14180,9 +15967,9 @@
         <w:shd w:val="clear" w:color="ffffff" w:themeColor="light1" w:fill="ffffff" w:themeFill="light1"/>
         <w:tcBorders>
           <w:top w:val="single" w:color="000000" w:themeColor="text1" w:themeTint="80" w:sz="4" w:space="0"/>
-          <w:left w:val="none"/>
-          <w:bottom w:val="none"/>
-          <w:right w:val="none"/>
+          <w:left w:val="none" w:color="000000" w:sz="4" w:space="0"/>
+          <w:bottom w:val="none" w:color="000000" w:sz="4" w:space="0"/>
+          <w:right w:val="none" w:color="000000" w:sz="4" w:space="0"/>
         </w:tcBorders>
       </w:tcPr>
     </w:tblStylePr>
@@ -14252,9 +16039,9 @@
       </w:tcPr>
     </w:tblStylePr>
   </w:style>
-  <w:style w:type="table" w:styleId="62">
+  <w:style w:type="table" w:styleId="758">
     <w:name w:val="Grid Table 7 Colorful - Accent 1"/>
-    <w:basedOn w:val="11"/>
+    <w:basedOn w:val="707"/>
     <w:uiPriority w:val="99"/>
     <w:pPr>
       <w:pBdr/>
@@ -14356,11 +16143,11 @@
         <w:tblBorders/>
       </w:tblPr>
       <w:tcPr>
-        <w:shd w:color="ffffff"/>
+        <w:shd w:val="clear" w:color="ffffff"/>
         <w:tcBorders>
-          <w:top w:val="none"/>
-          <w:left w:val="none"/>
-          <w:bottom w:val="none"/>
+          <w:top w:val="none" w:color="000000" w:sz="4" w:space="0"/>
+          <w:left w:val="none" w:color="000000" w:sz="4" w:space="0"/>
+          <w:bottom w:val="none" w:color="000000" w:sz="4" w:space="0"/>
           <w:right w:val="single" w:color="000000" w:themeColor="accent1" w:themeTint="80" w:sz="4" w:space="0"/>
         </w:tcBorders>
       </w:tcPr>
@@ -14383,10 +16170,10 @@
       <w:tcPr>
         <w:shd w:val="clear" w:color="ffffff" w:themeColor="light1" w:fill="ffffff" w:themeFill="light1"/>
         <w:tcBorders>
-          <w:top w:val="none"/>
-          <w:left w:val="none"/>
+          <w:top w:val="none" w:color="000000" w:sz="4" w:space="0"/>
+          <w:left w:val="none" w:color="000000" w:sz="4" w:space="0"/>
           <w:bottom w:val="single" w:color="000000" w:themeColor="accent1" w:themeTint="80" w:sz="4" w:space="0"/>
-          <w:right w:val="none"/>
+          <w:right w:val="none" w:color="000000" w:sz="4" w:space="0"/>
         </w:tcBorders>
       </w:tcPr>
     </w:tblStylePr>
@@ -14406,12 +16193,12 @@
         <w:tblBorders/>
       </w:tblPr>
       <w:tcPr>
-        <w:shd w:color="ffffff"/>
+        <w:shd w:val="clear" w:color="ffffff"/>
         <w:tcBorders>
-          <w:top w:val="none"/>
+          <w:top w:val="none" w:color="000000" w:sz="4" w:space="0"/>
           <w:left w:val="single" w:color="000000" w:themeColor="accent1" w:themeTint="80" w:sz="4" w:space="0"/>
-          <w:bottom w:val="none"/>
-          <w:right w:val="none"/>
+          <w:bottom w:val="none" w:color="000000" w:sz="4" w:space="0"/>
+          <w:right w:val="none" w:color="000000" w:sz="4" w:space="0"/>
         </w:tcBorders>
       </w:tcPr>
     </w:tblStylePr>
@@ -14434,9 +16221,9 @@
         <w:shd w:val="clear" w:color="ffffff" w:themeColor="light1" w:fill="ffffff" w:themeFill="light1"/>
         <w:tcBorders>
           <w:top w:val="single" w:color="000000" w:themeColor="accent1" w:themeTint="80" w:sz="4" w:space="0"/>
-          <w:left w:val="none"/>
-          <w:bottom w:val="none"/>
-          <w:right w:val="none"/>
+          <w:left w:val="none" w:color="000000" w:sz="4" w:space="0"/>
+          <w:bottom w:val="none" w:color="000000" w:sz="4" w:space="0"/>
+          <w:right w:val="none" w:color="000000" w:sz="4" w:space="0"/>
         </w:tcBorders>
       </w:tcPr>
     </w:tblStylePr>
@@ -14506,9 +16293,9 @@
       </w:tcPr>
     </w:tblStylePr>
   </w:style>
-  <w:style w:type="table" w:styleId="63">
+  <w:style w:type="table" w:styleId="759">
     <w:name w:val="Grid Table 7 Colorful - Accent 2"/>
-    <w:basedOn w:val="11"/>
+    <w:basedOn w:val="707"/>
     <w:uiPriority w:val="99"/>
     <w:pPr>
       <w:pBdr/>
@@ -14610,11 +16397,11 @@
         <w:tblBorders/>
       </w:tblPr>
       <w:tcPr>
-        <w:shd w:color="ffffff"/>
+        <w:shd w:val="clear" w:color="ffffff"/>
         <w:tcBorders>
-          <w:top w:val="none"/>
-          <w:left w:val="none"/>
-          <w:bottom w:val="none"/>
+          <w:top w:val="none" w:color="000000" w:sz="4" w:space="0"/>
+          <w:left w:val="none" w:color="000000" w:sz="4" w:space="0"/>
+          <w:bottom w:val="none" w:color="000000" w:sz="4" w:space="0"/>
           <w:right w:val="single" w:color="000000" w:themeColor="accent2" w:themeTint="97" w:sz="4" w:space="0"/>
         </w:tcBorders>
       </w:tcPr>
@@ -14637,10 +16424,10 @@
       <w:tcPr>
         <w:shd w:val="clear" w:color="ffffff" w:themeColor="light1" w:fill="ffffff" w:themeFill="light1"/>
         <w:tcBorders>
-          <w:top w:val="none"/>
-          <w:left w:val="none"/>
+          <w:top w:val="none" w:color="000000" w:sz="4" w:space="0"/>
+          <w:left w:val="none" w:color="000000" w:sz="4" w:space="0"/>
           <w:bottom w:val="single" w:color="000000" w:themeColor="accent2" w:themeTint="97" w:sz="4" w:space="0"/>
-          <w:right w:val="none"/>
+          <w:right w:val="none" w:color="000000" w:sz="4" w:space="0"/>
         </w:tcBorders>
       </w:tcPr>
     </w:tblStylePr>
@@ -14660,12 +16447,12 @@
         <w:tblBorders/>
       </w:tblPr>
       <w:tcPr>
-        <w:shd w:color="ffffff"/>
+        <w:shd w:val="clear" w:color="ffffff"/>
         <w:tcBorders>
-          <w:top w:val="none"/>
+          <w:top w:val="none" w:color="000000" w:sz="4" w:space="0"/>
           <w:left w:val="single" w:color="000000" w:themeColor="accent2" w:themeTint="97" w:sz="4" w:space="0"/>
-          <w:bottom w:val="none"/>
-          <w:right w:val="none"/>
+          <w:bottom w:val="none" w:color="000000" w:sz="4" w:space="0"/>
+          <w:right w:val="none" w:color="000000" w:sz="4" w:space="0"/>
         </w:tcBorders>
       </w:tcPr>
     </w:tblStylePr>
@@ -14688,9 +16475,9 @@
         <w:shd w:val="clear" w:color="ffffff" w:themeColor="light1" w:fill="ffffff" w:themeFill="light1"/>
         <w:tcBorders>
           <w:top w:val="single" w:color="000000" w:themeColor="accent2" w:themeTint="97" w:sz="4" w:space="0"/>
-          <w:left w:val="none"/>
-          <w:bottom w:val="none"/>
-          <w:right w:val="none"/>
+          <w:left w:val="none" w:color="000000" w:sz="4" w:space="0"/>
+          <w:bottom w:val="none" w:color="000000" w:sz="4" w:space="0"/>
+          <w:right w:val="none" w:color="000000" w:sz="4" w:space="0"/>
         </w:tcBorders>
       </w:tcPr>
     </w:tblStylePr>
@@ -14760,9 +16547,9 @@
       </w:tcPr>
     </w:tblStylePr>
   </w:style>
-  <w:style w:type="table" w:styleId="64">
+  <w:style w:type="table" w:styleId="760">
     <w:name w:val="Grid Table 7 Colorful - Accent 3"/>
-    <w:basedOn w:val="11"/>
+    <w:basedOn w:val="707"/>
     <w:uiPriority w:val="99"/>
     <w:pPr>
       <w:pBdr/>
@@ -14864,11 +16651,11 @@
         <w:tblBorders/>
       </w:tblPr>
       <w:tcPr>
-        <w:shd w:color="ffffff"/>
+        <w:shd w:val="clear" w:color="ffffff"/>
         <w:tcBorders>
-          <w:top w:val="none"/>
-          <w:left w:val="none"/>
-          <w:bottom w:val="none"/>
+          <w:top w:val="none" w:color="000000" w:sz="4" w:space="0"/>
+          <w:left w:val="none" w:color="000000" w:sz="4" w:space="0"/>
+          <w:bottom w:val="none" w:color="000000" w:sz="4" w:space="0"/>
           <w:right w:val="single" w:color="000000" w:themeColor="accent3" w:themeTint="FE" w:sz="4" w:space="0"/>
         </w:tcBorders>
       </w:tcPr>
@@ -14891,10 +16678,10 @@
       <w:tcPr>
         <w:shd w:val="clear" w:color="ffffff" w:themeColor="light1" w:fill="ffffff" w:themeFill="light1"/>
         <w:tcBorders>
-          <w:top w:val="none"/>
-          <w:left w:val="none"/>
+          <w:top w:val="none" w:color="000000" w:sz="4" w:space="0"/>
+          <w:left w:val="none" w:color="000000" w:sz="4" w:space="0"/>
           <w:bottom w:val="single" w:color="000000" w:themeColor="accent3" w:themeTint="FE" w:sz="4" w:space="0"/>
-          <w:right w:val="none"/>
+          <w:right w:val="none" w:color="000000" w:sz="4" w:space="0"/>
         </w:tcBorders>
       </w:tcPr>
     </w:tblStylePr>
@@ -14914,12 +16701,12 @@
         <w:tblBorders/>
       </w:tblPr>
       <w:tcPr>
-        <w:shd w:color="ffffff"/>
+        <w:shd w:val="clear" w:color="ffffff"/>
         <w:tcBorders>
-          <w:top w:val="none"/>
+          <w:top w:val="none" w:color="000000" w:sz="4" w:space="0"/>
           <w:left w:val="single" w:color="000000" w:themeColor="accent3" w:themeTint="FE" w:sz="4" w:space="0"/>
-          <w:bottom w:val="none"/>
-          <w:right w:val="none"/>
+          <w:bottom w:val="none" w:color="000000" w:sz="4" w:space="0"/>
+          <w:right w:val="none" w:color="000000" w:sz="4" w:space="0"/>
         </w:tcBorders>
       </w:tcPr>
     </w:tblStylePr>
@@ -14942,9 +16729,9 @@
         <w:shd w:val="clear" w:color="ffffff" w:themeColor="light1" w:fill="ffffff" w:themeFill="light1"/>
         <w:tcBorders>
           <w:top w:val="single" w:color="000000" w:themeColor="accent3" w:themeTint="FE" w:sz="4" w:space="0"/>
-          <w:left w:val="none"/>
-          <w:bottom w:val="none"/>
-          <w:right w:val="none"/>
+          <w:left w:val="none" w:color="000000" w:sz="4" w:space="0"/>
+          <w:bottom w:val="none" w:color="000000" w:sz="4" w:space="0"/>
+          <w:right w:val="none" w:color="000000" w:sz="4" w:space="0"/>
         </w:tcBorders>
       </w:tcPr>
     </w:tblStylePr>
@@ -15014,9 +16801,9 @@
       </w:tcPr>
     </w:tblStylePr>
   </w:style>
-  <w:style w:type="table" w:styleId="65">
+  <w:style w:type="table" w:styleId="761">
     <w:name w:val="Grid Table 7 Colorful - Accent 4"/>
-    <w:basedOn w:val="11"/>
+    <w:basedOn w:val="707"/>
     <w:uiPriority w:val="99"/>
     <w:pPr>
       <w:pBdr/>
@@ -15118,11 +16905,11 @@
         <w:tblBorders/>
       </w:tblPr>
       <w:tcPr>
-        <w:shd w:color="ffffff"/>
+        <w:shd w:val="clear" w:color="ffffff"/>
         <w:tcBorders>
-          <w:top w:val="none"/>
-          <w:left w:val="none"/>
-          <w:bottom w:val="none"/>
+          <w:top w:val="none" w:color="000000" w:sz="4" w:space="0"/>
+          <w:left w:val="none" w:color="000000" w:sz="4" w:space="0"/>
+          <w:bottom w:val="none" w:color="000000" w:sz="4" w:space="0"/>
           <w:right w:val="single" w:color="000000" w:themeColor="accent4" w:themeTint="9A" w:sz="4" w:space="0"/>
         </w:tcBorders>
       </w:tcPr>
@@ -15145,10 +16932,10 @@
       <w:tcPr>
         <w:shd w:val="clear" w:color="ffffff" w:themeColor="light1" w:fill="ffffff" w:themeFill="light1"/>
         <w:tcBorders>
-          <w:top w:val="none"/>
-          <w:left w:val="none"/>
+          <w:top w:val="none" w:color="000000" w:sz="4" w:space="0"/>
+          <w:left w:val="none" w:color="000000" w:sz="4" w:space="0"/>
           <w:bottom w:val="single" w:color="000000" w:themeColor="accent4" w:themeTint="9A" w:sz="4" w:space="0"/>
-          <w:right w:val="none"/>
+          <w:right w:val="none" w:color="000000" w:sz="4" w:space="0"/>
         </w:tcBorders>
       </w:tcPr>
     </w:tblStylePr>
@@ -15168,12 +16955,12 @@
         <w:tblBorders/>
       </w:tblPr>
       <w:tcPr>
-        <w:shd w:color="ffffff"/>
+        <w:shd w:val="clear" w:color="ffffff"/>
         <w:tcBorders>
-          <w:top w:val="none"/>
+          <w:top w:val="none" w:color="000000" w:sz="4" w:space="0"/>
           <w:left w:val="single" w:color="000000" w:themeColor="accent4" w:themeTint="9A" w:sz="4" w:space="0"/>
-          <w:bottom w:val="none"/>
-          <w:right w:val="none"/>
+          <w:bottom w:val="none" w:color="000000" w:sz="4" w:space="0"/>
+          <w:right w:val="none" w:color="000000" w:sz="4" w:space="0"/>
         </w:tcBorders>
       </w:tcPr>
     </w:tblStylePr>
@@ -15196,9 +16983,9 @@
         <w:shd w:val="clear" w:color="ffffff" w:themeColor="light1" w:fill="ffffff" w:themeFill="light1"/>
         <w:tcBorders>
           <w:top w:val="single" w:color="000000" w:themeColor="accent4" w:themeTint="9A" w:sz="4" w:space="0"/>
-          <w:left w:val="none"/>
-          <w:bottom w:val="none"/>
-          <w:right w:val="none"/>
+          <w:left w:val="none" w:color="000000" w:sz="4" w:space="0"/>
+          <w:bottom w:val="none" w:color="000000" w:sz="4" w:space="0"/>
+          <w:right w:val="none" w:color="000000" w:sz="4" w:space="0"/>
         </w:tcBorders>
       </w:tcPr>
     </w:tblStylePr>
@@ -15268,9 +17055,9 @@
       </w:tcPr>
     </w:tblStylePr>
   </w:style>
-  <w:style w:type="table" w:styleId="66">
+  <w:style w:type="table" w:styleId="762">
     <w:name w:val="Grid Table 7 Colorful - Accent 5"/>
-    <w:basedOn w:val="11"/>
+    <w:basedOn w:val="707"/>
     <w:uiPriority w:val="99"/>
     <w:pPr>
       <w:pBdr/>
@@ -15372,11 +17159,11 @@
         <w:tblBorders/>
       </w:tblPr>
       <w:tcPr>
-        <w:shd w:color="ffffff"/>
+        <w:shd w:val="clear" w:color="ffffff"/>
         <w:tcBorders>
-          <w:top w:val="none"/>
-          <w:left w:val="none"/>
-          <w:bottom w:val="none"/>
+          <w:top w:val="none" w:color="000000" w:sz="4" w:space="0"/>
+          <w:left w:val="none" w:color="000000" w:sz="4" w:space="0"/>
+          <w:bottom w:val="none" w:color="000000" w:sz="4" w:space="0"/>
           <w:right w:val="single" w:color="000000" w:themeColor="accent5" w:themeTint="90" w:sz="4" w:space="0"/>
         </w:tcBorders>
       </w:tcPr>
@@ -15399,10 +17186,10 @@
       <w:tcPr>
         <w:shd w:val="clear" w:color="ffffff" w:themeColor="light1" w:fill="ffffff" w:themeFill="light1"/>
         <w:tcBorders>
-          <w:top w:val="none"/>
-          <w:left w:val="none"/>
+          <w:top w:val="none" w:color="000000" w:sz="4" w:space="0"/>
+          <w:left w:val="none" w:color="000000" w:sz="4" w:space="0"/>
           <w:bottom w:val="single" w:color="000000" w:themeColor="accent5" w:themeTint="90" w:sz="4" w:space="0"/>
-          <w:right w:val="none"/>
+          <w:right w:val="none" w:color="000000" w:sz="4" w:space="0"/>
         </w:tcBorders>
       </w:tcPr>
     </w:tblStylePr>
@@ -15422,12 +17209,12 @@
         <w:tblBorders/>
       </w:tblPr>
       <w:tcPr>
-        <w:shd w:color="ffffff"/>
+        <w:shd w:val="clear" w:color="ffffff"/>
         <w:tcBorders>
-          <w:top w:val="none"/>
+          <w:top w:val="none" w:color="000000" w:sz="4" w:space="0"/>
           <w:left w:val="single" w:color="000000" w:themeColor="accent5" w:themeTint="90" w:sz="4" w:space="0"/>
-          <w:bottom w:val="none"/>
-          <w:right w:val="none"/>
+          <w:bottom w:val="none" w:color="000000" w:sz="4" w:space="0"/>
+          <w:right w:val="none" w:color="000000" w:sz="4" w:space="0"/>
         </w:tcBorders>
       </w:tcPr>
     </w:tblStylePr>
@@ -15450,9 +17237,9 @@
         <w:shd w:val="clear" w:color="ffffff" w:themeColor="light1" w:fill="ffffff" w:themeFill="light1"/>
         <w:tcBorders>
           <w:top w:val="single" w:color="000000" w:themeColor="accent5" w:themeTint="90" w:sz="4" w:space="0"/>
-          <w:left w:val="none"/>
-          <w:bottom w:val="none"/>
-          <w:right w:val="none"/>
+          <w:left w:val="none" w:color="000000" w:sz="4" w:space="0"/>
+          <w:bottom w:val="none" w:color="000000" w:sz="4" w:space="0"/>
+          <w:right w:val="none" w:color="000000" w:sz="4" w:space="0"/>
         </w:tcBorders>
       </w:tcPr>
     </w:tblStylePr>
@@ -15522,9 +17309,9 @@
       </w:tcPr>
     </w:tblStylePr>
   </w:style>
-  <w:style w:type="table" w:styleId="67">
+  <w:style w:type="table" w:styleId="763">
     <w:name w:val="Grid Table 7 Colorful - Accent 6"/>
-    <w:basedOn w:val="11"/>
+    <w:basedOn w:val="707"/>
     <w:uiPriority w:val="99"/>
     <w:pPr>
       <w:pBdr/>
@@ -15626,11 +17413,11 @@
         <w:tblBorders/>
       </w:tblPr>
       <w:tcPr>
-        <w:shd w:color="ffffff"/>
+        <w:shd w:val="clear" w:color="ffffff"/>
         <w:tcBorders>
-          <w:top w:val="none"/>
-          <w:left w:val="none"/>
-          <w:bottom w:val="none"/>
+          <w:top w:val="none" w:color="000000" w:sz="4" w:space="0"/>
+          <w:left w:val="none" w:color="000000" w:sz="4" w:space="0"/>
+          <w:bottom w:val="none" w:color="000000" w:sz="4" w:space="0"/>
           <w:right w:val="single" w:color="000000" w:themeColor="accent6" w:themeTint="90" w:sz="4" w:space="0"/>
         </w:tcBorders>
       </w:tcPr>
@@ -15653,10 +17440,10 @@
       <w:tcPr>
         <w:shd w:val="clear" w:color="ffffff" w:themeColor="light1" w:fill="ffffff" w:themeFill="light1"/>
         <w:tcBorders>
-          <w:top w:val="none"/>
-          <w:left w:val="none"/>
+          <w:top w:val="none" w:color="000000" w:sz="4" w:space="0"/>
+          <w:left w:val="none" w:color="000000" w:sz="4" w:space="0"/>
           <w:bottom w:val="single" w:color="000000" w:themeColor="accent6" w:themeTint="90" w:sz="4" w:space="0"/>
-          <w:right w:val="none"/>
+          <w:right w:val="none" w:color="000000" w:sz="4" w:space="0"/>
         </w:tcBorders>
       </w:tcPr>
     </w:tblStylePr>
@@ -15676,12 +17463,12 @@
         <w:tblBorders/>
       </w:tblPr>
       <w:tcPr>
-        <w:shd w:color="ffffff"/>
+        <w:shd w:val="clear" w:color="ffffff"/>
         <w:tcBorders>
-          <w:top w:val="none"/>
+          <w:top w:val="none" w:color="000000" w:sz="4" w:space="0"/>
           <w:left w:val="single" w:color="000000" w:themeColor="accent6" w:themeTint="90" w:sz="4" w:space="0"/>
-          <w:bottom w:val="none"/>
-          <w:right w:val="none"/>
+          <w:bottom w:val="none" w:color="000000" w:sz="4" w:space="0"/>
+          <w:right w:val="none" w:color="000000" w:sz="4" w:space="0"/>
         </w:tcBorders>
       </w:tcPr>
     </w:tblStylePr>
@@ -15704,9 +17491,9 @@
         <w:shd w:val="clear" w:color="ffffff" w:themeColor="light1" w:fill="ffffff" w:themeFill="light1"/>
         <w:tcBorders>
           <w:top w:val="single" w:color="000000" w:themeColor="accent6" w:themeTint="90" w:sz="4" w:space="0"/>
-          <w:left w:val="none"/>
-          <w:bottom w:val="none"/>
-          <w:right w:val="none"/>
+          <w:left w:val="none" w:color="000000" w:sz="4" w:space="0"/>
+          <w:bottom w:val="none" w:color="000000" w:sz="4" w:space="0"/>
+          <w:right w:val="none" w:color="000000" w:sz="4" w:space="0"/>
         </w:tcBorders>
       </w:tcPr>
     </w:tblStylePr>
@@ -15776,9 +17563,9 @@
       </w:tcPr>
     </w:tblStylePr>
   </w:style>
-  <w:style w:type="table" w:styleId="68">
+  <w:style w:type="table" w:styleId="764">
     <w:name w:val="List Table 1 Light"/>
-    <w:basedOn w:val="11"/>
+    <w:basedOn w:val="707"/>
     <w:uiPriority w:val="99"/>
     <w:pPr>
       <w:pBdr/>
@@ -15992,9 +17779,9 @@
       </w:tcPr>
     </w:tblStylePr>
   </w:style>
-  <w:style w:type="table" w:styleId="69">
+  <w:style w:type="table" w:styleId="765">
     <w:name w:val="List Table 1 Light - Accent 1"/>
-    <w:basedOn w:val="11"/>
+    <w:basedOn w:val="707"/>
     <w:uiPriority w:val="99"/>
     <w:pPr>
       <w:pBdr/>
@@ -16208,9 +17995,9 @@
       </w:tcPr>
     </w:tblStylePr>
   </w:style>
-  <w:style w:type="table" w:styleId="70">
+  <w:style w:type="table" w:styleId="766">
     <w:name w:val="List Table 1 Light - Accent 2"/>
-    <w:basedOn w:val="11"/>
+    <w:basedOn w:val="707"/>
     <w:uiPriority w:val="99"/>
     <w:pPr>
       <w:pBdr/>
@@ -16424,9 +18211,9 @@
       </w:tcPr>
     </w:tblStylePr>
   </w:style>
-  <w:style w:type="table" w:styleId="71">
+  <w:style w:type="table" w:styleId="767">
     <w:name w:val="List Table 1 Light - Accent 3"/>
-    <w:basedOn w:val="11"/>
+    <w:basedOn w:val="707"/>
     <w:uiPriority w:val="99"/>
     <w:pPr>
       <w:pBdr/>
@@ -16640,9 +18427,9 @@
       </w:tcPr>
     </w:tblStylePr>
   </w:style>
-  <w:style w:type="table" w:styleId="72">
+  <w:style w:type="table" w:styleId="768">
     <w:name w:val="List Table 1 Light - Accent 4"/>
-    <w:basedOn w:val="11"/>
+    <w:basedOn w:val="707"/>
     <w:uiPriority w:val="99"/>
     <w:pPr>
       <w:pBdr/>
@@ -16856,9 +18643,9 @@
       </w:tcPr>
     </w:tblStylePr>
   </w:style>
-  <w:style w:type="table" w:styleId="73">
+  <w:style w:type="table" w:styleId="769">
     <w:name w:val="List Table 1 Light - Accent 5"/>
-    <w:basedOn w:val="11"/>
+    <w:basedOn w:val="707"/>
     <w:uiPriority w:val="99"/>
     <w:pPr>
       <w:pBdr/>
@@ -17072,9 +18859,9 @@
       </w:tcPr>
     </w:tblStylePr>
   </w:style>
-  <w:style w:type="table" w:styleId="74">
+  <w:style w:type="table" w:styleId="770">
     <w:name w:val="List Table 1 Light - Accent 6"/>
-    <w:basedOn w:val="11"/>
+    <w:basedOn w:val="707"/>
     <w:uiPriority w:val="99"/>
     <w:pPr>
       <w:pBdr/>
@@ -17288,9 +19075,9 @@
       </w:tcPr>
     </w:tblStylePr>
   </w:style>
-  <w:style w:type="table" w:styleId="75">
+  <w:style w:type="table" w:styleId="771">
     <w:name w:val="List Table 2"/>
-    <w:basedOn w:val="11"/>
+    <w:basedOn w:val="707"/>
     <w:uiPriority w:val="99"/>
     <w:pPr>
       <w:pBdr/>
@@ -17526,9 +19313,9 @@
       </w:tcPr>
     </w:tblStylePr>
   </w:style>
-  <w:style w:type="table" w:styleId="76">
+  <w:style w:type="table" w:styleId="772">
     <w:name w:val="List Table 2 - Accent 1"/>
-    <w:basedOn w:val="11"/>
+    <w:basedOn w:val="707"/>
     <w:uiPriority w:val="99"/>
     <w:pPr>
       <w:pBdr/>
@@ -17764,9 +19551,9 @@
       </w:tcPr>
     </w:tblStylePr>
   </w:style>
-  <w:style w:type="table" w:styleId="77">
+  <w:style w:type="table" w:styleId="773">
     <w:name w:val="List Table 2 - Accent 2"/>
-    <w:basedOn w:val="11"/>
+    <w:basedOn w:val="707"/>
     <w:uiPriority w:val="99"/>
     <w:pPr>
       <w:pBdr/>
@@ -18002,9 +19789,9 @@
       </w:tcPr>
     </w:tblStylePr>
   </w:style>
-  <w:style w:type="table" w:styleId="78">
+  <w:style w:type="table" w:styleId="774">
     <w:name w:val="List Table 2 - Accent 3"/>
-    <w:basedOn w:val="11"/>
+    <w:basedOn w:val="707"/>
     <w:uiPriority w:val="99"/>
     <w:pPr>
       <w:pBdr/>
@@ -18240,9 +20027,9 @@
       </w:tcPr>
     </w:tblStylePr>
   </w:style>
-  <w:style w:type="table" w:styleId="79">
+  <w:style w:type="table" w:styleId="775">
     <w:name w:val="List Table 2 - Accent 4"/>
-    <w:basedOn w:val="11"/>
+    <w:basedOn w:val="707"/>
     <w:uiPriority w:val="99"/>
     <w:pPr>
       <w:pBdr/>
@@ -18478,9 +20265,9 @@
       </w:tcPr>
     </w:tblStylePr>
   </w:style>
-  <w:style w:type="table" w:styleId="80">
+  <w:style w:type="table" w:styleId="776">
     <w:name w:val="List Table 2 - Accent 5"/>
-    <w:basedOn w:val="11"/>
+    <w:basedOn w:val="707"/>
     <w:uiPriority w:val="99"/>
     <w:pPr>
       <w:pBdr/>
@@ -18716,9 +20503,9 @@
       </w:tcPr>
     </w:tblStylePr>
   </w:style>
-  <w:style w:type="table" w:styleId="81">
+  <w:style w:type="table" w:styleId="777">
     <w:name w:val="List Table 2 - Accent 6"/>
-    <w:basedOn w:val="11"/>
+    <w:basedOn w:val="707"/>
     <w:uiPriority w:val="99"/>
     <w:pPr>
       <w:pBdr/>
@@ -18954,9 +20741,9 @@
       </w:tcPr>
     </w:tblStylePr>
   </w:style>
-  <w:style w:type="table" w:styleId="82">
+  <w:style w:type="table" w:styleId="778">
     <w:name w:val="List Table 3"/>
-    <w:basedOn w:val="11"/>
+    <w:basedOn w:val="707"/>
     <w:uiPriority w:val="99"/>
     <w:pPr>
       <w:pBdr/>
@@ -19182,9 +20969,9 @@
       </w:tcPr>
     </w:tblStylePr>
   </w:style>
-  <w:style w:type="table" w:styleId="83">
+  <w:style w:type="table" w:styleId="779">
     <w:name w:val="List Table 3 - Accent 1"/>
-    <w:basedOn w:val="11"/>
+    <w:basedOn w:val="707"/>
     <w:uiPriority w:val="99"/>
     <w:pPr>
       <w:pBdr/>
@@ -19410,9 +21197,9 @@
       </w:tcPr>
     </w:tblStylePr>
   </w:style>
-  <w:style w:type="table" w:styleId="84">
+  <w:style w:type="table" w:styleId="780">
     <w:name w:val="List Table 3 - Accent 2"/>
-    <w:basedOn w:val="11"/>
+    <w:basedOn w:val="707"/>
     <w:uiPriority w:val="99"/>
     <w:pPr>
       <w:pBdr/>
@@ -19638,9 +21425,9 @@
       </w:tcPr>
     </w:tblStylePr>
   </w:style>
-  <w:style w:type="table" w:styleId="85">
+  <w:style w:type="table" w:styleId="781">
     <w:name w:val="List Table 3 - Accent 3"/>
-    <w:basedOn w:val="11"/>
+    <w:basedOn w:val="707"/>
     <w:uiPriority w:val="99"/>
     <w:pPr>
       <w:pBdr/>
@@ -19866,9 +21653,9 @@
       </w:tcPr>
     </w:tblStylePr>
   </w:style>
-  <w:style w:type="table" w:styleId="86">
+  <w:style w:type="table" w:styleId="782">
     <w:name w:val="List Table 3 - Accent 4"/>
-    <w:basedOn w:val="11"/>
+    <w:basedOn w:val="707"/>
     <w:uiPriority w:val="99"/>
     <w:pPr>
       <w:pBdr/>
@@ -20094,9 +21881,9 @@
       </w:tcPr>
     </w:tblStylePr>
   </w:style>
-  <w:style w:type="table" w:styleId="87">
+  <w:style w:type="table" w:styleId="783">
     <w:name w:val="List Table 3 - Accent 5"/>
-    <w:basedOn w:val="11"/>
+    <w:basedOn w:val="707"/>
     <w:uiPriority w:val="99"/>
     <w:pPr>
       <w:pBdr/>
@@ -20322,9 +22109,9 @@
       </w:tcPr>
     </w:tblStylePr>
   </w:style>
-  <w:style w:type="table" w:styleId="88">
+  <w:style w:type="table" w:styleId="784">
     <w:name w:val="List Table 3 - Accent 6"/>
-    <w:basedOn w:val="11"/>
+    <w:basedOn w:val="707"/>
     <w:uiPriority w:val="99"/>
     <w:pPr>
       <w:pBdr/>
@@ -20550,9 +22337,9 @@
       </w:tcPr>
     </w:tblStylePr>
   </w:style>
-  <w:style w:type="table" w:styleId="89">
+  <w:style w:type="table" w:styleId="785">
     <w:name w:val="List Table 4"/>
-    <w:basedOn w:val="11"/>
+    <w:basedOn w:val="707"/>
     <w:uiPriority w:val="99"/>
     <w:pPr>
       <w:pBdr/>
@@ -20775,9 +22562,9 @@
       </w:tcPr>
     </w:tblStylePr>
   </w:style>
-  <w:style w:type="table" w:styleId="90">
+  <w:style w:type="table" w:styleId="786">
     <w:name w:val="List Table 4 - Accent 1"/>
-    <w:basedOn w:val="11"/>
+    <w:basedOn w:val="707"/>
     <w:uiPriority w:val="99"/>
     <w:pPr>
       <w:pBdr/>
@@ -21000,9 +22787,9 @@
       </w:tcPr>
     </w:tblStylePr>
   </w:style>
-  <w:style w:type="table" w:styleId="91">
+  <w:style w:type="table" w:styleId="787">
     <w:name w:val="List Table 4 - Accent 2"/>
-    <w:basedOn w:val="11"/>
+    <w:basedOn w:val="707"/>
     <w:uiPriority w:val="99"/>
     <w:pPr>
       <w:pBdr/>
@@ -21225,9 +23012,9 @@
       </w:tcPr>
     </w:tblStylePr>
   </w:style>
-  <w:style w:type="table" w:styleId="92">
+  <w:style w:type="table" w:styleId="788">
     <w:name w:val="List Table 4 - Accent 3"/>
-    <w:basedOn w:val="11"/>
+    <w:basedOn w:val="707"/>
     <w:uiPriority w:val="99"/>
     <w:pPr>
       <w:pBdr/>
@@ -21450,9 +23237,9 @@
       </w:tcPr>
     </w:tblStylePr>
   </w:style>
-  <w:style w:type="table" w:styleId="93">
+  <w:style w:type="table" w:styleId="789">
     <w:name w:val="List Table 4 - Accent 4"/>
-    <w:basedOn w:val="11"/>
+    <w:basedOn w:val="707"/>
     <w:uiPriority w:val="99"/>
     <w:pPr>
       <w:pBdr/>
@@ -21675,9 +23462,9 @@
       </w:tcPr>
     </w:tblStylePr>
   </w:style>
-  <w:style w:type="table" w:styleId="94">
+  <w:style w:type="table" w:styleId="790">
     <w:name w:val="List Table 4 - Accent 5"/>
-    <w:basedOn w:val="11"/>
+    <w:basedOn w:val="707"/>
     <w:uiPriority w:val="99"/>
     <w:pPr>
       <w:pBdr/>
@@ -21900,9 +23687,9 @@
       </w:tcPr>
     </w:tblStylePr>
   </w:style>
-  <w:style w:type="table" w:styleId="95">
+  <w:style w:type="table" w:styleId="791">
     <w:name w:val="List Table 4 - Accent 6"/>
-    <w:basedOn w:val="11"/>
+    <w:basedOn w:val="707"/>
     <w:uiPriority w:val="99"/>
     <w:pPr>
       <w:pBdr/>
@@ -22125,9 +23912,9 @@
       </w:tcPr>
     </w:tblStylePr>
   </w:style>
-  <w:style w:type="table" w:styleId="96">
+  <w:style w:type="table" w:styleId="792">
     <w:name w:val="List Table 5 Dark"/>
-    <w:basedOn w:val="11"/>
+    <w:basedOn w:val="707"/>
     <w:uiPriority w:val="99"/>
     <w:pPr>
       <w:pBdr/>
@@ -22367,9 +24154,9 @@
       </w:tcPr>
     </w:tblStylePr>
   </w:style>
-  <w:style w:type="table" w:styleId="97">
+  <w:style w:type="table" w:styleId="793">
     <w:name w:val="List Table 5 Dark - Accent 1"/>
-    <w:basedOn w:val="11"/>
+    <w:basedOn w:val="707"/>
     <w:uiPriority w:val="99"/>
     <w:pPr>
       <w:pBdr/>
@@ -22609,9 +24396,9 @@
       </w:tcPr>
     </w:tblStylePr>
   </w:style>
-  <w:style w:type="table" w:styleId="98">
+  <w:style w:type="table" w:styleId="794">
     <w:name w:val="List Table 5 Dark - Accent 2"/>
-    <w:basedOn w:val="11"/>
+    <w:basedOn w:val="707"/>
     <w:uiPriority w:val="99"/>
     <w:pPr>
       <w:pBdr/>
@@ -22851,9 +24638,9 @@
       </w:tcPr>
     </w:tblStylePr>
   </w:style>
-  <w:style w:type="table" w:styleId="99">
+  <w:style w:type="table" w:styleId="795">
     <w:name w:val="List Table 5 Dark - Accent 3"/>
-    <w:basedOn w:val="11"/>
+    <w:basedOn w:val="707"/>
     <w:uiPriority w:val="99"/>
     <w:pPr>
       <w:pBdr/>
@@ -23093,9 +24880,9 @@
       </w:tcPr>
     </w:tblStylePr>
   </w:style>
-  <w:style w:type="table" w:styleId="100">
+  <w:style w:type="table" w:styleId="796">
     <w:name w:val="List Table 5 Dark - Accent 4"/>
-    <w:basedOn w:val="11"/>
+    <w:basedOn w:val="707"/>
     <w:uiPriority w:val="99"/>
     <w:pPr>
       <w:pBdr/>
@@ -23335,9 +25122,9 @@
       </w:tcPr>
     </w:tblStylePr>
   </w:style>
-  <w:style w:type="table" w:styleId="101">
+  <w:style w:type="table" w:styleId="797">
     <w:name w:val="List Table 5 Dark - Accent 5"/>
-    <w:basedOn w:val="11"/>
+    <w:basedOn w:val="707"/>
     <w:uiPriority w:val="99"/>
     <w:pPr>
       <w:pBdr/>
@@ -23577,9 +25364,9 @@
       </w:tcPr>
     </w:tblStylePr>
   </w:style>
-  <w:style w:type="table" w:styleId="102">
+  <w:style w:type="table" w:styleId="798">
     <w:name w:val="List Table 5 Dark - Accent 6"/>
-    <w:basedOn w:val="11"/>
+    <w:basedOn w:val="707"/>
     <w:uiPriority w:val="99"/>
     <w:pPr>
       <w:pBdr/>
@@ -23819,9 +25606,9 @@
       </w:tcPr>
     </w:tblStylePr>
   </w:style>
-  <w:style w:type="table" w:styleId="103">
+  <w:style w:type="table" w:styleId="799">
     <w:name w:val="List Table 6 Colorful"/>
-    <w:basedOn w:val="11"/>
+    <w:basedOn w:val="707"/>
     <w:uiPriority w:val="99"/>
     <w:pPr>
       <w:pBdr/>
@@ -24042,9 +25829,9 @@
       </w:tcPr>
     </w:tblStylePr>
   </w:style>
-  <w:style w:type="table" w:styleId="104">
+  <w:style w:type="table" w:styleId="800">
     <w:name w:val="List Table 6 Colorful - Accent 1"/>
-    <w:basedOn w:val="11"/>
+    <w:basedOn w:val="707"/>
     <w:uiPriority w:val="99"/>
     <w:pPr>
       <w:pBdr/>
@@ -24265,9 +26052,9 @@
       </w:tcPr>
     </w:tblStylePr>
   </w:style>
-  <w:style w:type="table" w:styleId="105">
+  <w:style w:type="table" w:styleId="801">
     <w:name w:val="List Table 6 Colorful - Accent 2"/>
-    <w:basedOn w:val="11"/>
+    <w:basedOn w:val="707"/>
     <w:uiPriority w:val="99"/>
     <w:pPr>
       <w:pBdr/>
@@ -24488,9 +26275,9 @@
       </w:tcPr>
     </w:tblStylePr>
   </w:style>
-  <w:style w:type="table" w:styleId="106">
+  <w:style w:type="table" w:styleId="802">
     <w:name w:val="List Table 6 Colorful - Accent 3"/>
-    <w:basedOn w:val="11"/>
+    <w:basedOn w:val="707"/>
     <w:uiPriority w:val="99"/>
     <w:pPr>
       <w:pBdr/>
@@ -24711,9 +26498,9 @@
       </w:tcPr>
     </w:tblStylePr>
   </w:style>
-  <w:style w:type="table" w:styleId="107">
+  <w:style w:type="table" w:styleId="803">
     <w:name w:val="List Table 6 Colorful - Accent 4"/>
-    <w:basedOn w:val="11"/>
+    <w:basedOn w:val="707"/>
     <w:uiPriority w:val="99"/>
     <w:pPr>
       <w:pBdr/>
@@ -24934,9 +26721,9 @@
       </w:tcPr>
     </w:tblStylePr>
   </w:style>
-  <w:style w:type="table" w:styleId="108">
+  <w:style w:type="table" w:styleId="804">
     <w:name w:val="List Table 6 Colorful - Accent 5"/>
-    <w:basedOn w:val="11"/>
+    <w:basedOn w:val="707"/>
     <w:uiPriority w:val="99"/>
     <w:pPr>
       <w:pBdr/>
@@ -25157,9 +26944,9 @@
       </w:tcPr>
     </w:tblStylePr>
   </w:style>
-  <w:style w:type="table" w:styleId="109">
+  <w:style w:type="table" w:styleId="805">
     <w:name w:val="List Table 6 Colorful - Accent 6"/>
-    <w:basedOn w:val="11"/>
+    <w:basedOn w:val="707"/>
     <w:uiPriority w:val="99"/>
     <w:pPr>
       <w:pBdr/>
@@ -25380,9 +27167,9 @@
       </w:tcPr>
     </w:tblStylePr>
   </w:style>
-  <w:style w:type="table" w:styleId="110">
+  <w:style w:type="table" w:styleId="806">
     <w:name w:val="List Table 7 Colorful"/>
-    <w:basedOn w:val="11"/>
+    <w:basedOn w:val="707"/>
     <w:uiPriority w:val="99"/>
     <w:pPr>
       <w:pBdr/>
@@ -25481,11 +27268,11 @@
         <w:tblBorders/>
       </w:tblPr>
       <w:tcPr>
-        <w:shd w:color="ffffff"/>
+        <w:shd w:val="clear" w:color="ffffff"/>
         <w:tcBorders>
-          <w:top w:val="none"/>
-          <w:left w:val="none"/>
-          <w:bottom w:val="none"/>
+          <w:top w:val="none" w:color="000000" w:sz="4" w:space="0"/>
+          <w:left w:val="none" w:color="000000" w:sz="4" w:space="0"/>
+          <w:bottom w:val="none" w:color="000000" w:sz="4" w:space="0"/>
           <w:right w:val="single" w:color="000000" w:themeColor="text1" w:themeTint="80" w:sz="4" w:space="0"/>
         </w:tcBorders>
       </w:tcPr>
@@ -25508,10 +27295,10 @@
       <w:tcPr>
         <w:shd w:val="clear" w:color="ffffff" w:themeColor="light1" w:fill="ffffff" w:themeFill="light1"/>
         <w:tcBorders>
-          <w:top w:val="none"/>
-          <w:left w:val="none"/>
+          <w:top w:val="none" w:color="000000" w:sz="4" w:space="0"/>
+          <w:left w:val="none" w:color="000000" w:sz="4" w:space="0"/>
           <w:bottom w:val="single" w:color="000000" w:themeColor="text1" w:themeTint="80" w:sz="4" w:space="0"/>
-          <w:right w:val="none"/>
+          <w:right w:val="none" w:color="000000" w:sz="4" w:space="0"/>
         </w:tcBorders>
       </w:tcPr>
     </w:tblStylePr>
@@ -25531,12 +27318,12 @@
         <w:tblBorders/>
       </w:tblPr>
       <w:tcPr>
-        <w:shd w:color="ffffff"/>
+        <w:shd w:val="clear" w:color="ffffff"/>
         <w:tcBorders>
-          <w:top w:val="none"/>
+          <w:top w:val="none" w:color="000000" w:sz="4" w:space="0"/>
           <w:left w:val="single" w:color="000000" w:themeColor="text1" w:themeTint="80" w:sz="4" w:space="0"/>
-          <w:bottom w:val="none"/>
-          <w:right w:val="none"/>
+          <w:bottom w:val="none" w:color="000000" w:sz="4" w:space="0"/>
+          <w:right w:val="none" w:color="000000" w:sz="4" w:space="0"/>
         </w:tcBorders>
       </w:tcPr>
     </w:tblStylePr>
@@ -25559,9 +27346,9 @@
         <w:shd w:val="clear" w:color="ffffff" w:themeColor="light1" w:fill="ffffff" w:themeFill="light1"/>
         <w:tcBorders>
           <w:top w:val="single" w:color="000000" w:themeColor="text1" w:themeTint="80" w:sz="4" w:space="0"/>
-          <w:left w:val="none"/>
-          <w:bottom w:val="none"/>
-          <w:right w:val="none"/>
+          <w:left w:val="none" w:color="000000" w:sz="4" w:space="0"/>
+          <w:bottom w:val="none" w:color="000000" w:sz="4" w:space="0"/>
+          <w:right w:val="none" w:color="000000" w:sz="4" w:space="0"/>
         </w:tcBorders>
       </w:tcPr>
     </w:tblStylePr>
@@ -25636,9 +27423,9 @@
       </w:tcPr>
     </w:tblStylePr>
   </w:style>
-  <w:style w:type="table" w:styleId="111">
+  <w:style w:type="table" w:styleId="807">
     <w:name w:val="List Table 7 Colorful - Accent 1"/>
-    <w:basedOn w:val="11"/>
+    <w:basedOn w:val="707"/>
     <w:uiPriority w:val="99"/>
     <w:pPr>
       <w:pBdr/>
@@ -25737,11 +27524,11 @@
         <w:tblBorders/>
       </w:tblPr>
       <w:tcPr>
-        <w:shd w:color="ffffff"/>
+        <w:shd w:val="clear" w:color="ffffff"/>
         <w:tcBorders>
-          <w:top w:val="none"/>
-          <w:left w:val="none"/>
-          <w:bottom w:val="none"/>
+          <w:top w:val="none" w:color="000000" w:sz="4" w:space="0"/>
+          <w:left w:val="none" w:color="000000" w:sz="4" w:space="0"/>
+          <w:bottom w:val="none" w:color="000000" w:sz="4" w:space="0"/>
           <w:right w:val="single" w:color="000000" w:themeColor="accent1" w:sz="4" w:space="0"/>
         </w:tcBorders>
       </w:tcPr>
@@ -25764,10 +27551,10 @@
       <w:tcPr>
         <w:shd w:val="clear" w:color="ffffff" w:themeColor="light1" w:fill="ffffff" w:themeFill="light1"/>
         <w:tcBorders>
-          <w:top w:val="none"/>
-          <w:left w:val="none"/>
+          <w:top w:val="none" w:color="000000" w:sz="4" w:space="0"/>
+          <w:left w:val="none" w:color="000000" w:sz="4" w:space="0"/>
           <w:bottom w:val="single" w:color="000000" w:themeColor="accent1" w:sz="4" w:space="0"/>
-          <w:right w:val="none"/>
+          <w:right w:val="none" w:color="000000" w:sz="4" w:space="0"/>
         </w:tcBorders>
       </w:tcPr>
     </w:tblStylePr>
@@ -25787,12 +27574,12 @@
         <w:tblBorders/>
       </w:tblPr>
       <w:tcPr>
-        <w:shd w:color="ffffff"/>
+        <w:shd w:val="clear" w:color="ffffff"/>
         <w:tcBorders>
-          <w:top w:val="none"/>
+          <w:top w:val="none" w:color="000000" w:sz="4" w:space="0"/>
           <w:left w:val="single" w:color="000000" w:themeColor="accent1" w:sz="4" w:space="0"/>
-          <w:bottom w:val="none"/>
-          <w:right w:val="none"/>
+          <w:bottom w:val="none" w:color="000000" w:sz="4" w:space="0"/>
+          <w:right w:val="none" w:color="000000" w:sz="4" w:space="0"/>
         </w:tcBorders>
       </w:tcPr>
     </w:tblStylePr>
@@ -25815,9 +27602,9 @@
         <w:shd w:val="clear" w:color="ffffff" w:themeColor="light1" w:fill="ffffff" w:themeFill="light1"/>
         <w:tcBorders>
           <w:top w:val="single" w:color="000000" w:themeColor="accent1" w:sz="4" w:space="0"/>
-          <w:left w:val="none"/>
-          <w:bottom w:val="none"/>
-          <w:right w:val="none"/>
+          <w:left w:val="none" w:color="000000" w:sz="4" w:space="0"/>
+          <w:bottom w:val="none" w:color="000000" w:sz="4" w:space="0"/>
+          <w:right w:val="none" w:color="000000" w:sz="4" w:space="0"/>
         </w:tcBorders>
       </w:tcPr>
     </w:tblStylePr>
@@ -25892,9 +27679,9 @@
       </w:tcPr>
     </w:tblStylePr>
   </w:style>
-  <w:style w:type="table" w:styleId="112">
+  <w:style w:type="table" w:styleId="808">
     <w:name w:val="List Table 7 Colorful - Accent 2"/>
-    <w:basedOn w:val="11"/>
+    <w:basedOn w:val="707"/>
     <w:uiPriority w:val="99"/>
     <w:pPr>
       <w:pBdr/>
@@ -25993,11 +27780,11 @@
         <w:tblBorders/>
       </w:tblPr>
       <w:tcPr>
-        <w:shd w:color="ffffff"/>
+        <w:shd w:val="clear" w:color="ffffff"/>
         <w:tcBorders>
-          <w:top w:val="none"/>
-          <w:left w:val="none"/>
-          <w:bottom w:val="none"/>
+          <w:top w:val="none" w:color="000000" w:sz="4" w:space="0"/>
+          <w:left w:val="none" w:color="000000" w:sz="4" w:space="0"/>
+          <w:bottom w:val="none" w:color="000000" w:sz="4" w:space="0"/>
           <w:right w:val="single" w:color="000000" w:themeColor="accent2" w:themeTint="97" w:sz="4" w:space="0"/>
         </w:tcBorders>
       </w:tcPr>
@@ -26020,10 +27807,10 @@
       <w:tcPr>
         <w:shd w:val="clear" w:color="ffffff" w:themeColor="light1" w:fill="ffffff" w:themeFill="light1"/>
         <w:tcBorders>
-          <w:top w:val="none"/>
-          <w:left w:val="none"/>
+          <w:top w:val="none" w:color="000000" w:sz="4" w:space="0"/>
+          <w:left w:val="none" w:color="000000" w:sz="4" w:space="0"/>
           <w:bottom w:val="single" w:color="000000" w:themeColor="accent2" w:themeTint="97" w:sz="4" w:space="0"/>
-          <w:right w:val="none"/>
+          <w:right w:val="none" w:color="000000" w:sz="4" w:space="0"/>
         </w:tcBorders>
       </w:tcPr>
     </w:tblStylePr>
@@ -26043,12 +27830,12 @@
         <w:tblBorders/>
       </w:tblPr>
       <w:tcPr>
-        <w:shd w:color="ffffff"/>
+        <w:shd w:val="clear" w:color="ffffff"/>
         <w:tcBorders>
-          <w:top w:val="none"/>
+          <w:top w:val="none" w:color="000000" w:sz="4" w:space="0"/>
           <w:left w:val="single" w:color="000000" w:themeColor="accent2" w:themeTint="97" w:sz="4" w:space="0"/>
-          <w:bottom w:val="none"/>
-          <w:right w:val="none"/>
+          <w:bottom w:val="none" w:color="000000" w:sz="4" w:space="0"/>
+          <w:right w:val="none" w:color="000000" w:sz="4" w:space="0"/>
         </w:tcBorders>
       </w:tcPr>
     </w:tblStylePr>
@@ -26071,9 +27858,9 @@
         <w:shd w:val="clear" w:color="ffffff" w:themeColor="light1" w:fill="ffffff" w:themeFill="light1"/>
         <w:tcBorders>
           <w:top w:val="single" w:color="000000" w:themeColor="accent2" w:themeTint="97" w:sz="4" w:space="0"/>
-          <w:left w:val="none"/>
-          <w:bottom w:val="none"/>
-          <w:right w:val="none"/>
+          <w:left w:val="none" w:color="000000" w:sz="4" w:space="0"/>
+          <w:bottom w:val="none" w:color="000000" w:sz="4" w:space="0"/>
+          <w:right w:val="none" w:color="000000" w:sz="4" w:space="0"/>
         </w:tcBorders>
       </w:tcPr>
     </w:tblStylePr>
@@ -26148,9 +27935,9 @@
       </w:tcPr>
     </w:tblStylePr>
   </w:style>
-  <w:style w:type="table" w:styleId="113">
+  <w:style w:type="table" w:styleId="809">
     <w:name w:val="List Table 7 Colorful - Accent 3"/>
-    <w:basedOn w:val="11"/>
+    <w:basedOn w:val="707"/>
     <w:uiPriority w:val="99"/>
     <w:pPr>
       <w:pBdr/>
@@ -26249,11 +28036,11 @@
         <w:tblBorders/>
       </w:tblPr>
       <w:tcPr>
-        <w:shd w:color="ffffff"/>
+        <w:shd w:val="clear" w:color="ffffff"/>
         <w:tcBorders>
-          <w:top w:val="none"/>
-          <w:left w:val="none"/>
-          <w:bottom w:val="none"/>
+          <w:top w:val="none" w:color="000000" w:sz="4" w:space="0"/>
+          <w:left w:val="none" w:color="000000" w:sz="4" w:space="0"/>
+          <w:bottom w:val="none" w:color="000000" w:sz="4" w:space="0"/>
           <w:right w:val="single" w:color="000000" w:themeColor="accent3" w:themeTint="98" w:sz="4" w:space="0"/>
         </w:tcBorders>
       </w:tcPr>
@@ -26276,10 +28063,10 @@
       <w:tcPr>
         <w:shd w:val="clear" w:color="ffffff" w:themeColor="light1" w:fill="ffffff" w:themeFill="light1"/>
         <w:tcBorders>
-          <w:top w:val="none"/>
-          <w:left w:val="none"/>
+          <w:top w:val="none" w:color="000000" w:sz="4" w:space="0"/>
+          <w:left w:val="none" w:color="000000" w:sz="4" w:space="0"/>
           <w:bottom w:val="single" w:color="000000" w:themeColor="accent3" w:themeTint="98" w:sz="4" w:space="0"/>
-          <w:right w:val="none"/>
+          <w:right w:val="none" w:color="000000" w:sz="4" w:space="0"/>
         </w:tcBorders>
       </w:tcPr>
     </w:tblStylePr>
@@ -26299,12 +28086,12 @@
         <w:tblBorders/>
       </w:tblPr>
       <w:tcPr>
-        <w:shd w:color="ffffff"/>
+        <w:shd w:val="clear" w:color="ffffff"/>
         <w:tcBorders>
-          <w:top w:val="none"/>
+          <w:top w:val="none" w:color="000000" w:sz="4" w:space="0"/>
           <w:left w:val="single" w:color="000000" w:themeColor="accent3" w:themeTint="98" w:sz="4" w:space="0"/>
-          <w:bottom w:val="none"/>
-          <w:right w:val="none"/>
+          <w:bottom w:val="none" w:color="000000" w:sz="4" w:space="0"/>
+          <w:right w:val="none" w:color="000000" w:sz="4" w:space="0"/>
         </w:tcBorders>
       </w:tcPr>
     </w:tblStylePr>
@@ -26327,9 +28114,9 @@
         <w:shd w:val="clear" w:color="ffffff" w:themeColor="light1" w:fill="ffffff" w:themeFill="light1"/>
         <w:tcBorders>
           <w:top w:val="single" w:color="000000" w:themeColor="accent3" w:themeTint="98" w:sz="4" w:space="0"/>
-          <w:left w:val="none"/>
-          <w:bottom w:val="none"/>
-          <w:right w:val="none"/>
+          <w:left w:val="none" w:color="000000" w:sz="4" w:space="0"/>
+          <w:bottom w:val="none" w:color="000000" w:sz="4" w:space="0"/>
+          <w:right w:val="none" w:color="000000" w:sz="4" w:space="0"/>
         </w:tcBorders>
       </w:tcPr>
     </w:tblStylePr>
@@ -26404,9 +28191,9 @@
       </w:tcPr>
     </w:tblStylePr>
   </w:style>
-  <w:style w:type="table" w:styleId="114">
+  <w:style w:type="table" w:styleId="810">
     <w:name w:val="List Table 7 Colorful - Accent 4"/>
-    <w:basedOn w:val="11"/>
+    <w:basedOn w:val="707"/>
     <w:uiPriority w:val="99"/>
     <w:pPr>
       <w:pBdr/>
@@ -26505,11 +28292,11 @@
         <w:tblBorders/>
       </w:tblPr>
       <w:tcPr>
-        <w:shd w:color="ffffff"/>
+        <w:shd w:val="clear" w:color="ffffff"/>
         <w:tcBorders>
-          <w:top w:val="none"/>
-          <w:left w:val="none"/>
-          <w:bottom w:val="none"/>
+          <w:top w:val="none" w:color="000000" w:sz="4" w:space="0"/>
+          <w:left w:val="none" w:color="000000" w:sz="4" w:space="0"/>
+          <w:bottom w:val="none" w:color="000000" w:sz="4" w:space="0"/>
           <w:right w:val="single" w:color="000000" w:themeColor="accent4" w:themeTint="9A" w:sz="4" w:space="0"/>
         </w:tcBorders>
       </w:tcPr>
@@ -26532,10 +28319,10 @@
       <w:tcPr>
         <w:shd w:val="clear" w:color="ffffff" w:themeColor="light1" w:fill="ffffff" w:themeFill="light1"/>
         <w:tcBorders>
-          <w:top w:val="none"/>
-          <w:left w:val="none"/>
+          <w:top w:val="none" w:color="000000" w:sz="4" w:space="0"/>
+          <w:left w:val="none" w:color="000000" w:sz="4" w:space="0"/>
           <w:bottom w:val="single" w:color="000000" w:themeColor="accent4" w:themeTint="9A" w:sz="4" w:space="0"/>
-          <w:right w:val="none"/>
+          <w:right w:val="none" w:color="000000" w:sz="4" w:space="0"/>
         </w:tcBorders>
       </w:tcPr>
     </w:tblStylePr>
@@ -26555,12 +28342,12 @@
         <w:tblBorders/>
       </w:tblPr>
       <w:tcPr>
-        <w:shd w:color="ffffff"/>
+        <w:shd w:val="clear" w:color="ffffff"/>
         <w:tcBorders>
-          <w:top w:val="none"/>
+          <w:top w:val="none" w:color="000000" w:sz="4" w:space="0"/>
           <w:left w:val="single" w:color="000000" w:themeColor="accent4" w:themeTint="9A" w:sz="4" w:space="0"/>
-          <w:bottom w:val="none"/>
-          <w:right w:val="none"/>
+          <w:bottom w:val="none" w:color="000000" w:sz="4" w:space="0"/>
+          <w:right w:val="none" w:color="000000" w:sz="4" w:space="0"/>
         </w:tcBorders>
       </w:tcPr>
     </w:tblStylePr>
@@ -26583,9 +28370,9 @@
         <w:shd w:val="clear" w:color="ffffff" w:themeColor="light1" w:fill="ffffff" w:themeFill="light1"/>
         <w:tcBorders>
           <w:top w:val="single" w:color="000000" w:themeColor="accent4" w:themeTint="9A" w:sz="4" w:space="0"/>
-          <w:left w:val="none"/>
-          <w:bottom w:val="none"/>
-          <w:right w:val="none"/>
+          <w:left w:val="none" w:color="000000" w:sz="4" w:space="0"/>
+          <w:bottom w:val="none" w:color="000000" w:sz="4" w:space="0"/>
+          <w:right w:val="none" w:color="000000" w:sz="4" w:space="0"/>
         </w:tcBorders>
       </w:tcPr>
     </w:tblStylePr>
@@ -26660,9 +28447,9 @@
       </w:tcPr>
     </w:tblStylePr>
   </w:style>
-  <w:style w:type="table" w:styleId="115">
+  <w:style w:type="table" w:styleId="811">
     <w:name w:val="List Table 7 Colorful - Accent 5"/>
-    <w:basedOn w:val="11"/>
+    <w:basedOn w:val="707"/>
     <w:uiPriority w:val="99"/>
     <w:pPr>
       <w:pBdr/>
@@ -26761,11 +28548,11 @@
         <w:tblBorders/>
       </w:tblPr>
       <w:tcPr>
-        <w:shd w:color="ffffff"/>
+        <w:shd w:val="clear" w:color="ffffff"/>
         <w:tcBorders>
-          <w:top w:val="none"/>
-          <w:left w:val="none"/>
-          <w:bottom w:val="none"/>
+          <w:top w:val="none" w:color="000000" w:sz="4" w:space="0"/>
+          <w:left w:val="none" w:color="000000" w:sz="4" w:space="0"/>
+          <w:bottom w:val="none" w:color="000000" w:sz="4" w:space="0"/>
           <w:right w:val="single" w:color="000000" w:themeColor="accent5" w:themeTint="9A" w:sz="4" w:space="0"/>
         </w:tcBorders>
       </w:tcPr>
@@ -26788,10 +28575,10 @@
       <w:tcPr>
         <w:shd w:val="clear" w:color="ffffff" w:themeColor="light1" w:fill="ffffff" w:themeFill="light1"/>
         <w:tcBorders>
-          <w:top w:val="none"/>
-          <w:left w:val="none"/>
+          <w:top w:val="none" w:color="000000" w:sz="4" w:space="0"/>
+          <w:left w:val="none" w:color="000000" w:sz="4" w:space="0"/>
           <w:bottom w:val="single" w:color="000000" w:themeColor="accent5" w:themeTint="9A" w:sz="4" w:space="0"/>
-          <w:right w:val="none"/>
+          <w:right w:val="none" w:color="000000" w:sz="4" w:space="0"/>
         </w:tcBorders>
       </w:tcPr>
     </w:tblStylePr>
@@ -26811,12 +28598,12 @@
         <w:tblBorders/>
       </w:tblPr>
       <w:tcPr>
-        <w:shd w:color="ffffff"/>
+        <w:shd w:val="clear" w:color="ffffff"/>
         <w:tcBorders>
-          <w:top w:val="none"/>
+          <w:top w:val="none" w:color="000000" w:sz="4" w:space="0"/>
           <w:left w:val="single" w:color="000000" w:themeColor="accent5" w:themeTint="9A" w:sz="4" w:space="0"/>
-          <w:bottom w:val="none"/>
-          <w:right w:val="none"/>
+          <w:bottom w:val="none" w:color="000000" w:sz="4" w:space="0"/>
+          <w:right w:val="none" w:color="000000" w:sz="4" w:space="0"/>
         </w:tcBorders>
       </w:tcPr>
     </w:tblStylePr>
@@ -26839,9 +28626,9 @@
         <w:shd w:val="clear" w:color="ffffff" w:themeColor="light1" w:fill="ffffff" w:themeFill="light1"/>
         <w:tcBorders>
           <w:top w:val="single" w:color="000000" w:themeColor="accent5" w:themeTint="9A" w:sz="4" w:space="0"/>
-          <w:left w:val="none"/>
-          <w:bottom w:val="none"/>
-          <w:right w:val="none"/>
+          <w:left w:val="none" w:color="000000" w:sz="4" w:space="0"/>
+          <w:bottom w:val="none" w:color="000000" w:sz="4" w:space="0"/>
+          <w:right w:val="none" w:color="000000" w:sz="4" w:space="0"/>
         </w:tcBorders>
       </w:tcPr>
     </w:tblStylePr>
@@ -26916,9 +28703,9 @@
       </w:tcPr>
     </w:tblStylePr>
   </w:style>
-  <w:style w:type="table" w:styleId="116">
+  <w:style w:type="table" w:styleId="812">
     <w:name w:val="List Table 7 Colorful - Accent 6"/>
-    <w:basedOn w:val="11"/>
+    <w:basedOn w:val="707"/>
     <w:uiPriority w:val="99"/>
     <w:pPr>
       <w:pBdr/>
@@ -27017,11 +28804,11 @@
         <w:tblBorders/>
       </w:tblPr>
       <w:tcPr>
-        <w:shd w:color="ffffff"/>
+        <w:shd w:val="clear" w:color="ffffff"/>
         <w:tcBorders>
-          <w:top w:val="none"/>
-          <w:left w:val="none"/>
-          <w:bottom w:val="none"/>
+          <w:top w:val="none" w:color="000000" w:sz="4" w:space="0"/>
+          <w:left w:val="none" w:color="000000" w:sz="4" w:space="0"/>
+          <w:bottom w:val="none" w:color="000000" w:sz="4" w:space="0"/>
           <w:right w:val="single" w:color="000000" w:themeColor="accent6" w:themeTint="98" w:sz="4" w:space="0"/>
         </w:tcBorders>
       </w:tcPr>
@@ -27044,10 +28831,10 @@
       <w:tcPr>
         <w:shd w:val="clear" w:color="ffffff" w:themeColor="light1" w:fill="ffffff" w:themeFill="light1"/>
         <w:tcBorders>
-          <w:top w:val="none"/>
-          <w:left w:val="none"/>
+          <w:top w:val="none" w:color="000000" w:sz="4" w:space="0"/>
+          <w:left w:val="none" w:color="000000" w:sz="4" w:space="0"/>
           <w:bottom w:val="single" w:color="000000" w:themeColor="accent6" w:themeTint="98" w:sz="4" w:space="0"/>
-          <w:right w:val="none"/>
+          <w:right w:val="none" w:color="000000" w:sz="4" w:space="0"/>
         </w:tcBorders>
       </w:tcPr>
     </w:tblStylePr>
@@ -27067,12 +28854,12 @@
         <w:tblBorders/>
       </w:tblPr>
       <w:tcPr>
-        <w:shd w:color="ffffff"/>
+        <w:shd w:val="clear" w:color="ffffff"/>
         <w:tcBorders>
-          <w:top w:val="none"/>
+          <w:top w:val="none" w:color="000000" w:sz="4" w:space="0"/>
           <w:left w:val="single" w:color="000000" w:themeColor="accent6" w:themeTint="98" w:sz="4" w:space="0"/>
-          <w:bottom w:val="none"/>
-          <w:right w:val="none"/>
+          <w:bottom w:val="none" w:color="000000" w:sz="4" w:space="0"/>
+          <w:right w:val="none" w:color="000000" w:sz="4" w:space="0"/>
         </w:tcBorders>
       </w:tcPr>
     </w:tblStylePr>
@@ -27095,9 +28882,9 @@
         <w:shd w:val="clear" w:color="ffffff" w:themeColor="light1" w:fill="ffffff" w:themeFill="light1"/>
         <w:tcBorders>
           <w:top w:val="single" w:color="000000" w:themeColor="accent6" w:themeTint="98" w:sz="4" w:space="0"/>
-          <w:left w:val="none"/>
-          <w:bottom w:val="none"/>
-          <w:right w:val="none"/>
+          <w:left w:val="none" w:color="000000" w:sz="4" w:space="0"/>
+          <w:bottom w:val="none" w:color="000000" w:sz="4" w:space="0"/>
+          <w:right w:val="none" w:color="000000" w:sz="4" w:space="0"/>
         </w:tcBorders>
       </w:tcPr>
     </w:tblStylePr>
@@ -27172,9 +28959,9 @@
       </w:tcPr>
     </w:tblStylePr>
   </w:style>
-  <w:style w:type="table" w:styleId="117">
+  <w:style w:type="table" w:styleId="813">
     <w:name w:val="Lined - Accent"/>
-    <w:basedOn w:val="11"/>
+    <w:basedOn w:val="707"/>
     <w:uiPriority w:val="99"/>
     <w:pPr>
       <w:pBdr/>
@@ -27409,9 +29196,9 @@
       </w:tcPr>
     </w:tblStylePr>
   </w:style>
-  <w:style w:type="table" w:styleId="118">
+  <w:style w:type="table" w:styleId="814">
     <w:name w:val="Lined - Accent 1"/>
-    <w:basedOn w:val="11"/>
+    <w:basedOn w:val="707"/>
     <w:uiPriority w:val="99"/>
     <w:pPr>
       <w:pBdr/>
@@ -27646,9 +29433,9 @@
       </w:tcPr>
     </w:tblStylePr>
   </w:style>
-  <w:style w:type="table" w:styleId="119">
+  <w:style w:type="table" w:styleId="815">
     <w:name w:val="Lined - Accent 2"/>
-    <w:basedOn w:val="11"/>
+    <w:basedOn w:val="707"/>
     <w:uiPriority w:val="99"/>
     <w:pPr>
       <w:pBdr/>
@@ -27883,9 +29670,9 @@
       </w:tcPr>
     </w:tblStylePr>
   </w:style>
-  <w:style w:type="table" w:styleId="120">
+  <w:style w:type="table" w:styleId="816">
     <w:name w:val="Lined - Accent 3"/>
-    <w:basedOn w:val="11"/>
+    <w:basedOn w:val="707"/>
     <w:uiPriority w:val="99"/>
     <w:pPr>
       <w:pBdr/>
@@ -28120,9 +29907,9 @@
       </w:tcPr>
     </w:tblStylePr>
   </w:style>
-  <w:style w:type="table" w:styleId="121">
+  <w:style w:type="table" w:styleId="817">
     <w:name w:val="Lined - Accent 4"/>
-    <w:basedOn w:val="11"/>
+    <w:basedOn w:val="707"/>
     <w:uiPriority w:val="99"/>
     <w:pPr>
       <w:pBdr/>
@@ -28357,9 +30144,9 @@
       </w:tcPr>
     </w:tblStylePr>
   </w:style>
-  <w:style w:type="table" w:styleId="122">
+  <w:style w:type="table" w:styleId="818">
     <w:name w:val="Lined - Accent 5"/>
-    <w:basedOn w:val="11"/>
+    <w:basedOn w:val="707"/>
     <w:uiPriority w:val="99"/>
     <w:pPr>
       <w:pBdr/>
@@ -28594,9 +30381,9 @@
       </w:tcPr>
     </w:tblStylePr>
   </w:style>
-  <w:style w:type="table" w:styleId="123">
+  <w:style w:type="table" w:styleId="819">
     <w:name w:val="Lined - Accent 6"/>
-    <w:basedOn w:val="11"/>
+    <w:basedOn w:val="707"/>
     <w:uiPriority w:val="99"/>
     <w:pPr>
       <w:pBdr/>
@@ -28831,9 +30618,9 @@
       </w:tcPr>
     </w:tblStylePr>
   </w:style>
-  <w:style w:type="table" w:styleId="124">
+  <w:style w:type="table" w:styleId="820">
     <w:name w:val="Bordered &amp; Lined - Accent"/>
-    <w:basedOn w:val="11"/>
+    <w:basedOn w:val="707"/>
     <w:uiPriority w:val="99"/>
     <w:pPr>
       <w:pBdr/>
@@ -29075,9 +30862,9 @@
       </w:tcPr>
     </w:tblStylePr>
   </w:style>
-  <w:style w:type="table" w:styleId="125">
+  <w:style w:type="table" w:styleId="821">
     <w:name w:val="Bordered &amp; Lined - Accent 1"/>
-    <w:basedOn w:val="11"/>
+    <w:basedOn w:val="707"/>
     <w:uiPriority w:val="99"/>
     <w:pPr>
       <w:pBdr/>
@@ -29319,9 +31106,9 @@
       </w:tcPr>
     </w:tblStylePr>
   </w:style>
-  <w:style w:type="table" w:styleId="126">
+  <w:style w:type="table" w:styleId="822">
     <w:name w:val="Bordered &amp; Lined - Accent 2"/>
-    <w:basedOn w:val="11"/>
+    <w:basedOn w:val="707"/>
     <w:uiPriority w:val="99"/>
     <w:pPr>
       <w:pBdr/>
@@ -29563,9 +31350,9 @@
       </w:tcPr>
     </w:tblStylePr>
   </w:style>
-  <w:style w:type="table" w:styleId="127">
+  <w:style w:type="table" w:styleId="823">
     <w:name w:val="Bordered &amp; Lined - Accent 3"/>
-    <w:basedOn w:val="11"/>
+    <w:basedOn w:val="707"/>
     <w:uiPriority w:val="99"/>
     <w:pPr>
       <w:pBdr/>
@@ -29807,9 +31594,9 @@
       </w:tcPr>
     </w:tblStylePr>
   </w:style>
-  <w:style w:type="table" w:styleId="128">
+  <w:style w:type="table" w:styleId="824">
     <w:name w:val="Bordered &amp; Lined - Accent 4"/>
-    <w:basedOn w:val="11"/>
+    <w:basedOn w:val="707"/>
     <w:uiPriority w:val="99"/>
     <w:pPr>
       <w:pBdr/>
@@ -30051,9 +31838,9 @@
       </w:tcPr>
     </w:tblStylePr>
   </w:style>
-  <w:style w:type="table" w:styleId="129">
+  <w:style w:type="table" w:styleId="825">
     <w:name w:val="Bordered &amp; Lined - Accent 5"/>
-    <w:basedOn w:val="11"/>
+    <w:basedOn w:val="707"/>
     <w:uiPriority w:val="99"/>
     <w:pPr>
       <w:pBdr/>
@@ -30295,9 +32082,9 @@
       </w:tcPr>
     </w:tblStylePr>
   </w:style>
-  <w:style w:type="table" w:styleId="130">
+  <w:style w:type="table" w:styleId="826">
     <w:name w:val="Bordered &amp; Lined - Accent 6"/>
-    <w:basedOn w:val="11"/>
+    <w:basedOn w:val="707"/>
     <w:uiPriority w:val="99"/>
     <w:pPr>
       <w:pBdr/>
@@ -30539,9 +32326,9 @@
       </w:tcPr>
     </w:tblStylePr>
   </w:style>
-  <w:style w:type="table" w:styleId="131">
+  <w:style w:type="table" w:styleId="827">
     <w:name w:val="Bordered"/>
-    <w:basedOn w:val="11"/>
+    <w:basedOn w:val="707"/>
     <w:uiPriority w:val="99"/>
     <w:pPr>
       <w:pBdr/>
@@ -30770,9 +32557,9 @@
       </w:tcPr>
     </w:tblStylePr>
   </w:style>
-  <w:style w:type="table" w:styleId="132">
+  <w:style w:type="table" w:styleId="828">
     <w:name w:val="Bordered - Accent 1"/>
-    <w:basedOn w:val="11"/>
+    <w:basedOn w:val="707"/>
     <w:uiPriority w:val="99"/>
     <w:pPr>
       <w:pBdr/>
@@ -31001,9 +32788,9 @@
       </w:tcPr>
     </w:tblStylePr>
   </w:style>
-  <w:style w:type="table" w:styleId="133">
+  <w:style w:type="table" w:styleId="829">
     <w:name w:val="Bordered - Accent 2"/>
-    <w:basedOn w:val="11"/>
+    <w:basedOn w:val="707"/>
     <w:uiPriority w:val="99"/>
     <w:pPr>
       <w:pBdr/>
@@ -31232,9 +33019,9 @@
       </w:tcPr>
     </w:tblStylePr>
   </w:style>
-  <w:style w:type="table" w:styleId="134">
+  <w:style w:type="table" w:styleId="830">
     <w:name w:val="Bordered - Accent 3"/>
-    <w:basedOn w:val="11"/>
+    <w:basedOn w:val="707"/>
     <w:uiPriority w:val="99"/>
     <w:pPr>
       <w:pBdr/>
@@ -31463,9 +33250,9 @@
       </w:tcPr>
     </w:tblStylePr>
   </w:style>
-  <w:style w:type="table" w:styleId="135">
+  <w:style w:type="table" w:styleId="831">
     <w:name w:val="Bordered - Accent 4"/>
-    <w:basedOn w:val="11"/>
+    <w:basedOn w:val="707"/>
     <w:uiPriority w:val="99"/>
     <w:pPr>
       <w:pBdr/>
@@ -31694,9 +33481,9 @@
       </w:tcPr>
     </w:tblStylePr>
   </w:style>
-  <w:style w:type="table" w:styleId="136">
+  <w:style w:type="table" w:styleId="832">
     <w:name w:val="Bordered - Accent 5"/>
-    <w:basedOn w:val="11"/>
+    <w:basedOn w:val="707"/>
     <w:uiPriority w:val="99"/>
     <w:pPr>
       <w:pBdr/>
@@ -31925,9 +33712,9 @@
       </w:tcPr>
     </w:tblStylePr>
   </w:style>
-  <w:style w:type="table" w:styleId="137">
+  <w:style w:type="table" w:styleId="833">
     <w:name w:val="Bordered - Accent 6"/>
-    <w:basedOn w:val="11"/>
+    <w:basedOn w:val="707"/>
     <w:uiPriority w:val="99"/>
     <w:pPr>
       <w:pBdr/>
@@ -32156,11 +33943,11 @@
       </w:tcPr>
     </w:tblStylePr>
   </w:style>
-  <w:style w:type="paragraph" w:styleId="139">
+  <w:style w:type="paragraph" w:styleId="834">
     <w:name w:val="Heading 1"/>
-    <w:basedOn w:val="669"/>
-    <w:next w:val="669"/>
-    <w:link w:val="150"/>
+    <w:basedOn w:val="896"/>
+    <w:next w:val="896"/>
+    <w:link w:val="845"/>
     <w:uiPriority w:val="9"/>
     <w:qFormat/>
     <w:pPr>
@@ -32178,11 +33965,11 @@
       <w:szCs w:val="40"/>
     </w:rPr>
   </w:style>
-  <w:style w:type="paragraph" w:styleId="140">
+  <w:style w:type="paragraph" w:styleId="835">
     <w:name w:val="Heading 2"/>
-    <w:basedOn w:val="669"/>
-    <w:next w:val="669"/>
-    <w:link w:val="151"/>
+    <w:basedOn w:val="896"/>
+    <w:next w:val="896"/>
+    <w:link w:val="846"/>
     <w:uiPriority w:val="9"/>
     <w:unhideWhenUsed/>
     <w:qFormat/>
@@ -32201,11 +33988,11 @@
       <w:szCs w:val="32"/>
     </w:rPr>
   </w:style>
-  <w:style w:type="paragraph" w:styleId="141">
+  <w:style w:type="paragraph" w:styleId="836">
     <w:name w:val="Heading 3"/>
-    <w:basedOn w:val="669"/>
-    <w:next w:val="669"/>
-    <w:link w:val="152"/>
+    <w:basedOn w:val="896"/>
+    <w:next w:val="896"/>
+    <w:link w:val="847"/>
     <w:uiPriority w:val="9"/>
     <w:unhideWhenUsed/>
     <w:qFormat/>
@@ -32224,11 +34011,11 @@
       <w:szCs w:val="28"/>
     </w:rPr>
   </w:style>
-  <w:style w:type="paragraph" w:styleId="142">
+  <w:style w:type="paragraph" w:styleId="837">
     <w:name w:val="Heading 4"/>
-    <w:basedOn w:val="669"/>
-    <w:next w:val="669"/>
-    <w:link w:val="153"/>
+    <w:basedOn w:val="896"/>
+    <w:next w:val="896"/>
+    <w:link w:val="848"/>
     <w:uiPriority w:val="9"/>
     <w:unhideWhenUsed/>
     <w:qFormat/>
@@ -32247,11 +34034,11 @@
       <w:color w:val="0f4761" w:themeColor="accent1" w:themeShade="BF"/>
     </w:rPr>
   </w:style>
-  <w:style w:type="paragraph" w:styleId="143">
+  <w:style w:type="paragraph" w:styleId="838">
     <w:name w:val="Heading 5"/>
-    <w:basedOn w:val="669"/>
-    <w:next w:val="669"/>
-    <w:link w:val="154"/>
+    <w:basedOn w:val="896"/>
+    <w:next w:val="896"/>
+    <w:link w:val="849"/>
     <w:uiPriority w:val="9"/>
     <w:unhideWhenUsed/>
     <w:qFormat/>
@@ -32268,11 +34055,11 @@
       <w:color w:val="0f4761" w:themeColor="accent1" w:themeShade="BF"/>
     </w:rPr>
   </w:style>
-  <w:style w:type="paragraph" w:styleId="144">
+  <w:style w:type="paragraph" w:styleId="839">
     <w:name w:val="Heading 6"/>
-    <w:basedOn w:val="669"/>
-    <w:next w:val="669"/>
-    <w:link w:val="155"/>
+    <w:basedOn w:val="896"/>
+    <w:next w:val="896"/>
+    <w:link w:val="850"/>
     <w:uiPriority w:val="9"/>
     <w:unhideWhenUsed/>
     <w:qFormat/>
@@ -32291,11 +34078,11 @@
       <w:color w:val="595959" w:themeColor="text1" w:themeTint="A6"/>
     </w:rPr>
   </w:style>
-  <w:style w:type="paragraph" w:styleId="145">
+  <w:style w:type="paragraph" w:styleId="840">
     <w:name w:val="Heading 7"/>
-    <w:basedOn w:val="669"/>
-    <w:next w:val="669"/>
-    <w:link w:val="156"/>
+    <w:basedOn w:val="896"/>
+    <w:next w:val="896"/>
+    <w:link w:val="851"/>
     <w:uiPriority w:val="9"/>
     <w:unhideWhenUsed/>
     <w:qFormat/>
@@ -32312,11 +34099,11 @@
       <w:color w:val="595959" w:themeColor="text1" w:themeTint="A6"/>
     </w:rPr>
   </w:style>
-  <w:style w:type="paragraph" w:styleId="146">
+  <w:style w:type="paragraph" w:styleId="841">
     <w:name w:val="Heading 8"/>
-    <w:basedOn w:val="669"/>
-    <w:next w:val="669"/>
-    <w:link w:val="157"/>
+    <w:basedOn w:val="896"/>
+    <w:next w:val="896"/>
+    <w:link w:val="852"/>
     <w:uiPriority w:val="9"/>
     <w:unhideWhenUsed/>
     <w:qFormat/>
@@ -32335,11 +34122,11 @@
       <w:color w:val="272727" w:themeColor="text1" w:themeTint="D8"/>
     </w:rPr>
   </w:style>
-  <w:style w:type="paragraph" w:styleId="147">
+  <w:style w:type="paragraph" w:styleId="842">
     <w:name w:val="Heading 9"/>
-    <w:basedOn w:val="669"/>
-    <w:next w:val="669"/>
-    <w:link w:val="158"/>
+    <w:basedOn w:val="896"/>
+    <w:next w:val="896"/>
+    <w:link w:val="853"/>
     <w:uiPriority w:val="9"/>
     <w:unhideWhenUsed/>
     <w:qFormat/>
@@ -32358,7 +34145,7 @@
       <w:color w:val="272727" w:themeColor="text1" w:themeTint="D8"/>
     </w:rPr>
   </w:style>
-  <w:style w:type="character" w:styleId="148" w:default="1">
+  <w:style w:type="character" w:styleId="843" w:default="1">
     <w:name w:val="Default Paragraph Font"/>
     <w:uiPriority w:val="1"/>
     <w:semiHidden/>
@@ -32369,7 +34156,7 @@
       <w:ind/>
     </w:pPr>
   </w:style>
-  <w:style w:type="numbering" w:styleId="149" w:default="1">
+  <w:style w:type="numbering" w:styleId="844" w:default="1">
     <w:name w:val="No List"/>
     <w:uiPriority w:val="99"/>
     <w:semiHidden/>
@@ -32380,10 +34167,10 @@
       <w:ind/>
     </w:pPr>
   </w:style>
-  <w:style w:type="character" w:styleId="150">
+  <w:style w:type="character" w:styleId="845">
     <w:name w:val="Heading 1 Char"/>
-    <w:basedOn w:val="148"/>
-    <w:link w:val="139"/>
+    <w:basedOn w:val="843"/>
+    <w:link w:val="834"/>
     <w:uiPriority w:val="9"/>
     <w:pPr>
       <w:pBdr/>
@@ -32397,10 +34184,10 @@
       <w:szCs w:val="40"/>
     </w:rPr>
   </w:style>
-  <w:style w:type="character" w:styleId="151">
+  <w:style w:type="character" w:styleId="846">
     <w:name w:val="Heading 2 Char"/>
-    <w:basedOn w:val="148"/>
-    <w:link w:val="140"/>
+    <w:basedOn w:val="843"/>
+    <w:link w:val="835"/>
     <w:uiPriority w:val="9"/>
     <w:pPr>
       <w:pBdr/>
@@ -32414,10 +34201,10 @@
       <w:szCs w:val="32"/>
     </w:rPr>
   </w:style>
-  <w:style w:type="character" w:styleId="152">
+  <w:style w:type="character" w:styleId="847">
     <w:name w:val="Heading 3 Char"/>
-    <w:basedOn w:val="148"/>
-    <w:link w:val="141"/>
+    <w:basedOn w:val="843"/>
+    <w:link w:val="836"/>
     <w:uiPriority w:val="9"/>
     <w:pPr>
       <w:pBdr/>
@@ -32431,10 +34218,10 @@
       <w:szCs w:val="28"/>
     </w:rPr>
   </w:style>
-  <w:style w:type="character" w:styleId="153">
+  <w:style w:type="character" w:styleId="848">
     <w:name w:val="Heading 4 Char"/>
-    <w:basedOn w:val="148"/>
-    <w:link w:val="142"/>
+    <w:basedOn w:val="843"/>
+    <w:link w:val="837"/>
     <w:uiPriority w:val="9"/>
     <w:pPr>
       <w:pBdr/>
@@ -32448,10 +34235,10 @@
       <w:color w:val="0f4761" w:themeColor="accent1" w:themeShade="BF"/>
     </w:rPr>
   </w:style>
-  <w:style w:type="character" w:styleId="154">
+  <w:style w:type="character" w:styleId="849">
     <w:name w:val="Heading 5 Char"/>
-    <w:basedOn w:val="148"/>
-    <w:link w:val="143"/>
+    <w:basedOn w:val="843"/>
+    <w:link w:val="838"/>
     <w:uiPriority w:val="9"/>
     <w:pPr>
       <w:pBdr/>
@@ -32463,10 +34250,10 @@
       <w:color w:val="0f4761" w:themeColor="accent1" w:themeShade="BF"/>
     </w:rPr>
   </w:style>
-  <w:style w:type="character" w:styleId="155">
+  <w:style w:type="character" w:styleId="850">
     <w:name w:val="Heading 6 Char"/>
-    <w:basedOn w:val="148"/>
-    <w:link w:val="144"/>
+    <w:basedOn w:val="843"/>
+    <w:link w:val="839"/>
     <w:uiPriority w:val="9"/>
     <w:pPr>
       <w:pBdr/>
@@ -32480,10 +34267,10 @@
       <w:color w:val="595959" w:themeColor="text1" w:themeTint="A6"/>
     </w:rPr>
   </w:style>
-  <w:style w:type="character" w:styleId="156">
+  <w:style w:type="character" w:styleId="851">
     <w:name w:val="Heading 7 Char"/>
-    <w:basedOn w:val="148"/>
-    <w:link w:val="145"/>
+    <w:basedOn w:val="843"/>
+    <w:link w:val="840"/>
     <w:uiPriority w:val="9"/>
     <w:pPr>
       <w:pBdr/>
@@ -32495,10 +34282,10 @@
       <w:color w:val="595959" w:themeColor="text1" w:themeTint="A6"/>
     </w:rPr>
   </w:style>
-  <w:style w:type="character" w:styleId="157">
+  <w:style w:type="character" w:styleId="852">
     <w:name w:val="Heading 8 Char"/>
-    <w:basedOn w:val="148"/>
-    <w:link w:val="146"/>
+    <w:basedOn w:val="843"/>
+    <w:link w:val="841"/>
     <w:uiPriority w:val="9"/>
     <w:pPr>
       <w:pBdr/>
@@ -32512,10 +34299,10 @@
       <w:color w:val="272727" w:themeColor="text1" w:themeTint="D8"/>
     </w:rPr>
   </w:style>
-  <w:style w:type="character" w:styleId="158">
+  <w:style w:type="character" w:styleId="853">
     <w:name w:val="Heading 9 Char"/>
-    <w:basedOn w:val="148"/>
-    <w:link w:val="147"/>
+    <w:basedOn w:val="843"/>
+    <w:link w:val="842"/>
     <w:uiPriority w:val="9"/>
     <w:pPr>
       <w:pBdr/>
@@ -32529,11 +34316,11 @@
       <w:color w:val="272727" w:themeColor="text1" w:themeTint="D8"/>
     </w:rPr>
   </w:style>
-  <w:style w:type="paragraph" w:styleId="159">
+  <w:style w:type="paragraph" w:styleId="854">
     <w:name w:val="Title"/>
-    <w:basedOn w:val="669"/>
-    <w:next w:val="669"/>
-    <w:link w:val="160"/>
+    <w:basedOn w:val="896"/>
+    <w:next w:val="896"/>
+    <w:link w:val="855"/>
     <w:uiPriority w:val="10"/>
     <w:qFormat/>
     <w:pPr>
@@ -32549,10 +34336,10 @@
       <w:szCs w:val="56"/>
     </w:rPr>
   </w:style>
-  <w:style w:type="character" w:styleId="160">
+  <w:style w:type="character" w:styleId="855">
     <w:name w:val="Title Char"/>
-    <w:basedOn w:val="148"/>
-    <w:link w:val="159"/>
+    <w:basedOn w:val="843"/>
+    <w:link w:val="854"/>
     <w:uiPriority w:val="10"/>
     <w:pPr>
       <w:pBdr/>
@@ -32566,11 +34353,11 @@
       <w:szCs w:val="56"/>
     </w:rPr>
   </w:style>
-  <w:style w:type="paragraph" w:styleId="161">
+  <w:style w:type="paragraph" w:styleId="856">
     <w:name w:val="Subtitle"/>
-    <w:basedOn w:val="669"/>
-    <w:next w:val="669"/>
-    <w:link w:val="162"/>
+    <w:basedOn w:val="896"/>
+    <w:next w:val="896"/>
+    <w:link w:val="857"/>
     <w:uiPriority w:val="11"/>
     <w:qFormat/>
     <w:pPr>
@@ -32588,10 +34375,10 @@
       <w:szCs w:val="28"/>
     </w:rPr>
   </w:style>
-  <w:style w:type="character" w:styleId="162">
+  <w:style w:type="character" w:styleId="857">
     <w:name w:val="Subtitle Char"/>
-    <w:basedOn w:val="148"/>
-    <w:link w:val="161"/>
+    <w:basedOn w:val="843"/>
+    <w:link w:val="856"/>
     <w:uiPriority w:val="11"/>
     <w:pPr>
       <w:pBdr/>
@@ -32605,11 +34392,11 @@
       <w:szCs w:val="28"/>
     </w:rPr>
   </w:style>
-  <w:style w:type="paragraph" w:styleId="163">
+  <w:style w:type="paragraph" w:styleId="858">
     <w:name w:val="Quote"/>
-    <w:basedOn w:val="669"/>
-    <w:next w:val="669"/>
-    <w:link w:val="164"/>
+    <w:basedOn w:val="896"/>
+    <w:next w:val="896"/>
+    <w:link w:val="859"/>
     <w:uiPriority w:val="29"/>
     <w:qFormat/>
     <w:pPr>
@@ -32624,10 +34411,10 @@
       <w:color w:val="404040" w:themeColor="text1" w:themeTint="BF"/>
     </w:rPr>
   </w:style>
-  <w:style w:type="character" w:styleId="164">
+  <w:style w:type="character" w:styleId="859">
     <w:name w:val="Quote Char"/>
-    <w:basedOn w:val="148"/>
-    <w:link w:val="163"/>
+    <w:basedOn w:val="843"/>
+    <w:link w:val="858"/>
     <w:uiPriority w:val="29"/>
     <w:pPr>
       <w:pBdr/>
@@ -32640,9 +34427,9 @@
       <w:color w:val="404040" w:themeColor="text1" w:themeTint="BF"/>
     </w:rPr>
   </w:style>
-  <w:style w:type="paragraph" w:styleId="165">
+  <w:style w:type="paragraph" w:styleId="860">
     <w:name w:val="List Paragraph"/>
-    <w:basedOn w:val="669"/>
+    <w:basedOn w:val="896"/>
     <w:uiPriority w:val="34"/>
     <w:qFormat/>
     <w:pPr>
@@ -32652,9 +34439,9 @@
       <w:contextualSpacing w:val="true"/>
     </w:pPr>
   </w:style>
-  <w:style w:type="character" w:styleId="166">
+  <w:style w:type="character" w:styleId="861">
     <w:name w:val="Intense Emphasis"/>
-    <w:basedOn w:val="148"/>
+    <w:basedOn w:val="843"/>
     <w:uiPriority w:val="21"/>
     <w:qFormat/>
     <w:pPr>
@@ -32668,11 +34455,11 @@
       <w:color w:val="0f4761" w:themeColor="accent1" w:themeShade="BF"/>
     </w:rPr>
   </w:style>
-  <w:style w:type="paragraph" w:styleId="167">
+  <w:style w:type="paragraph" w:styleId="862">
     <w:name w:val="Intense Quote"/>
-    <w:basedOn w:val="669"/>
-    <w:next w:val="669"/>
-    <w:link w:val="168"/>
+    <w:basedOn w:val="896"/>
+    <w:next w:val="896"/>
+    <w:link w:val="863"/>
     <w:uiPriority w:val="30"/>
     <w:qFormat/>
     <w:pPr>
@@ -32690,10 +34477,10 @@
       <w:color w:val="0f4761" w:themeColor="accent1" w:themeShade="BF"/>
     </w:rPr>
   </w:style>
-  <w:style w:type="character" w:styleId="168">
+  <w:style w:type="character" w:styleId="863">
     <w:name w:val="Intense Quote Char"/>
-    <w:basedOn w:val="148"/>
-    <w:link w:val="167"/>
+    <w:basedOn w:val="843"/>
+    <w:link w:val="862"/>
     <w:uiPriority w:val="30"/>
     <w:pPr>
       <w:pBdr/>
@@ -32706,9 +34493,9 @@
       <w:color w:val="0f4761" w:themeColor="accent1" w:themeShade="BF"/>
     </w:rPr>
   </w:style>
-  <w:style w:type="character" w:styleId="169">
+  <w:style w:type="character" w:styleId="864">
     <w:name w:val="Intense Reference"/>
-    <w:basedOn w:val="148"/>
+    <w:basedOn w:val="843"/>
     <w:uiPriority w:val="32"/>
     <w:qFormat/>
     <w:pPr>
@@ -32724,9 +34511,9 @@
       <w:spacing w:val="5"/>
     </w:rPr>
   </w:style>
-  <w:style w:type="paragraph" w:styleId="170">
+  <w:style w:type="paragraph" w:styleId="865">
     <w:name w:val="No Spacing"/>
-    <w:basedOn w:val="669"/>
+    <w:basedOn w:val="896"/>
     <w:uiPriority w:val="1"/>
     <w:qFormat/>
     <w:pPr>
@@ -32735,9 +34522,9 @@
       <w:ind/>
     </w:pPr>
   </w:style>
-  <w:style w:type="character" w:styleId="171">
+  <w:style w:type="character" w:styleId="866">
     <w:name w:val="Subtle Emphasis"/>
-    <w:basedOn w:val="148"/>
+    <w:basedOn w:val="843"/>
     <w:uiPriority w:val="19"/>
     <w:qFormat/>
     <w:pPr>
@@ -32751,9 +34538,9 @@
       <w:color w:val="404040" w:themeColor="text1" w:themeTint="BF"/>
     </w:rPr>
   </w:style>
-  <w:style w:type="character" w:styleId="172">
+  <w:style w:type="character" w:styleId="867">
     <w:name w:val="Emphasis"/>
-    <w:basedOn w:val="148"/>
+    <w:basedOn w:val="843"/>
     <w:uiPriority w:val="20"/>
     <w:qFormat/>
     <w:pPr>
@@ -32766,9 +34553,9 @@
       <w:iCs/>
     </w:rPr>
   </w:style>
-  <w:style w:type="character" w:styleId="173">
+  <w:style w:type="character" w:styleId="868">
     <w:name w:val="Strong"/>
-    <w:basedOn w:val="148"/>
+    <w:basedOn w:val="843"/>
     <w:uiPriority w:val="22"/>
     <w:qFormat/>
     <w:pPr>
@@ -32781,9 +34568,9 @@
       <w:bCs/>
     </w:rPr>
   </w:style>
-  <w:style w:type="character" w:styleId="174">
+  <w:style w:type="character" w:styleId="869">
     <w:name w:val="Subtle Reference"/>
-    <w:basedOn w:val="148"/>
+    <w:basedOn w:val="843"/>
     <w:uiPriority w:val="31"/>
     <w:qFormat/>
     <w:pPr>
@@ -32796,9 +34583,9 @@
       <w:color w:val="5a5a5a" w:themeColor="text1" w:themeTint="A5"/>
     </w:rPr>
   </w:style>
-  <w:style w:type="character" w:styleId="175">
+  <w:style w:type="character" w:styleId="870">
     <w:name w:val="Book Title"/>
-    <w:basedOn w:val="148"/>
+    <w:basedOn w:val="843"/>
     <w:uiPriority w:val="33"/>
     <w:qFormat/>
     <w:pPr>
@@ -32814,10 +34601,10 @@
       <w:spacing w:val="5"/>
     </w:rPr>
   </w:style>
-  <w:style w:type="paragraph" w:styleId="176">
+  <w:style w:type="paragraph" w:styleId="871">
     <w:name w:val="Header"/>
-    <w:basedOn w:val="669"/>
-    <w:link w:val="177"/>
+    <w:basedOn w:val="896"/>
+    <w:link w:val="872"/>
     <w:uiPriority w:val="99"/>
     <w:unhideWhenUsed/>
     <w:pPr>
@@ -32830,10 +34617,10 @@
       <w:ind/>
     </w:pPr>
   </w:style>
-  <w:style w:type="character" w:styleId="177">
+  <w:style w:type="character" w:styleId="872">
     <w:name w:val="Header Char"/>
-    <w:basedOn w:val="148"/>
-    <w:link w:val="176"/>
+    <w:basedOn w:val="843"/>
+    <w:link w:val="871"/>
     <w:uiPriority w:val="99"/>
     <w:pPr>
       <w:pBdr/>
@@ -32841,10 +34628,10 @@
       <w:ind/>
     </w:pPr>
   </w:style>
-  <w:style w:type="paragraph" w:styleId="178">
+  <w:style w:type="paragraph" w:styleId="873">
     <w:name w:val="Footer"/>
-    <w:basedOn w:val="669"/>
-    <w:link w:val="179"/>
+    <w:basedOn w:val="896"/>
+    <w:link w:val="874"/>
     <w:uiPriority w:val="99"/>
     <w:unhideWhenUsed/>
     <w:pPr>
@@ -32857,10 +34644,10 @@
       <w:ind/>
     </w:pPr>
   </w:style>
-  <w:style w:type="character" w:styleId="179">
+  <w:style w:type="character" w:styleId="874">
     <w:name w:val="Footer Char"/>
-    <w:basedOn w:val="148"/>
-    <w:link w:val="178"/>
+    <w:basedOn w:val="843"/>
+    <w:link w:val="873"/>
     <w:uiPriority w:val="99"/>
     <w:pPr>
       <w:pBdr/>
@@ -32868,10 +34655,10 @@
       <w:ind/>
     </w:pPr>
   </w:style>
-  <w:style w:type="paragraph" w:styleId="180">
+  <w:style w:type="paragraph" w:styleId="875">
     <w:name w:val="Caption"/>
-    <w:basedOn w:val="669"/>
-    <w:next w:val="669"/>
+    <w:basedOn w:val="896"/>
+    <w:next w:val="896"/>
     <w:uiPriority w:val="35"/>
     <w:unhideWhenUsed/>
     <w:qFormat/>
@@ -32888,10 +34675,10 @@
       <w:szCs w:val="18"/>
     </w:rPr>
   </w:style>
-  <w:style w:type="paragraph" w:styleId="181">
+  <w:style w:type="paragraph" w:styleId="876">
     <w:name w:val="footnote text"/>
-    <w:basedOn w:val="669"/>
-    <w:link w:val="182"/>
+    <w:basedOn w:val="896"/>
+    <w:link w:val="877"/>
     <w:uiPriority w:val="99"/>
     <w:semiHidden/>
     <w:unhideWhenUsed/>
@@ -32905,10 +34692,10 @@
       <w:szCs w:val="20"/>
     </w:rPr>
   </w:style>
-  <w:style w:type="character" w:styleId="182">
+  <w:style w:type="character" w:styleId="877">
     <w:name w:val="Footnote Text Char"/>
-    <w:basedOn w:val="148"/>
-    <w:link w:val="181"/>
+    <w:basedOn w:val="843"/>
+    <w:link w:val="876"/>
     <w:uiPriority w:val="99"/>
     <w:semiHidden/>
     <w:pPr>
@@ -32921,9 +34708,9 @@
       <w:szCs w:val="20"/>
     </w:rPr>
   </w:style>
-  <w:style w:type="character" w:styleId="183">
+  <w:style w:type="character" w:styleId="878">
     <w:name w:val="footnote reference"/>
-    <w:basedOn w:val="148"/>
+    <w:basedOn w:val="843"/>
     <w:uiPriority w:val="99"/>
     <w:semiHidden/>
     <w:unhideWhenUsed/>
@@ -32936,10 +34723,10 @@
       <w:vertAlign w:val="superscript"/>
     </w:rPr>
   </w:style>
-  <w:style w:type="paragraph" w:styleId="184">
+  <w:style w:type="paragraph" w:styleId="879">
     <w:name w:val="endnote text"/>
-    <w:basedOn w:val="669"/>
-    <w:link w:val="185"/>
+    <w:basedOn w:val="896"/>
+    <w:link w:val="880"/>
     <w:uiPriority w:val="99"/>
     <w:semiHidden/>
     <w:unhideWhenUsed/>
@@ -32953,10 +34740,10 @@
       <w:szCs w:val="20"/>
     </w:rPr>
   </w:style>
-  <w:style w:type="character" w:styleId="185">
+  <w:style w:type="character" w:styleId="880">
     <w:name w:val="Endnote Text Char"/>
-    <w:basedOn w:val="148"/>
-    <w:link w:val="184"/>
+    <w:basedOn w:val="843"/>
+    <w:link w:val="879"/>
     <w:uiPriority w:val="99"/>
     <w:semiHidden/>
     <w:pPr>
@@ -32969,9 +34756,9 @@
       <w:szCs w:val="20"/>
     </w:rPr>
   </w:style>
-  <w:style w:type="character" w:styleId="186">
+  <w:style w:type="character" w:styleId="881">
     <w:name w:val="endnote reference"/>
-    <w:basedOn w:val="148"/>
+    <w:basedOn w:val="843"/>
     <w:uiPriority w:val="99"/>
     <w:semiHidden/>
     <w:unhideWhenUsed/>
@@ -32984,9 +34771,9 @@
       <w:vertAlign w:val="superscript"/>
     </w:rPr>
   </w:style>
-  <w:style w:type="character" w:styleId="187">
+  <w:style w:type="character" w:styleId="882">
     <w:name w:val="Hyperlink"/>
-    <w:basedOn w:val="148"/>
+    <w:basedOn w:val="843"/>
     <w:uiPriority w:val="99"/>
     <w:unhideWhenUsed/>
     <w:pPr>
@@ -32999,9 +34786,9 @@
       <w:u w:val="single"/>
     </w:rPr>
   </w:style>
-  <w:style w:type="character" w:styleId="188">
+  <w:style w:type="character" w:styleId="883">
     <w:name w:val="FollowedHyperlink"/>
-    <w:basedOn w:val="148"/>
+    <w:basedOn w:val="843"/>
     <w:uiPriority w:val="99"/>
     <w:semiHidden/>
     <w:unhideWhenUsed/>
@@ -33015,10 +34802,10 @@
       <w:u w:val="single"/>
     </w:rPr>
   </w:style>
-  <w:style w:type="paragraph" w:styleId="189">
+  <w:style w:type="paragraph" w:styleId="884">
     <w:name w:val="toc 1"/>
-    <w:basedOn w:val="669"/>
-    <w:next w:val="669"/>
+    <w:basedOn w:val="896"/>
+    <w:next w:val="896"/>
     <w:uiPriority w:val="39"/>
     <w:unhideWhenUsed/>
     <w:pPr>
@@ -33027,10 +34814,10 @@
       <w:ind/>
     </w:pPr>
   </w:style>
-  <w:style w:type="paragraph" w:styleId="190">
+  <w:style w:type="paragraph" w:styleId="885">
     <w:name w:val="toc 2"/>
-    <w:basedOn w:val="669"/>
-    <w:next w:val="669"/>
+    <w:basedOn w:val="896"/>
+    <w:next w:val="896"/>
     <w:uiPriority w:val="39"/>
     <w:unhideWhenUsed/>
     <w:pPr>
@@ -33039,10 +34826,10 @@
       <w:ind w:left="220"/>
     </w:pPr>
   </w:style>
-  <w:style w:type="paragraph" w:styleId="191">
+  <w:style w:type="paragraph" w:styleId="886">
     <w:name w:val="toc 3"/>
-    <w:basedOn w:val="669"/>
-    <w:next w:val="669"/>
+    <w:basedOn w:val="896"/>
+    <w:next w:val="896"/>
     <w:uiPriority w:val="39"/>
     <w:unhideWhenUsed/>
     <w:pPr>
@@ -33051,10 +34838,10 @@
       <w:ind w:left="440"/>
     </w:pPr>
   </w:style>
-  <w:style w:type="paragraph" w:styleId="192">
+  <w:style w:type="paragraph" w:styleId="887">
     <w:name w:val="toc 4"/>
-    <w:basedOn w:val="669"/>
-    <w:next w:val="669"/>
+    <w:basedOn w:val="896"/>
+    <w:next w:val="896"/>
     <w:uiPriority w:val="39"/>
     <w:unhideWhenUsed/>
     <w:pPr>
@@ -33063,10 +34850,10 @@
       <w:ind w:left="660"/>
     </w:pPr>
   </w:style>
-  <w:style w:type="paragraph" w:styleId="193">
+  <w:style w:type="paragraph" w:styleId="888">
     <w:name w:val="toc 5"/>
-    <w:basedOn w:val="669"/>
-    <w:next w:val="669"/>
+    <w:basedOn w:val="896"/>
+    <w:next w:val="896"/>
     <w:uiPriority w:val="39"/>
     <w:unhideWhenUsed/>
     <w:pPr>
@@ -33075,10 +34862,10 @@
       <w:ind w:left="880"/>
     </w:pPr>
   </w:style>
-  <w:style w:type="paragraph" w:styleId="194">
+  <w:style w:type="paragraph" w:styleId="889">
     <w:name w:val="toc 6"/>
-    <w:basedOn w:val="669"/>
-    <w:next w:val="669"/>
+    <w:basedOn w:val="896"/>
+    <w:next w:val="896"/>
     <w:uiPriority w:val="39"/>
     <w:unhideWhenUsed/>
     <w:pPr>
@@ -33087,10 +34874,10 @@
       <w:ind w:left="1100"/>
     </w:pPr>
   </w:style>
-  <w:style w:type="paragraph" w:styleId="195">
+  <w:style w:type="paragraph" w:styleId="890">
     <w:name w:val="toc 7"/>
-    <w:basedOn w:val="669"/>
-    <w:next w:val="669"/>
+    <w:basedOn w:val="896"/>
+    <w:next w:val="896"/>
     <w:uiPriority w:val="39"/>
     <w:unhideWhenUsed/>
     <w:pPr>
@@ -33099,10 +34886,10 @@
       <w:ind w:left="1320"/>
     </w:pPr>
   </w:style>
-  <w:style w:type="paragraph" w:styleId="196">
+  <w:style w:type="paragraph" w:styleId="891">
     <w:name w:val="toc 8"/>
-    <w:basedOn w:val="669"/>
-    <w:next w:val="669"/>
+    <w:basedOn w:val="896"/>
+    <w:next w:val="896"/>
     <w:uiPriority w:val="39"/>
     <w:unhideWhenUsed/>
     <w:pPr>
@@ -33111,10 +34898,10 @@
       <w:ind w:left="1540"/>
     </w:pPr>
   </w:style>
-  <w:style w:type="paragraph" w:styleId="197">
+  <w:style w:type="paragraph" w:styleId="892">
     <w:name w:val="toc 9"/>
-    <w:basedOn w:val="669"/>
-    <w:next w:val="669"/>
+    <w:basedOn w:val="896"/>
+    <w:next w:val="896"/>
     <w:uiPriority w:val="39"/>
     <w:unhideWhenUsed/>
     <w:pPr>
@@ -33123,9 +34910,9 @@
       <w:ind w:left="1760"/>
     </w:pPr>
   </w:style>
-  <w:style w:type="character" w:styleId="198">
+  <w:style w:type="character" w:styleId="893">
     <w:name w:val="Placeholder Text"/>
-    <w:basedOn w:val="148"/>
+    <w:basedOn w:val="843"/>
     <w:uiPriority w:val="99"/>
     <w:semiHidden/>
     <w:pPr>
@@ -33137,7 +34924,7 @@
       <w:color w:val="666666"/>
     </w:rPr>
   </w:style>
-  <w:style w:type="paragraph" w:styleId="208">
+  <w:style w:type="paragraph" w:styleId="894">
     <w:name w:val="TOC Heading"/>
     <w:uiPriority w:val="39"/>
     <w:unhideWhenUsed/>
@@ -33147,10 +34934,10 @@
       <w:ind/>
     </w:pPr>
   </w:style>
-  <w:style w:type="paragraph" w:styleId="209">
+  <w:style w:type="paragraph" w:styleId="895">
     <w:name w:val="table of figures"/>
-    <w:basedOn w:val="669"/>
-    <w:next w:val="669"/>
+    <w:basedOn w:val="896"/>
+    <w:next w:val="896"/>
     <w:uiPriority w:val="99"/>
     <w:unhideWhenUsed/>
     <w:pPr>
@@ -33159,10 +34946,10 @@
       <w:ind/>
     </w:pPr>
   </w:style>
-  <w:style w:type="paragraph" w:styleId="669" w:default="1">
+  <w:style w:type="paragraph" w:styleId="896" w:default="1">
     <w:name w:val="Normal"/>
-    <w:next w:val="669"/>
-    <w:link w:val="669"/>
+    <w:next w:val="896"/>
+    <w:link w:val="896"/>
     <w:qFormat/>
     <w:pPr>
       <w:pBdr/>
@@ -33175,10 +34962,10 @@
       <w:lang w:val="de-DE" w:eastAsia="en-US" w:bidi="ar-SA"/>
     </w:rPr>
   </w:style>
-  <w:style w:type="character" w:styleId="670">
+  <w:style w:type="character" w:styleId="897">
     <w:name w:val="Absatz-Standardschriftart"/>
-    <w:next w:val="670"/>
-    <w:link w:val="669"/>
+    <w:next w:val="897"/>
+    <w:link w:val="896"/>
     <w:uiPriority w:val="1"/>
     <w:semiHidden/>
     <w:unhideWhenUsed/>
@@ -33188,10 +34975,10 @@
       <w:ind/>
     </w:pPr>
   </w:style>
-  <w:style w:type="table" w:styleId="671">
+  <w:style w:type="table" w:styleId="898">
     <w:name w:val="Normale Tabelle"/>
-    <w:next w:val="671"/>
-    <w:link w:val="669"/>
+    <w:next w:val="898"/>
+    <w:link w:val="896"/>
     <w:uiPriority w:val="99"/>
     <w:semiHidden/>
     <w:unhideWhenUsed/>
@@ -33385,10 +35172,10 @@
       </w:tcPr>
     </w:tblStylePr>
   </w:style>
-  <w:style w:type="numbering" w:styleId="672">
+  <w:style w:type="numbering" w:styleId="899">
     <w:name w:val="Keine Liste"/>
-    <w:next w:val="672"/>
-    <w:link w:val="669"/>
+    <w:next w:val="899"/>
+    <w:link w:val="896"/>
     <w:uiPriority w:val="99"/>
     <w:semiHidden/>
     <w:unhideWhenUsed/>
@@ -33398,11 +35185,11 @@
       <w:ind/>
     </w:pPr>
   </w:style>
-  <w:style w:type="table" w:styleId="673">
+  <w:style w:type="table" w:styleId="900">
     <w:name w:val="Tabellenraster"/>
-    <w:basedOn w:val="671"/>
-    <w:next w:val="673"/>
-    <w:link w:val="669"/>
+    <w:basedOn w:val="898"/>
+    <w:next w:val="900"/>
+    <w:link w:val="896"/>
     <w:uiPriority w:val="59"/>
     <w:pPr>
       <w:pBdr/>
@@ -33594,11 +35381,11 @@
       </w:tcPr>
     </w:tblStylePr>
   </w:style>
-  <w:style w:type="paragraph" w:styleId="674">
+  <w:style w:type="paragraph" w:styleId="901">
     <w:name w:val="Untertitel"/>
-    <w:basedOn w:val="669"/>
-    <w:next w:val="669"/>
-    <w:link w:val="675"/>
+    <w:basedOn w:val="896"/>
+    <w:next w:val="896"/>
+    <w:link w:val="902"/>
     <w:uiPriority w:val="11"/>
     <w:qFormat/>
     <w:pPr>
@@ -33614,10 +35401,10 @@
       <w:szCs w:val="24"/>
     </w:rPr>
   </w:style>
-  <w:style w:type="character" w:styleId="675">
+  <w:style w:type="character" w:styleId="902">
     <w:name w:val="Untertitel Zchn"/>
-    <w:next w:val="675"/>
-    <w:link w:val="674"/>
+    <w:next w:val="902"/>
+    <w:link w:val="901"/>
     <w:uiPriority w:val="11"/>
     <w:pPr>
       <w:pBdr/>
